--- a/guj/docx/015.content.docx
+++ b/guj/docx/015.content.docx
@@ -127,7 +127,7 @@
         <w:rPr>
           <w:lang w:val="gu_IN" w:bidi="gu_IN"/>
         </w:rPr>
-        <w:t>ઘ</w:t>
+        <w:t>છ</w:t>
       </w:r>
       <w:r>
         <w:rPr>
@@ -190,7 +190,7 @@
         <w:rPr>
           <w:lang w:val="gu_IN" w:bidi="gu_IN"/>
         </w:rPr>
-        <w:t>ઘઉં</w:t>
+        <w:t>છાંયો, છાંયો કરે છે, પડછાયો, ઝાંખું</w:t>
       </w:r>
       <w:r>
         <w:rPr>
@@ -220,82 +220,118 @@
         <w:rPr>
           <w:lang w:val="gu_IN" w:bidi="gu_IN"/>
         </w:rPr>
-        <w:t>ઘઉં એક પ્રકારનું અનાજ છે જે લોકો ખોરાક માટે ઉગાડે છે.</w:t>
+        <w:t>"છાંયો" શબ્દ શાબ્દિક રીતે અંધકારનો ઉલ્લેખ કરે છે કે જે પ્રકાશને અટકાવનાર કોઈ વસ્તુ દ્વારા થાય છે.</w:t>
         <w:br/>
       </w:r>
       <w:r>
         <w:rPr>
           <w:lang w:val="gu_IN" w:bidi="gu_IN"/>
         </w:rPr>
-        <w:t>જ્યારે બાઇબલ "અનાજ" અથવા "બીજ" નો ઉલ્લેખ કરે છે ત્યારે તે ઘઉંના અનાજ અથવા બીજ વિશે વાત કરે છે.</w:t>
-      </w:r>
-    </w:p>
-    <w:p>
-      <w:pPr>
-        <w:pStyle w:val="ListBullet"/>
-        <w:spacing w:line="240" w:lineRule="auto"/>
-        <w:ind w:left="720"/>
-      </w:pPr>
-      <w:r>
-        <w:rPr>
-          <w:lang w:val="gu_IN" w:bidi="gu_IN"/>
-        </w:rPr>
-      </w:r>
-      <w:r>
-        <w:rPr>
-          <w:lang w:val="gu_IN" w:bidi="gu_IN"/>
-        </w:rPr>
-        <w:t>ઘઉંનાં બીજ અથવા અનાજ ઘઉંના છોડની ટોચ પર ઉગે છે.</w:t>
-      </w:r>
-    </w:p>
-    <w:p>
-      <w:pPr>
-        <w:pStyle w:val="ListBullet"/>
-        <w:spacing w:line="240" w:lineRule="auto"/>
-        <w:ind w:left="720"/>
-      </w:pPr>
-      <w:r>
-        <w:rPr>
-          <w:lang w:val="gu_IN" w:bidi="gu_IN"/>
-        </w:rPr>
-      </w:r>
-      <w:r>
-        <w:rPr>
-          <w:lang w:val="gu_IN" w:bidi="gu_IN"/>
-        </w:rPr>
-        <w:t>ઘઉંનીકાપણીપછી, અનાજને મસળવા દ્વારા છોડના કણસાલાથી અલગ કરવામાં આવે છે.</w:t>
+        <w:t>તેના અનેક રૂપકાત્મક અર્થ પણ છે.</w:t>
+      </w:r>
+    </w:p>
+    <w:p>
+      <w:pPr>
+        <w:pStyle w:val="ListBullet"/>
+        <w:spacing w:line="240" w:lineRule="auto"/>
+        <w:ind w:left="720"/>
+      </w:pPr>
+      <w:r>
+        <w:rPr>
+          <w:lang w:val="gu_IN" w:bidi="gu_IN"/>
+        </w:rPr>
+      </w:r>
+      <w:r>
+        <w:rPr>
+          <w:lang w:val="gu_IN" w:bidi="gu_IN"/>
+        </w:rPr>
+        <w:t>“મરણની છાંયા" નો અર્થ કે મરણ હાજર છે અથવા નજીક છે, જેમ છાંયો તેની કોઈ વસ્તુની હાજરીને દર્શાવે છે તેમ.</w:t>
+      </w:r>
+    </w:p>
+    <w:p>
+      <w:pPr>
+        <w:pStyle w:val="ListBullet"/>
+        <w:spacing w:line="240" w:lineRule="auto"/>
+        <w:ind w:left="720"/>
+      </w:pPr>
+      <w:r>
+        <w:rPr>
+          <w:lang w:val="gu_IN" w:bidi="gu_IN"/>
+        </w:rPr>
+      </w:r>
+      <w:r>
+        <w:rPr>
+          <w:lang w:val="gu_IN" w:bidi="gu_IN"/>
+        </w:rPr>
+        <w:t>બાઈબલમાં ઘણી વખત, મનુષ્યનું જીવન છાંયા સાથે સરખાવવામાં આવે છે, જે લાંબા સમય સુધી ચાલતું નથી અને જેનું કોઈ મહત્વ નથી.</w:t>
+      </w:r>
+    </w:p>
+    <w:p>
+      <w:pPr>
+        <w:pStyle w:val="ListBullet"/>
+        <w:spacing w:line="240" w:lineRule="auto"/>
+        <w:ind w:left="720"/>
+      </w:pPr>
+      <w:r>
+        <w:rPr>
+          <w:lang w:val="gu_IN" w:bidi="gu_IN"/>
+        </w:rPr>
+      </w:r>
+      <w:r>
+        <w:rPr>
+          <w:lang w:val="gu_IN" w:bidi="gu_IN"/>
+        </w:rPr>
+        <w:t>ઘણીવાર "છાંયો" બીજો શબ્દ “અંધકાર" તરીકે વાપરવામાં આવ્યો છે.</w:t>
+      </w:r>
+    </w:p>
+    <w:p>
+      <w:pPr>
+        <w:pStyle w:val="ListBullet"/>
+        <w:spacing w:line="240" w:lineRule="auto"/>
+        <w:ind w:left="720"/>
+      </w:pPr>
+      <w:r>
+        <w:rPr>
+          <w:lang w:val="gu_IN" w:bidi="gu_IN"/>
+        </w:rPr>
+      </w:r>
+      <w:r>
+        <w:rPr>
+          <w:lang w:val="gu_IN" w:bidi="gu_IN"/>
+        </w:rPr>
+        <w:t>ઈશ્વરની પાંખોની છાંયામાં અથવા હાથમાં છુપાયેલ અથવા સુરક્ષિત એ વિષે બાઈબલ જણાવે છે.</w:t>
         <w:br/>
       </w:r>
       <w:r>
         <w:rPr>
           <w:lang w:val="gu_IN" w:bidi="gu_IN"/>
         </w:rPr>
-        <w:t>ઘઉંના છોડની દાંડીને "પરાળ તરીકે પણ ઓળખવામાં આવે છે અને તે ઘણીવાર પ્રાણીઓ પર સૂવા માટે જમીન પર મૂકવામાં આવે છે.</w:t>
+        <w:t>આ જોખમથી સુરક્ષિત અને છુપાયેલનું ચિત્ર છે.</w:t>
         <w:br/>
       </w:r>
       <w:r>
         <w:rPr>
           <w:lang w:val="gu_IN" w:bidi="gu_IN"/>
         </w:rPr>
-        <w:t>ખેડ્યા પછી, અનાજના બીજની આસપાસના ફોતરાંને અનાજમાંથી ઊપણવા દ્વારા દૂર કરવામાં આવે છે.</w:t>
-      </w:r>
-    </w:p>
-    <w:p>
-      <w:pPr>
-        <w:pStyle w:val="ListBullet"/>
-        <w:spacing w:line="240" w:lineRule="auto"/>
-        <w:ind w:left="720"/>
-      </w:pPr>
-      <w:r>
-        <w:rPr>
-          <w:lang w:val="gu_IN" w:bidi="gu_IN"/>
-        </w:rPr>
-      </w:r>
-      <w:r>
-        <w:rPr>
-          <w:lang w:val="gu_IN" w:bidi="gu_IN"/>
-        </w:rPr>
-        <w:t>લોકો ઘઉંના અનાજને દળીને લોટ બનાવે છે અને રોટલી બનાવવા માટે તેનો ઉપયોગ કરે છે.</w:t>
+        <w:t>આ સંદર્ભોમાં "છાંયા" નું અનુવાદ કરવાની અન્ય રીતોમાં "છાંયડો" અથવા "સલામતી" અથવા "રક્ષણ" સામેલ હોઈ શકે છે.</w:t>
+      </w:r>
+    </w:p>
+    <w:p>
+      <w:pPr>
+        <w:pStyle w:val="ListBullet"/>
+        <w:spacing w:line="240" w:lineRule="auto"/>
+        <w:ind w:left="720"/>
+      </w:pPr>
+      <w:r>
+        <w:rPr>
+          <w:lang w:val="gu_IN" w:bidi="gu_IN"/>
+        </w:rPr>
+      </w:r>
+      <w:r>
+        <w:rPr>
+          <w:lang w:val="gu_IN" w:bidi="gu_IN"/>
+        </w:rPr>
+        <w:t>વાસ્તવિક છાંયાના સંદર્ભ માટે સ્થાનિક શબ્દનો શાબ્દિક ઉપયોગ કરીને "છાંયો" નું અનુવાદ કરવું શ્રેષ્ઠ છે.</w:t>
       </w:r>
     </w:p>
     <w:p>
@@ -315,7 +351,7 @@
         <w:rPr>
           <w:lang w:val="gu_IN" w:bidi="gu_IN"/>
         </w:rPr>
-        <w:t>જવ</w:t>
+        <w:t>અંધકાર</w:t>
       </w:r>
       <w:r>
         <w:rPr>
@@ -327,55 +363,7 @@
         <w:rPr>
           <w:lang w:val="gu_IN" w:bidi="gu_IN"/>
         </w:rPr>
-        <w:t>ફોતરુ</w:t>
-      </w:r>
-      <w:r>
-        <w:rPr>
-          <w:lang w:val="gu_IN" w:bidi="gu_IN"/>
-        </w:rPr>
-        <w:t xml:space="preserve">, </w:t>
-      </w:r>
-      <w:r>
-        <w:rPr>
-          <w:lang w:val="gu_IN" w:bidi="gu_IN"/>
-        </w:rPr>
-        <w:t>અનાજ</w:t>
-      </w:r>
-      <w:r>
-        <w:rPr>
-          <w:lang w:val="gu_IN" w:bidi="gu_IN"/>
-        </w:rPr>
-        <w:t>,</w:t>
-      </w:r>
-      <w:r>
-        <w:rPr>
-          <w:lang w:val="gu_IN" w:bidi="gu_IN"/>
-        </w:rPr>
-        <w:t>બીજ</w:t>
-      </w:r>
-      <w:r>
-        <w:rPr>
-          <w:lang w:val="gu_IN" w:bidi="gu_IN"/>
-        </w:rPr>
-        <w:t xml:space="preserve">, </w:t>
-      </w:r>
-      <w:r>
-        <w:rPr>
-          <w:lang w:val="gu_IN" w:bidi="gu_IN"/>
-        </w:rPr>
-        <w:t>મસળવું</w:t>
-      </w:r>
-      <w:r>
-        <w:rPr>
-          <w:lang w:val="gu_IN" w:bidi="gu_IN"/>
-        </w:rPr>
-        <w:t xml:space="preserve">, </w:t>
-      </w:r>
-      <w:r>
-        <w:rPr>
-          <w:lang w:val="gu_IN" w:bidi="gu_IN"/>
-        </w:rPr>
-        <w:t>ઊપણવું</w:t>
+        <w:t>પ્રકાશ</w:t>
       </w:r>
       <w:r>
         <w:rPr>
@@ -392,7 +380,7 @@
         <w:rPr>
           <w:lang w:val="gu_IN" w:bidi="gu_IN"/>
         </w:rPr>
-        <w:t>બાઇબલ સંદર્ભો:</w:t>
+        <w:t>બાઈબલના સંદર્ભો:</w:t>
       </w:r>
     </w:p>
     <w:p>
@@ -415,7 +403,7 @@
             <w:color w:val="0000EE"/>
             <w:u w:val="single"/>
           </w:rPr>
-          <w:t>પ્રેરિતોનાં કૃત્યો 27:36–38</w:t>
+          <w:t>2 રાજાઓ 20:8–9</w:t>
         </w:r>
       </w:hyperlink>
     </w:p>
@@ -439,7 +427,7 @@
             <w:color w:val="0000EE"/>
             <w:u w:val="single"/>
           </w:rPr>
-          <w:t>લેવીય 34:21–22</w:t>
+          <w:t>ઉત્પત્તિ 19:6–8</w:t>
         </w:r>
       </w:hyperlink>
     </w:p>
@@ -463,7 +451,7 @@
             <w:color w:val="0000EE"/>
             <w:u w:val="single"/>
           </w:rPr>
-          <w:t>યોહાન 12:23–24</w:t>
+          <w:t>યશાયા 30:1–2</w:t>
         </w:r>
       </w:hyperlink>
     </w:p>
@@ -487,7 +475,7 @@
             <w:color w:val="0000EE"/>
             <w:u w:val="single"/>
           </w:rPr>
-          <w:t>લૂક 3:17</w:t>
+          <w:t>યર્મિયા 6:4–5</w:t>
         </w:r>
       </w:hyperlink>
     </w:p>
@@ -511,12 +499,216 @@
             <w:color w:val="0000EE"/>
             <w:u w:val="single"/>
           </w:rPr>
-          <w:t>માથ્થી 3:10–12</w:t>
+          <w:t>ગીતશાસ્ત્ર 17:8–10</w:t>
         </w:r>
       </w:hyperlink>
     </w:p>
     <w:p>
       <w:pPr>
+        <w:pStyle w:val="Heading3"/>
+      </w:pPr>
+      <w:r>
+        <w:rPr>
+          <w:lang w:val="gu_IN" w:bidi="gu_IN"/>
+        </w:rPr>
+        <w:t>શબ્દ માહિતી:</w:t>
+      </w:r>
+    </w:p>
+    <w:p>
+      <w:pPr>
+        <w:pStyle w:val="ListBullet"/>
+        <w:spacing w:line="240" w:lineRule="auto"/>
+        <w:ind w:left="720"/>
+      </w:pPr>
+      <w:r>
+        <w:rPr>
+          <w:lang w:val="gu_IN" w:bidi="gu_IN"/>
+        </w:rPr>
+      </w:r>
+      <w:r>
+        <w:rPr>
+          <w:lang w:val="gu_IN" w:bidi="gu_IN"/>
+        </w:rPr>
+        <w:t>Strong's: H2927, H6738, H6751, H6752, H6754, H6757, H6767, G644, G1982, G2683, G4639</w:t>
+      </w:r>
+      <w:r>
+        <w:rPr>
+          <w:lang w:val="gu_IN" w:bidi="gu_IN"/>
+        </w:rPr>
+      </w:r>
+      <w:r>
+        <w:rPr>
+          <w:lang w:val="gu_IN" w:bidi="gu_IN"/>
+        </w:rPr>
+      </w:r>
+    </w:p>
+    <w:p>
+      <w:pPr/>
+      <w:r>
+        <w:rPr>
+          <w:lang w:val="gu_IN" w:bidi="gu_IN"/>
+        </w:rPr>
+      </w:r>
+    </w:p>
+    <w:p>
+      <w:pPr>
+        <w:pStyle w:val="Heading2"/>
+      </w:pPr>
+      <w:r>
+        <w:rPr>
+          <w:lang w:val="gu_IN" w:bidi="gu_IN"/>
+        </w:rPr>
+        <w:t>છાણ, ખાતર</w:t>
+      </w:r>
+      <w:r>
+        <w:rPr>
+          <w:lang w:val="gu_IN" w:bidi="gu_IN"/>
+        </w:rPr>
+      </w:r>
+    </w:p>
+    <w:p>
+      <w:pPr>
+        <w:pStyle w:val="Heading3"/>
+      </w:pPr>
+      <w:r>
+        <w:rPr>
+          <w:lang w:val="gu_IN" w:bidi="gu_IN"/>
+        </w:rPr>
+        <w:t>વ્યાખ્યા:</w:t>
+      </w:r>
+    </w:p>
+    <w:p>
+      <w:pPr/>
+      <w:r>
+        <w:rPr>
+          <w:lang w:val="gu_IN" w:bidi="gu_IN"/>
+        </w:rPr>
+      </w:r>
+      <w:r>
+        <w:rPr>
+          <w:lang w:val="gu_IN" w:bidi="gu_IN"/>
+        </w:rPr>
+        <w:t>“છાણ” શબ્દ એ મનુષ્ય અથવા પશુનો ઘટ્ટ કચરો દર્શાવે છે, અને તેને મળ અથવા વિષ્ટા પણ કહેવામાં આવે છે.</w:t>
+        <w:br/>
+      </w:r>
+      <w:r>
+        <w:rPr>
+          <w:lang w:val="gu_IN" w:bidi="gu_IN"/>
+        </w:rPr>
+        <w:t>જયારે તે જમીનને સમૃદ્ધ કરવા ખાતર તરીકે વપરાય છે, ત્યારે તેને “ખાતર” કહેવામાં આવે છે.</w:t>
+      </w:r>
+    </w:p>
+    <w:p>
+      <w:pPr>
+        <w:pStyle w:val="ListBullet"/>
+        <w:spacing w:line="240" w:lineRule="auto"/>
+        <w:ind w:left="720"/>
+      </w:pPr>
+      <w:r>
+        <w:rPr>
+          <w:lang w:val="gu_IN" w:bidi="gu_IN"/>
+        </w:rPr>
+      </w:r>
+      <w:r>
+        <w:rPr>
+          <w:lang w:val="gu_IN" w:bidi="gu_IN"/>
+        </w:rPr>
+        <w:t>આ શબ્દોને રૂપકાત્મક રીતે કંઇક કે જે નકામું અથવા મહત્વપૂર્ણ નથી તે માટે પણ વાપરી શકાય છે.</w:t>
+      </w:r>
+    </w:p>
+    <w:p>
+      <w:pPr>
+        <w:pStyle w:val="ListBullet"/>
+        <w:spacing w:line="240" w:lineRule="auto"/>
+        <w:ind w:left="720"/>
+      </w:pPr>
+      <w:r>
+        <w:rPr>
+          <w:lang w:val="gu_IN" w:bidi="gu_IN"/>
+        </w:rPr>
+      </w:r>
+      <w:r>
+        <w:rPr>
+          <w:lang w:val="gu_IN" w:bidi="gu_IN"/>
+        </w:rPr>
+        <w:t>મોટેભાગે પશુના સૂકા છાણને બળતણ માટે વાપરવામાં આવે છે.</w:t>
+      </w:r>
+    </w:p>
+    <w:p>
+      <w:pPr>
+        <w:pStyle w:val="ListBullet"/>
+        <w:spacing w:line="240" w:lineRule="auto"/>
+        <w:ind w:left="720"/>
+      </w:pPr>
+      <w:r>
+        <w:rPr>
+          <w:lang w:val="gu_IN" w:bidi="gu_IN"/>
+        </w:rPr>
+      </w:r>
+      <w:r>
+        <w:rPr>
+          <w:lang w:val="gu_IN" w:bidi="gu_IN"/>
+        </w:rPr>
+        <w:t>“પૃથ્વી ઉપર છાણ જેવું હોવું” અભિવ્યક્તિનું ભાષાંતર, “નકામા છાણની જેમ ધરતી ઉપર વિખરાઈ જવું,” તરીકે કરી શકાય છે.</w:t>
+      </w:r>
+    </w:p>
+    <w:p>
+      <w:pPr>
+        <w:pStyle w:val="ListBullet"/>
+        <w:spacing w:line="240" w:lineRule="auto"/>
+        <w:ind w:left="720"/>
+      </w:pPr>
+      <w:r>
+        <w:rPr>
+          <w:lang w:val="gu_IN" w:bidi="gu_IN"/>
+        </w:rPr>
+      </w:r>
+      <w:r>
+        <w:rPr>
+          <w:lang w:val="gu_IN" w:bidi="gu_IN"/>
+        </w:rPr>
+        <w:t>યરૂશાલેમની દક્ષિણ દીવાલમાંનો “છાણ નો દરવાજો” કદાચ એ દરવાજો હતો કે જ્યાંથી કચરો અને નકામી ચીજો શહેરની બહાર લઈ જવામાં આવતી હતી.</w:t>
+      </w:r>
+    </w:p>
+    <w:p>
+      <w:pPr/>
+      <w:r>
+        <w:rPr>
+          <w:lang w:val="gu_IN" w:bidi="gu_IN"/>
+        </w:rPr>
+      </w:r>
+      <w:r>
+        <w:rPr>
+          <w:lang w:val="gu_IN" w:bidi="gu_IN"/>
+        </w:rPr>
+        <w:t xml:space="preserve">(આ પણ જુઓ: </w:t>
+      </w:r>
+      <w:r>
+        <w:rPr>
+          <w:lang w:val="gu_IN" w:bidi="gu_IN"/>
+        </w:rPr>
+        <w:t>દરવાજો</w:t>
+      </w:r>
+      <w:r>
+        <w:rPr>
+          <w:lang w:val="gu_IN" w:bidi="gu_IN"/>
+        </w:rPr>
+        <w:t>)</w:t>
+      </w:r>
+    </w:p>
+    <w:p>
+      <w:pPr>
+        <w:pStyle w:val="Heading3"/>
+      </w:pPr>
+      <w:r>
+        <w:rPr>
+          <w:lang w:val="gu_IN" w:bidi="gu_IN"/>
+        </w:rPr>
+        <w:t>બાઈબલની કલમો:</w:t>
+      </w:r>
+    </w:p>
+    <w:p>
+      <w:pPr>
         <w:pStyle w:val="ListBullet"/>
         <w:spacing w:line="240" w:lineRule="auto"/>
         <w:ind w:left="720"/>
@@ -535,419 +727,12 @@
             <w:color w:val="0000EE"/>
             <w:u w:val="single"/>
           </w:rPr>
-          <w:t>માથ્થી 13:24–26</w:t>
+          <w:t>1 રાજા 14:9–10</w:t>
         </w:r>
       </w:hyperlink>
     </w:p>
     <w:p>
       <w:pPr>
-        <w:pStyle w:val="Heading3"/>
-      </w:pPr>
-      <w:r>
-        <w:rPr>
-          <w:lang w:val="gu_IN" w:bidi="gu_IN"/>
-        </w:rPr>
-        <w:t>શબ્દ માહિતી:</w:t>
-      </w:r>
-    </w:p>
-    <w:p>
-      <w:pPr>
-        <w:pStyle w:val="ListBullet"/>
-        <w:spacing w:line="240" w:lineRule="auto"/>
-        <w:ind w:left="720"/>
-      </w:pPr>
-      <w:r>
-        <w:rPr>
-          <w:lang w:val="gu_IN" w:bidi="gu_IN"/>
-        </w:rPr>
-      </w:r>
-      <w:r>
-        <w:rPr>
-          <w:lang w:val="gu_IN" w:bidi="gu_IN"/>
-        </w:rPr>
-        <w:t>Strong's: H1250, H2406, G4621</w:t>
-      </w:r>
-      <w:r>
-        <w:rPr>
-          <w:lang w:val="gu_IN" w:bidi="gu_IN"/>
-        </w:rPr>
-      </w:r>
-      <w:r>
-        <w:rPr>
-          <w:lang w:val="gu_IN" w:bidi="gu_IN"/>
-        </w:rPr>
-      </w:r>
-    </w:p>
-    <w:p>
-      <w:pPr/>
-      <w:r>
-        <w:rPr>
-          <w:lang w:val="gu_IN" w:bidi="gu_IN"/>
-        </w:rPr>
-      </w:r>
-    </w:p>
-    <w:p>
-      <w:pPr>
-        <w:pStyle w:val="Heading2"/>
-      </w:pPr>
-      <w:r>
-        <w:rPr>
-          <w:lang w:val="gu_IN" w:bidi="gu_IN"/>
-        </w:rPr>
-        <w:t>ઘર, ઘરો, ઘરનું છાપરું, ઘરના છાપરાં, વખાર, વખારો, રખેવાળો</w:t>
-      </w:r>
-      <w:r>
-        <w:rPr>
-          <w:lang w:val="gu_IN" w:bidi="gu_IN"/>
-        </w:rPr>
-      </w:r>
-    </w:p>
-    <w:p>
-      <w:pPr>
-        <w:pStyle w:val="Heading3"/>
-      </w:pPr>
-      <w:r>
-        <w:rPr>
-          <w:lang w:val="gu_IN" w:bidi="gu_IN"/>
-        </w:rPr>
-        <w:t>વ્યાખ્યા:</w:t>
-      </w:r>
-    </w:p>
-    <w:p>
-      <w:pPr/>
-      <w:r>
-        <w:rPr>
-          <w:lang w:val="gu_IN" w:bidi="gu_IN"/>
-        </w:rPr>
-      </w:r>
-      <w:r>
-        <w:rPr>
-          <w:lang w:val="gu_IN" w:bidi="gu_IN"/>
-        </w:rPr>
-        <w:t>બાઈબલમાં ઘણીવાર “ઘર” શબ્દને રૂપકાત્મક રીતે વાપરવામાં આવ્યો છે.</w:t>
-      </w:r>
-    </w:p>
-    <w:p>
-      <w:pPr>
-        <w:pStyle w:val="ListBullet"/>
-        <w:spacing w:line="240" w:lineRule="auto"/>
-        <w:ind w:left="720"/>
-      </w:pPr>
-      <w:r>
-        <w:rPr>
-          <w:lang w:val="gu_IN" w:bidi="gu_IN"/>
-        </w:rPr>
-      </w:r>
-      <w:r>
-        <w:rPr>
-          <w:lang w:val="gu_IN" w:bidi="gu_IN"/>
-        </w:rPr>
-        <w:t>ક્યારેક તેનો અર્થ “ઘરના,” લોકો કે જેઓ એક ઘરમાં એકસાથે રહે છે તે દર્શાવે છે.</w:t>
-      </w:r>
-    </w:p>
-    <w:p>
-      <w:pPr>
-        <w:pStyle w:val="ListBullet"/>
-        <w:spacing w:line="240" w:lineRule="auto"/>
-        <w:ind w:left="720"/>
-      </w:pPr>
-      <w:r>
-        <w:rPr>
-          <w:lang w:val="gu_IN" w:bidi="gu_IN"/>
-        </w:rPr>
-      </w:r>
-      <w:r>
-        <w:rPr>
-          <w:lang w:val="gu_IN" w:bidi="gu_IN"/>
-        </w:rPr>
-        <w:t>મોટેભાગે “ઘર” વ્યક્તિના વંશજો અથવા સંબંધીઓને દર્શાવે છે. ઉદાહરણ તરીકે, “દાઉદનું ઘર(કુટુંબ)” શબ્દસમૂહ, દાઉદ રાજાના બધા વંશજોને દર્શાવે છે.</w:t>
-      </w:r>
-    </w:p>
-    <w:p>
-      <w:pPr>
-        <w:pStyle w:val="ListBullet"/>
-        <w:spacing w:line="240" w:lineRule="auto"/>
-        <w:ind w:left="720"/>
-      </w:pPr>
-      <w:r>
-        <w:rPr>
-          <w:lang w:val="gu_IN" w:bidi="gu_IN"/>
-        </w:rPr>
-      </w:r>
-      <w:r>
-        <w:rPr>
-          <w:lang w:val="gu_IN" w:bidi="gu_IN"/>
-        </w:rPr>
-        <w:t>“દેવનું ઘર” અને “યહોવાનું ઘર” શબ્દો, મુલાકાત મંડપ અથવા મંદિરને દર્શાવે છે.</w:t>
-        <w:br/>
-      </w:r>
-      <w:r>
-        <w:rPr>
-          <w:lang w:val="gu_IN" w:bidi="gu_IN"/>
-        </w:rPr>
-        <w:t>સામાન્ય રીતે આ અભિવ્યક્તિ દેવ ક્યાં છે અથવા રહે છે એમ પણ દર્શાવી શકાય છે.</w:t>
-      </w:r>
-    </w:p>
-    <w:p>
-      <w:pPr>
-        <w:pStyle w:val="ListBullet"/>
-        <w:spacing w:line="240" w:lineRule="auto"/>
-        <w:ind w:left="720"/>
-      </w:pPr>
-      <w:r>
-        <w:rPr>
-          <w:lang w:val="gu_IN" w:bidi="gu_IN"/>
-        </w:rPr>
-      </w:r>
-      <w:r>
-        <w:rPr>
-          <w:lang w:val="gu_IN" w:bidi="gu_IN"/>
-        </w:rPr>
-        <w:t>હિબ્રૂ 3 માં, “દેવના ઘર” ને રૂપક અલંકારમાં, દેવના લોકો અથવા, વધારે સામાન્ય રીતે, દેવને લગતી તમામ બાબત તરીકે દર્શાવવા વાપરવામાં આવી છે.</w:t>
-      </w:r>
-    </w:p>
-    <w:p>
-      <w:pPr>
-        <w:pStyle w:val="ListBullet"/>
-        <w:spacing w:line="240" w:lineRule="auto"/>
-        <w:ind w:left="720"/>
-      </w:pPr>
-      <w:r>
-        <w:rPr>
-          <w:lang w:val="gu_IN" w:bidi="gu_IN"/>
-        </w:rPr>
-      </w:r>
-      <w:r>
-        <w:rPr>
-          <w:lang w:val="gu_IN" w:bidi="gu_IN"/>
-        </w:rPr>
-        <w:t>સામાન્ય રીતે “ઈઝરાએલનું ઘર” શબ્દસમૂહ, ઈઝરાએલના સમગ્ર દેશ અથવા વધુ નિશ્ચિત રીતે ઈઝરાએલના ઉત્તર રાજ્યના કુળોને દર્શાવી શકાય છે.</w:t>
-      </w:r>
-    </w:p>
-    <w:p>
-      <w:pPr>
-        <w:pStyle w:val="Heading3"/>
-      </w:pPr>
-      <w:r>
-        <w:rPr>
-          <w:lang w:val="gu_IN" w:bidi="gu_IN"/>
-        </w:rPr>
-        <w:t>ભાષાંતરના સૂચનો</w:t>
-      </w:r>
-    </w:p>
-    <w:p>
-      <w:pPr>
-        <w:pStyle w:val="ListBullet"/>
-        <w:spacing w:line="240" w:lineRule="auto"/>
-        <w:ind w:left="720"/>
-      </w:pPr>
-      <w:r>
-        <w:rPr>
-          <w:lang w:val="gu_IN" w:bidi="gu_IN"/>
-        </w:rPr>
-      </w:r>
-      <w:r>
-        <w:rPr>
-          <w:lang w:val="gu_IN" w:bidi="gu_IN"/>
-        </w:rPr>
-        <w:t>સંદર્ભ પર આધાર રાખીને, “ઘર”નું ભાષાંતર, “ઘરના” અથવા “લોકો” અથવા “કુટુંબ” અથવા “વંશજો” અથવા “મંદિર” અથવા “રહેવાની જગ્યા” તરીકે કરી શકાય છે.</w:t>
-      </w:r>
-    </w:p>
-    <w:p>
-      <w:pPr>
-        <w:pStyle w:val="ListBullet"/>
-        <w:spacing w:line="240" w:lineRule="auto"/>
-        <w:ind w:left="720"/>
-      </w:pPr>
-      <w:r>
-        <w:rPr>
-          <w:lang w:val="gu_IN" w:bidi="gu_IN"/>
-        </w:rPr>
-      </w:r>
-      <w:r>
-        <w:rPr>
-          <w:lang w:val="gu_IN" w:bidi="gu_IN"/>
-        </w:rPr>
-        <w:t>“દાઉદનું ઘર” શબ્દસમૂહનું ભાષાંતર, “દાઉદનું કુળ” અથવા “દાઉદનું કુટુંબ” અથવા “દાઉદના વંશજો” તરીકે કરી શકાય છે. આ પ્રકારની અભિવ્યક્તિઓનું ભાષાંતર એજ (સમાન) રીતે કરી શકાય છે.</w:t>
-      </w:r>
-    </w:p>
-    <w:p>
-      <w:pPr>
-        <w:pStyle w:val="ListBullet"/>
-        <w:spacing w:line="240" w:lineRule="auto"/>
-        <w:ind w:left="720"/>
-      </w:pPr>
-      <w:r>
-        <w:rPr>
-          <w:lang w:val="gu_IN" w:bidi="gu_IN"/>
-        </w:rPr>
-      </w:r>
-      <w:r>
-        <w:rPr>
-          <w:lang w:val="gu_IN" w:bidi="gu_IN"/>
-        </w:rPr>
-        <w:t>“ઈઝરાએલનું ઘર” શબ્દનું વિવિધ ભાષાંતરમાં, “ઈઝરાએલના લોકો” અથવા “ઈઝરાએલના વંશજો” અથવા “ઈઝરાએલીઓ” જેવા શબ્દોનો સમાવેશ કરીને (ભાષાંતર) કરી શકાય છે.</w:t>
-      </w:r>
-    </w:p>
-    <w:p>
-      <w:pPr>
-        <w:pStyle w:val="ListBullet"/>
-        <w:spacing w:line="240" w:lineRule="auto"/>
-        <w:ind w:left="720"/>
-      </w:pPr>
-      <w:r>
-        <w:rPr>
-          <w:lang w:val="gu_IN" w:bidi="gu_IN"/>
-        </w:rPr>
-      </w:r>
-      <w:r>
-        <w:rPr>
-          <w:lang w:val="gu_IN" w:bidi="gu_IN"/>
-        </w:rPr>
-        <w:t>“યહોવાનું ઘર” શબ્દસમૂહનું ભાષાંતર, “યહોવાનું મંદિર” અથવા “સ્થળ કે જ્યાં યહોવાનું ભજન થાય છે” અથવા “સ્થળ કે જ્યાં યહોવા તેના લોકોને મળે છે” અથવા “જ્યાં યહોવા રહે છે” તરીકે કરી શકાય છે.</w:t>
-      </w:r>
-    </w:p>
-    <w:p>
-      <w:pPr>
-        <w:pStyle w:val="ListBullet"/>
-        <w:spacing w:line="240" w:lineRule="auto"/>
-        <w:ind w:left="720"/>
-      </w:pPr>
-      <w:r>
-        <w:rPr>
-          <w:lang w:val="gu_IN" w:bidi="gu_IN"/>
-        </w:rPr>
-      </w:r>
-      <w:r>
-        <w:rPr>
-          <w:lang w:val="gu_IN" w:bidi="gu_IN"/>
-        </w:rPr>
-        <w:t>“દેવના ઘરનું” ભાષાંતર સમાન રીતે કરી શકાય છે.</w:t>
-      </w:r>
-    </w:p>
-    <w:p>
-      <w:pPr/>
-      <w:r>
-        <w:rPr>
-          <w:lang w:val="gu_IN" w:bidi="gu_IN"/>
-        </w:rPr>
-      </w:r>
-      <w:r>
-        <w:rPr>
-          <w:lang w:val="gu_IN" w:bidi="gu_IN"/>
-        </w:rPr>
-        <w:t xml:space="preserve">(આ પણ જુઓ: </w:t>
-      </w:r>
-      <w:r>
-        <w:rPr>
-          <w:lang w:val="gu_IN" w:bidi="gu_IN"/>
-        </w:rPr>
-        <w:t>દાઉદ</w:t>
-      </w:r>
-      <w:r>
-        <w:rPr>
-          <w:lang w:val="gu_IN" w:bidi="gu_IN"/>
-        </w:rPr>
-        <w:t xml:space="preserve">, </w:t>
-      </w:r>
-      <w:r>
-        <w:rPr>
-          <w:lang w:val="gu_IN" w:bidi="gu_IN"/>
-        </w:rPr>
-        <w:t>વંશજ</w:t>
-      </w:r>
-      <w:r>
-        <w:rPr>
-          <w:lang w:val="gu_IN" w:bidi="gu_IN"/>
-        </w:rPr>
-        <w:t xml:space="preserve">, </w:t>
-      </w:r>
-      <w:r>
-        <w:rPr>
-          <w:lang w:val="gu_IN" w:bidi="gu_IN"/>
-        </w:rPr>
-        <w:t>દેવનું ઘર</w:t>
-      </w:r>
-      <w:r>
-        <w:rPr>
-          <w:lang w:val="gu_IN" w:bidi="gu_IN"/>
-        </w:rPr>
-        <w:t xml:space="preserve">, </w:t>
-      </w:r>
-      <w:r>
-        <w:rPr>
-          <w:lang w:val="gu_IN" w:bidi="gu_IN"/>
-        </w:rPr>
-        <w:t>ઘરના</w:t>
-      </w:r>
-      <w:r>
-        <w:rPr>
-          <w:lang w:val="gu_IN" w:bidi="gu_IN"/>
-        </w:rPr>
-        <w:t xml:space="preserve">, </w:t>
-      </w:r>
-      <w:r>
-        <w:rPr>
-          <w:lang w:val="gu_IN" w:bidi="gu_IN"/>
-        </w:rPr>
-        <w:t>ઈઝરાએલનું રાજ્ય</w:t>
-      </w:r>
-      <w:r>
-        <w:rPr>
-          <w:lang w:val="gu_IN" w:bidi="gu_IN"/>
-        </w:rPr>
-        <w:t xml:space="preserve">, </w:t>
-      </w:r>
-      <w:r>
-        <w:rPr>
-          <w:lang w:val="gu_IN" w:bidi="gu_IN"/>
-        </w:rPr>
-        <w:t>મુલાકાત મંડપ</w:t>
-      </w:r>
-      <w:r>
-        <w:rPr>
-          <w:lang w:val="gu_IN" w:bidi="gu_IN"/>
-        </w:rPr>
-        <w:t xml:space="preserve">, </w:t>
-      </w:r>
-      <w:r>
-        <w:rPr>
-          <w:lang w:val="gu_IN" w:bidi="gu_IN"/>
-        </w:rPr>
-        <w:t>મંદિર</w:t>
-      </w:r>
-      <w:r>
-        <w:rPr>
-          <w:lang w:val="gu_IN" w:bidi="gu_IN"/>
-        </w:rPr>
-        <w:t xml:space="preserve">, </w:t>
-      </w:r>
-      <w:r>
-        <w:rPr>
-          <w:lang w:val="gu_IN" w:bidi="gu_IN"/>
-        </w:rPr>
-        <w:t>યહોવા</w:t>
-      </w:r>
-      <w:r>
-        <w:rPr>
-          <w:lang w:val="gu_IN" w:bidi="gu_IN"/>
-        </w:rPr>
-        <w:t>)</w:t>
-      </w:r>
-    </w:p>
-    <w:p>
-      <w:pPr>
-        <w:pStyle w:val="Heading3"/>
-      </w:pPr>
-      <w:r>
-        <w:rPr>
-          <w:lang w:val="gu_IN" w:bidi="gu_IN"/>
-        </w:rPr>
-        <w:t>બાઈબલની કલમો:</w:t>
-      </w:r>
-    </w:p>
-    <w:p>
-      <w:pPr>
         <w:pStyle w:val="ListBullet"/>
         <w:spacing w:line="240" w:lineRule="auto"/>
         <w:ind w:left="720"/>
@@ -966,7 +751,7 @@
             <w:color w:val="0000EE"/>
             <w:u w:val="single"/>
           </w:rPr>
-          <w:t>પ્રેરિતો 7:41–42</w:t>
+          <w:t>2 રાજા 6:24–26</w:t>
         </w:r>
       </w:hyperlink>
     </w:p>
@@ -990,7 +775,7 @@
             <w:color w:val="0000EE"/>
             <w:u w:val="single"/>
           </w:rPr>
-          <w:t>પ્રેરિતો 7:47–50</w:t>
+          <w:t>યશાયા 25:9–10</w:t>
         </w:r>
       </w:hyperlink>
     </w:p>
@@ -1014,12 +799,304 @@
             <w:color w:val="0000EE"/>
             <w:u w:val="single"/>
           </w:rPr>
-          <w:t>ઉત્પત્તિ 39:3–4</w:t>
+          <w:t>યર્મિયા 8:1–3</w:t>
         </w:r>
       </w:hyperlink>
     </w:p>
     <w:p>
       <w:pPr>
+        <w:pStyle w:val="Heading3"/>
+      </w:pPr>
+      <w:r>
+        <w:rPr>
+          <w:lang w:val="gu_IN" w:bidi="gu_IN"/>
+        </w:rPr>
+        <w:t>શબ્દ માહિતી:</w:t>
+      </w:r>
+    </w:p>
+    <w:p>
+      <w:pPr>
+        <w:pStyle w:val="ListBullet"/>
+        <w:spacing w:line="240" w:lineRule="auto"/>
+        <w:ind w:left="720"/>
+      </w:pPr>
+      <w:r>
+        <w:rPr>
+          <w:lang w:val="gu_IN" w:bidi="gu_IN"/>
+        </w:rPr>
+      </w:r>
+      <w:r>
+        <w:rPr>
+          <w:lang w:val="gu_IN" w:bidi="gu_IN"/>
+        </w:rPr>
+        <w:t>Strong's: H830, H1119, H1557, H1561, H1686, H1828, H6569, H6675, G906, G4657</w:t>
+      </w:r>
+      <w:r>
+        <w:rPr>
+          <w:lang w:val="gu_IN" w:bidi="gu_IN"/>
+        </w:rPr>
+      </w:r>
+      <w:r>
+        <w:rPr>
+          <w:lang w:val="gu_IN" w:bidi="gu_IN"/>
+        </w:rPr>
+      </w:r>
+    </w:p>
+    <w:p>
+      <w:pPr/>
+      <w:r>
+        <w:rPr>
+          <w:lang w:val="gu_IN" w:bidi="gu_IN"/>
+        </w:rPr>
+      </w:r>
+    </w:p>
+    <w:p>
+      <w:pPr>
+        <w:pStyle w:val="Heading2"/>
+      </w:pPr>
+      <w:r>
+        <w:rPr>
+          <w:lang w:val="gu_IN" w:bidi="gu_IN"/>
+        </w:rPr>
+        <w:t>છાતીનું રક્ષા કવચ, છાતીના રક્ષા કવચો, ઉરપત્ર</w:t>
+      </w:r>
+      <w:r>
+        <w:rPr>
+          <w:lang w:val="gu_IN" w:bidi="gu_IN"/>
+        </w:rPr>
+      </w:r>
+    </w:p>
+    <w:p>
+      <w:pPr/>
+      <w:r>
+        <w:rPr>
+          <w:lang w:val="gu_IN" w:bidi="gu_IN"/>
+        </w:rPr>
+      </w:r>
+      <w:r>
+        <w:rPr>
+          <w:lang w:val="gu_IN" w:bidi="gu_IN"/>
+        </w:rPr>
+        <w:t>#છાતીનું રક્ષા કવચ, છાતીના રક્ષા કવચો, ઉરપત્ર #</w:t>
+      </w:r>
+    </w:p>
+    <w:p>
+      <w:pPr>
+        <w:pStyle w:val="Heading3"/>
+      </w:pPr>
+      <w:r>
+        <w:rPr>
+          <w:lang w:val="gu_IN" w:bidi="gu_IN"/>
+        </w:rPr>
+        <w:t>વ્યાખ્યા:</w:t>
+      </w:r>
+    </w:p>
+    <w:p>
+      <w:pPr/>
+      <w:r>
+        <w:rPr>
+          <w:lang w:val="gu_IN" w:bidi="gu_IN"/>
+        </w:rPr>
+      </w:r>
+      <w:r>
+        <w:rPr>
+          <w:lang w:val="gu_IN" w:bidi="gu_IN"/>
+        </w:rPr>
+        <w:t>“છાતીનું રક્ષા કવચ” શબ્દ, બખતરના ભાગને જે સૈનિકના યુદ્ધ દરમ્યાન તેને રક્ષણ આપવા છાતીના આગળના ભાગને ઢાંકે છે તેને દર્શાવે છે.</w:t>
+        <w:br/>
+      </w:r>
+      <w:r>
+        <w:rPr>
+          <w:lang w:val="gu_IN" w:bidi="gu_IN"/>
+        </w:rPr>
+        <w:t>“ઉરપત્ર” શબ્દ વિશેષ કપડાનો ટુકડો કે જે ઈઝરાએલી મુખ્ય યાજકો તેમની છાતીના આગળના ભાગ ઉપર પહેરતા હતા તેને દર્શાવે છે.</w:t>
+      </w:r>
+    </w:p>
+    <w:p>
+      <w:pPr>
+        <w:pStyle w:val="ListBullet"/>
+        <w:spacing w:line="240" w:lineRule="auto"/>
+        <w:ind w:left="720"/>
+      </w:pPr>
+      <w:r>
+        <w:rPr>
+          <w:lang w:val="gu_IN" w:bidi="gu_IN"/>
+        </w:rPr>
+      </w:r>
+      <w:r>
+        <w:rPr>
+          <w:lang w:val="gu_IN" w:bidi="gu_IN"/>
+        </w:rPr>
+        <w:t>”બખતર” તે સૈનિક દ્વારા વપરાતું હતું, જે લાકડું, ધાતુ અથવા પ્રાણીની ચામડામાંથી બનાવામાં આવતું હશે.</w:t>
+        <w:br/>
+      </w:r>
+      <w:r>
+        <w:rPr>
+          <w:lang w:val="gu_IN" w:bidi="gu_IN"/>
+        </w:rPr>
+        <w:t>તેને સૈનિકની છાતીમાં બાણો, ભાલાઓ, અથવા તલવારો ભોંકાય તેને અટકાવવા માટે બનાવવામાં આવ્યું હતું.</w:t>
+      </w:r>
+    </w:p>
+    <w:p>
+      <w:pPr>
+        <w:pStyle w:val="ListBullet"/>
+        <w:spacing w:line="240" w:lineRule="auto"/>
+        <w:ind w:left="720"/>
+      </w:pPr>
+      <w:r>
+        <w:rPr>
+          <w:lang w:val="gu_IN" w:bidi="gu_IN"/>
+        </w:rPr>
+      </w:r>
+      <w:r>
+        <w:rPr>
+          <w:lang w:val="gu_IN" w:bidi="gu_IN"/>
+        </w:rPr>
+        <w:t>ઈઝરાએલી મુખ્ય યાજક જે “ઉરપત્ર” પહેરતા હતા જે કાપડથી બનાવેલું અને તેમાં કિંમતી રત્નો જડેલા હતા.</w:t>
+        <w:br/>
+      </w:r>
+      <w:r>
+        <w:rPr>
+          <w:lang w:val="gu_IN" w:bidi="gu_IN"/>
+        </w:rPr>
+        <w:t>યાજક આ પહેરીને મંદિરમાં દેવની સેવાની ફરજ બજાવતો હતો.</w:t>
+      </w:r>
+    </w:p>
+    <w:p>
+      <w:pPr>
+        <w:pStyle w:val="ListBullet"/>
+        <w:spacing w:line="240" w:lineRule="auto"/>
+        <w:ind w:left="720"/>
+      </w:pPr>
+      <w:r>
+        <w:rPr>
+          <w:lang w:val="gu_IN" w:bidi="gu_IN"/>
+        </w:rPr>
+      </w:r>
+      <w:r>
+        <w:rPr>
+          <w:lang w:val="gu_IN" w:bidi="gu_IN"/>
+        </w:rPr>
+        <w:t>“બખતર” શબ્દનું બીજી રીતે ભાષાંતર કરીએ તો તેને માટેનો શબ્દ, “ધાતુનું રક્ષણાત્મક છાતીનું આવરણ” અથવા “છાતીનું રક્ષણ કરનાર બખ્તરનું શસ્ત્ર” થઇ શકે છે.</w:t>
+      </w:r>
+    </w:p>
+    <w:p>
+      <w:pPr>
+        <w:pStyle w:val="ListBullet"/>
+        <w:spacing w:line="240" w:lineRule="auto"/>
+        <w:ind w:left="720"/>
+      </w:pPr>
+      <w:r>
+        <w:rPr>
+          <w:lang w:val="gu_IN" w:bidi="gu_IN"/>
+        </w:rPr>
+      </w:r>
+      <w:r>
+        <w:rPr>
+          <w:lang w:val="gu_IN" w:bidi="gu_IN"/>
+        </w:rPr>
+        <w:t>“ઉરપત્ર” શબ્દનું ભાષાંતરનું કરીએ તો તે શબ્દનો અર્થ “ છાતીને આવરી લેતા યાજકના વસ્ત્ર” અથવા “યાજકના કપડાનો ટુકડો” અથવા “યાજકના કપડાનો આગળનો ભાગ” થઈ શકે છે.</w:t>
+      </w:r>
+    </w:p>
+    <w:p>
+      <w:pPr/>
+      <w:r>
+        <w:rPr>
+          <w:lang w:val="gu_IN" w:bidi="gu_IN"/>
+        </w:rPr>
+      </w:r>
+      <w:r>
+        <w:rPr>
+          <w:lang w:val="gu_IN" w:bidi="gu_IN"/>
+        </w:rPr>
+        <w:t xml:space="preserve">(આ પણ જુઓ: </w:t>
+      </w:r>
+      <w:r>
+        <w:rPr>
+          <w:lang w:val="gu_IN" w:bidi="gu_IN"/>
+        </w:rPr>
+        <w:t>બખતર</w:t>
+      </w:r>
+      <w:r>
+        <w:rPr>
+          <w:lang w:val="gu_IN" w:bidi="gu_IN"/>
+        </w:rPr>
+        <w:t xml:space="preserve">, </w:t>
+      </w:r>
+      <w:r>
+        <w:rPr>
+          <w:lang w:val="gu_IN" w:bidi="gu_IN"/>
+        </w:rPr>
+        <w:t>મુખ્ય યાજક</w:t>
+      </w:r>
+      <w:r>
+        <w:rPr>
+          <w:lang w:val="gu_IN" w:bidi="gu_IN"/>
+        </w:rPr>
+        <w:t xml:space="preserve">, </w:t>
+      </w:r>
+      <w:r>
+        <w:rPr>
+          <w:lang w:val="gu_IN" w:bidi="gu_IN"/>
+        </w:rPr>
+        <w:t>ભોંકવું</w:t>
+      </w:r>
+      <w:r>
+        <w:rPr>
+          <w:lang w:val="gu_IN" w:bidi="gu_IN"/>
+        </w:rPr>
+        <w:t xml:space="preserve">, </w:t>
+      </w:r>
+      <w:r>
+        <w:rPr>
+          <w:lang w:val="gu_IN" w:bidi="gu_IN"/>
+        </w:rPr>
+        <w:t>યાજક</w:t>
+      </w:r>
+      <w:r>
+        <w:rPr>
+          <w:lang w:val="gu_IN" w:bidi="gu_IN"/>
+        </w:rPr>
+        <w:t xml:space="preserve">, </w:t>
+      </w:r>
+      <w:r>
+        <w:rPr>
+          <w:lang w:val="gu_IN" w:bidi="gu_IN"/>
+        </w:rPr>
+        <w:t>મંદિર</w:t>
+      </w:r>
+      <w:r>
+        <w:rPr>
+          <w:lang w:val="gu_IN" w:bidi="gu_IN"/>
+        </w:rPr>
+        <w:t xml:space="preserve">, </w:t>
+      </w:r>
+      <w:r>
+        <w:rPr>
+          <w:lang w:val="gu_IN" w:bidi="gu_IN"/>
+        </w:rPr>
+        <w:t>લડવૈયો</w:t>
+      </w:r>
+      <w:r>
+        <w:rPr>
+          <w:lang w:val="gu_IN" w:bidi="gu_IN"/>
+        </w:rPr>
+        <w:t>)</w:t>
+      </w:r>
+    </w:p>
+    <w:p>
+      <w:pPr>
+        <w:pStyle w:val="Heading3"/>
+      </w:pPr>
+      <w:r>
+        <w:rPr>
+          <w:lang w:val="gu_IN" w:bidi="gu_IN"/>
+        </w:rPr>
+        <w:t>બાઈબલની કલમો:</w:t>
+      </w:r>
+    </w:p>
+    <w:p>
+      <w:pPr>
         <w:pStyle w:val="ListBullet"/>
         <w:spacing w:line="240" w:lineRule="auto"/>
         <w:ind w:left="720"/>
@@ -1038,7 +1115,7 @@
             <w:color w:val="0000EE"/>
             <w:u w:val="single"/>
           </w:rPr>
-          <w:t>ઉત્પત્તિ 41:39–41</w:t>
+          <w:t>1 થેસ્સલોનિકી 5:8–11</w:t>
         </w:r>
       </w:hyperlink>
     </w:p>
@@ -1062,7 +1139,7 @@
             <w:color w:val="0000EE"/>
             <w:u w:val="single"/>
           </w:rPr>
-          <w:t>લૂક 8:38–39</w:t>
+          <w:t>નિર્ગમન 39:14–16</w:t>
         </w:r>
       </w:hyperlink>
     </w:p>
@@ -1086,7 +1163,7 @@
             <w:color w:val="0000EE"/>
             <w:u w:val="single"/>
           </w:rPr>
-          <w:t>માથ્થી 10:5–7</w:t>
+          <w:t>યશાયા 59:17–18</w:t>
         </w:r>
       </w:hyperlink>
     </w:p>
@@ -1110,7 +1187,7 @@
             <w:color w:val="0000EE"/>
             <w:u w:val="single"/>
           </w:rPr>
-          <w:t>માથ્થી 15:24–26</w:t>
+          <w:t>પ્રકટીકરણ 9:7–9</w:t>
         </w:r>
       </w:hyperlink>
     </w:p>
@@ -1140,7 +1217,7 @@
         <w:rPr>
           <w:lang w:val="gu_IN" w:bidi="gu_IN"/>
         </w:rPr>
-        <w:t>Strong's: H1004, H1005, G3609, G3613, G3614, G3624</w:t>
+        <w:t>Strong's: H2833 , H8302, G2382</w:t>
       </w:r>
       <w:r>
         <w:rPr>
@@ -1169,7 +1246,7 @@
         <w:rPr>
           <w:lang w:val="gu_IN" w:bidi="gu_IN"/>
         </w:rPr>
-        <w:t>ઘેટાં બકરાં, ટોળું, ટોળું, ઢોરઢાંક</w:t>
+        <w:t>છૂટાછેડા</w:t>
       </w:r>
       <w:r>
         <w:rPr>
@@ -1199,159 +1276,57 @@
         <w:rPr>
           <w:lang w:val="gu_IN" w:bidi="gu_IN"/>
         </w:rPr>
-        <w:t>બાઈબલમાં, “ટોળું” ઘેટાનો અથવા બકરાનો સમુદાય, અને “જાનવરનું ટોળું” પશુઓ, જેમાં બળદો, અથવા ભૂંડોના સમુદાયનો પણ સમાવેશ થાય છે.</w:t>
-      </w:r>
-    </w:p>
-    <w:p>
-      <w:pPr>
-        <w:pStyle w:val="ListBullet"/>
-        <w:spacing w:line="240" w:lineRule="auto"/>
-        <w:ind w:left="720"/>
-      </w:pPr>
-      <w:r>
-        <w:rPr>
-          <w:lang w:val="gu_IN" w:bidi="gu_IN"/>
-        </w:rPr>
-      </w:r>
-      <w:r>
-        <w:rPr>
-          <w:lang w:val="gu_IN" w:bidi="gu_IN"/>
-        </w:rPr>
-        <w:t>કદાચ અલગ ભાષાઓમાં પશુઓ અથવા પક્ષીઓના જૂથોના માટે અલગ નામ આપવામાં આવ્યા હોઈ શકે.</w:t>
-      </w:r>
-    </w:p>
-    <w:p>
-      <w:pPr>
-        <w:pStyle w:val="ListBullet"/>
-        <w:spacing w:line="240" w:lineRule="auto"/>
-        <w:ind w:left="720"/>
-      </w:pPr>
-      <w:r>
-        <w:rPr>
-          <w:lang w:val="gu_IN" w:bidi="gu_IN"/>
-        </w:rPr>
-      </w:r>
-      <w:r>
-        <w:rPr>
-          <w:lang w:val="gu_IN" w:bidi="gu_IN"/>
-        </w:rPr>
-        <w:t>ઉદાહરણ તરીકે, અંગ્રેજી શબ્દ, “ઢોર ઢાંક”ને ઘેટાં અથવા બકરાં માટે પણ વાપરવામાં આવ્યો છે, પણ બાઈબલના લખાણમાં આ રીતે વાપરવામાં આવ્યા નથી.</w:t>
-      </w:r>
-    </w:p>
-    <w:p>
-      <w:pPr>
-        <w:pStyle w:val="ListBullet"/>
-        <w:spacing w:line="240" w:lineRule="auto"/>
-        <w:ind w:left="720"/>
-      </w:pPr>
-      <w:r>
-        <w:rPr>
-          <w:lang w:val="gu_IN" w:bidi="gu_IN"/>
-        </w:rPr>
-      </w:r>
-      <w:r>
-        <w:rPr>
-          <w:lang w:val="gu_IN" w:bidi="gu_IN"/>
-        </w:rPr>
-        <w:t>અંગ્રેજીમાં “ટોળું” શબ્દ, પક્ષીઓના જૂથ માટે પણ વાપરવામાં આવ્યો છે, પણ તે ભૂંડો, બળદો, અથવા પશુ માટે વાપરવામાં આવ્યો નથી.</w:t>
-      </w:r>
-    </w:p>
-    <w:p>
-      <w:pPr>
-        <w:pStyle w:val="ListBullet"/>
-        <w:spacing w:line="240" w:lineRule="auto"/>
-        <w:ind w:left="720"/>
-      </w:pPr>
-      <w:r>
-        <w:rPr>
-          <w:lang w:val="gu_IN" w:bidi="gu_IN"/>
-        </w:rPr>
-      </w:r>
-      <w:r>
-        <w:rPr>
-          <w:lang w:val="gu_IN" w:bidi="gu_IN"/>
-        </w:rPr>
-        <w:t>ધ્યાનમાં રાખો કે જૂથોના પ્રાણીઓ માટે તમારી ભાષામાં કયા શબ્દો વાપરવામાં આવ્યા છે.</w:t>
-      </w:r>
-    </w:p>
-    <w:p>
-      <w:pPr>
-        <w:pStyle w:val="ListBullet"/>
-        <w:spacing w:line="240" w:lineRule="auto"/>
-        <w:ind w:left="720"/>
-      </w:pPr>
-      <w:r>
-        <w:rPr>
-          <w:lang w:val="gu_IN" w:bidi="gu_IN"/>
-        </w:rPr>
-      </w:r>
-      <w:r>
-        <w:rPr>
-          <w:lang w:val="gu_IN" w:bidi="gu_IN"/>
-        </w:rPr>
-        <w:t>જયારે કલમોમાં “ટોળું અને ઢોર-ઢાંક” આવે ત્યારે જો લક્ષ ભાષામાં અલગ પ્રકારના પ્રાણીના જૂથોને માટે અલગ શબ્દો ન હોય તો, તેમાં ઉદાહરણ તરીકે “ઘેટાનું ટોળું” અથવા “પશુનું ટોળું” એવા શબ્દો ઉમેરી શકાય તો સારું રહેશે.</w:t>
-      </w:r>
-    </w:p>
-    <w:p>
-      <w:pPr/>
-      <w:r>
-        <w:rPr>
-          <w:lang w:val="gu_IN" w:bidi="gu_IN"/>
-        </w:rPr>
-      </w:r>
-      <w:r>
-        <w:rPr>
-          <w:lang w:val="gu_IN" w:bidi="gu_IN"/>
-        </w:rPr>
-        <w:t xml:space="preserve">(આ પણ જુઓ: </w:t>
-      </w:r>
-      <w:r>
-        <w:rPr>
-          <w:lang w:val="gu_IN" w:bidi="gu_IN"/>
-        </w:rPr>
-        <w:t>બકરો</w:t>
-      </w:r>
-      <w:r>
-        <w:rPr>
-          <w:lang w:val="gu_IN" w:bidi="gu_IN"/>
-        </w:rPr>
-        <w:t xml:space="preserve">, </w:t>
-      </w:r>
-      <w:r>
-        <w:rPr>
-          <w:lang w:val="gu_IN" w:bidi="gu_IN"/>
-        </w:rPr>
-        <w:t>બળદ</w:t>
-      </w:r>
-      <w:r>
-        <w:rPr>
-          <w:lang w:val="gu_IN" w:bidi="gu_IN"/>
-        </w:rPr>
-        <w:t xml:space="preserve">, </w:t>
-      </w:r>
-      <w:r>
-        <w:rPr>
-          <w:lang w:val="gu_IN" w:bidi="gu_IN"/>
-        </w:rPr>
-        <w:t>ભૂંડ</w:t>
-      </w:r>
-      <w:r>
-        <w:rPr>
-          <w:lang w:val="gu_IN" w:bidi="gu_IN"/>
-        </w:rPr>
-        <w:t xml:space="preserve">, </w:t>
-      </w:r>
-      <w:r>
-        <w:rPr>
-          <w:lang w:val="gu_IN" w:bidi="gu_IN"/>
-        </w:rPr>
-        <w:t>ઘેટું</w:t>
-      </w:r>
-      <w:r>
-        <w:rPr>
-          <w:lang w:val="gu_IN" w:bidi="gu_IN"/>
-        </w:rPr>
-        <w:t>, )</w:t>
+        <w:t>છૂટાછેડા એ લગ્નની સમાપ્તિનું કાનૂની કાર્ય છે.</w:t>
+        <w:br/>
+      </w:r>
+      <w:r>
+        <w:rPr>
+          <w:lang w:val="gu_IN" w:bidi="gu_IN"/>
+        </w:rPr>
+        <w:t>“છૂટાછેડા” શબ્દનો અર્થ, ઔપચારિક અને કાયદેસર રીતે લગ્નનો અંત લાવવાની પ્રક્રિયા છે.</w:t>
+      </w:r>
+    </w:p>
+    <w:p>
+      <w:pPr>
+        <w:pStyle w:val="ListBullet"/>
+        <w:spacing w:line="240" w:lineRule="auto"/>
+        <w:ind w:left="720"/>
+      </w:pPr>
+      <w:r>
+        <w:rPr>
+          <w:lang w:val="gu_IN" w:bidi="gu_IN"/>
+        </w:rPr>
+      </w:r>
+      <w:r>
+        <w:rPr>
+          <w:lang w:val="gu_IN" w:bidi="gu_IN"/>
+        </w:rPr>
+        <w:t>“છૂટાછેડા” શબ્દ માટેનો શાબ્દિક અર્થ, “મોકલી દેવું” અથવા “ઔપચારિક રીતથી અલગ” થાય છે.</w:t>
+        <w:br/>
+      </w:r>
+      <w:r>
+        <w:rPr>
+          <w:lang w:val="gu_IN" w:bidi="gu_IN"/>
+        </w:rPr>
+        <w:t>છૂટાછેડાને દર્શાવવા માટે અન્ય ભાષાઓમાં કદાચ સમાન અભિવ્યક્તિઓ હોય છે.</w:t>
+      </w:r>
+    </w:p>
+    <w:p>
+      <w:pPr>
+        <w:pStyle w:val="ListBullet"/>
+        <w:spacing w:line="240" w:lineRule="auto"/>
+        <w:ind w:left="720"/>
+      </w:pPr>
+      <w:r>
+        <w:rPr>
+          <w:lang w:val="gu_IN" w:bidi="gu_IN"/>
+        </w:rPr>
+      </w:r>
+      <w:r>
+        <w:rPr>
+          <w:lang w:val="gu_IN" w:bidi="gu_IN"/>
+        </w:rPr>
+        <w:t>“છૂટાછેડાનું પ્રમાણપત્ર” શબ્દનું ભાષાંતર, “એક પ્રકારનું પત્ર છે કે જે દર્શાવે છે કે લગ્નનો અંત આવી ગયો છે.</w:t>
       </w:r>
     </w:p>
     <w:p>
@@ -1385,7 +1360,7 @@
             <w:color w:val="0000EE"/>
             <w:u w:val="single"/>
           </w:rPr>
-          <w:t>1 રાજા 10:28–29</w:t>
+          <w:t>1 કાળવૃતાંત 8:8–11</w:t>
         </w:r>
       </w:hyperlink>
     </w:p>
@@ -1409,7 +1384,7 @@
             <w:color w:val="0000EE"/>
             <w:u w:val="single"/>
           </w:rPr>
-          <w:t>2 કાળવૃતાંત 17:10–11</w:t>
+          <w:t>લેવીય 21:7–9</w:t>
         </w:r>
       </w:hyperlink>
     </w:p>
@@ -1433,7 +1408,7 @@
             <w:color w:val="0000EE"/>
             <w:u w:val="single"/>
           </w:rPr>
-          <w:t>પુનર્નિયમ 14:22–23</w:t>
+          <w:t>લૂક 16:18</w:t>
         </w:r>
       </w:hyperlink>
     </w:p>
@@ -1457,7 +1432,7 @@
             <w:color w:val="0000EE"/>
             <w:u w:val="single"/>
           </w:rPr>
-          <w:t>લૂક 2:8–9</w:t>
+          <w:t>માર્ક 10:1–4</w:t>
         </w:r>
       </w:hyperlink>
     </w:p>
@@ -1481,7 +1456,7 @@
             <w:color w:val="0000EE"/>
             <w:u w:val="single"/>
           </w:rPr>
-          <w:t>માથ્થી 8:30–32</w:t>
+          <w:t>માથ્થી 5:31–32</w:t>
         </w:r>
       </w:hyperlink>
     </w:p>
@@ -1505,7 +1480,7 @@
             <w:color w:val="0000EE"/>
             <w:u w:val="single"/>
           </w:rPr>
-          <w:t>માથ્થી 26:30–32</w:t>
+          <w:t>માથ્થી 19:3–4</w:t>
         </w:r>
       </w:hyperlink>
     </w:p>
@@ -1535,7 +1510,7 @@
         <w:rPr>
           <w:lang w:val="gu_IN" w:bidi="gu_IN"/>
         </w:rPr>
-        <w:t>Strong's: H951, H1241, H2835, H4029, H4735, H4830, H5349, H5739, H6251, H6629, H7399, H7462, G34, G4167, G4168</w:t>
+        <w:t>Strong's: H1644, H3748, H5493, H7971, G630, G647, G863</w:t>
       </w:r>
       <w:r>
         <w:rPr>
@@ -1564,7 +1539,7 @@
         <w:rPr>
           <w:lang w:val="gu_IN" w:bidi="gu_IN"/>
         </w:rPr>
-        <w:t>ઘેટાંપાળક, ઘેટાંપાળકો, માર્ગદર્શન આપ્યું, ઉત્તેજન આપે છે</w:t>
+        <w:t>છેતરવું, જૂઠું બોલવું, છેતરપિંડી, ભ્રમણા</w:t>
       </w:r>
       <w:r>
         <w:rPr>
@@ -1594,152 +1569,97 @@
         <w:rPr>
           <w:lang w:val="gu_IN" w:bidi="gu_IN"/>
         </w:rPr>
-        <w:t>ઘેટાંપાળક એ વ્યક્તિ છે કે જે ઘેટાંની સંભાળ રાખે છે.</w:t>
-        <w:br/>
-      </w:r>
-      <w:r>
-        <w:rPr>
-          <w:lang w:val="gu_IN" w:bidi="gu_IN"/>
-        </w:rPr>
-        <w:t>“ઘેટાંપાળક” ક્રિયાપદનો અર્થ ઘેટાનું રક્ષણ કરવું અને તેમને ખોરાક અને પાણી પૂરું પાડવું.</w:t>
-        <w:br/>
-      </w:r>
-      <w:r>
-        <w:rPr>
-          <w:lang w:val="gu_IN" w:bidi="gu_IN"/>
-        </w:rPr>
-        <w:t>ઘેટાંપાળક ઘેટાં પર ધ્યાન આપે છે, જ્યાં સારો ખોરાક અને પાણી મળે છે તેવી જગ્યાએ દોરી લઇ જાય છે.</w:t>
-        <w:br/>
-      </w:r>
-      <w:r>
-        <w:rPr>
-          <w:lang w:val="gu_IN" w:bidi="gu_IN"/>
-        </w:rPr>
-        <w:t>ઘેટાંપાળક ઘેટાંને ખોવાઈ જતું અટકાવે છે અને તેમનું જંગલી પ્રાણીઓથી રક્ષણ કરે છે.</w:t>
-      </w:r>
-    </w:p>
-    <w:p>
-      <w:pPr>
-        <w:pStyle w:val="ListBullet"/>
-        <w:spacing w:line="240" w:lineRule="auto"/>
-        <w:ind w:left="720"/>
-      </w:pPr>
-      <w:r>
-        <w:rPr>
-          <w:lang w:val="gu_IN" w:bidi="gu_IN"/>
-        </w:rPr>
-      </w:r>
-      <w:r>
-        <w:rPr>
-          <w:lang w:val="gu_IN" w:bidi="gu_IN"/>
-        </w:rPr>
-        <w:t>લોકોની આત્મિક જરૂરિયાતોની સંભાળ રાખવી તે શબ્દોનો ઉલ્લેખ વારંવાર બાઈબલમાં રૂપકાત્મક રીતે કરવામાં આવ્યા છે</w:t>
-        <w:br/>
-      </w:r>
-      <w:r>
-        <w:rPr>
-          <w:lang w:val="gu_IN" w:bidi="gu_IN"/>
-        </w:rPr>
-        <w:t>આ બાબત ઈશ્વરે બાઈબલમાં તેમને શું કહ્યું છે તે એમને શીખવવું અને જે રીતે તેમણે જીવવું જોઈએ તે રીતે તેમને દોરવા તેનો સમાવેશ કરે છે.</w:t>
-      </w:r>
-    </w:p>
-    <w:p>
-      <w:pPr>
-        <w:pStyle w:val="ListBullet"/>
-        <w:spacing w:line="240" w:lineRule="auto"/>
-        <w:ind w:left="720"/>
-      </w:pPr>
-      <w:r>
-        <w:rPr>
-          <w:lang w:val="gu_IN" w:bidi="gu_IN"/>
-        </w:rPr>
-      </w:r>
-      <w:r>
-        <w:rPr>
-          <w:lang w:val="gu_IN" w:bidi="gu_IN"/>
-        </w:rPr>
-        <w:t xml:space="preserve">જુના કરારમાં, ઈશ્વરને તેઓના લોકના “ઘેટાંપાળક” કહેવામાં આવ્યાં હતાં કારણ કે તેઓ તેમની દરેક જરૂરિયાતોની સંભાળ રાખતાં હતાં અને તેમનું રક્ષણ કરતાં હતાં. તેઓ તેમને દોરતાં અને માર્ગદર્શન આપતાં હતાં. (જુઓ: </w:t>
-      </w:r>
-      <w:r>
-        <w:rPr>
-          <w:lang w:val="gu_IN" w:bidi="gu_IN"/>
-        </w:rPr>
-        <w:t>રૂપક</w:t>
-      </w:r>
-    </w:p>
-    <w:p>
-      <w:pPr>
-        <w:pStyle w:val="ListBullet"/>
-        <w:spacing w:line="240" w:lineRule="auto"/>
-        <w:ind w:left="720"/>
-      </w:pPr>
-      <w:r>
-        <w:rPr>
-          <w:lang w:val="gu_IN" w:bidi="gu_IN"/>
-        </w:rPr>
-      </w:r>
-      <w:r>
-        <w:rPr>
-          <w:lang w:val="gu_IN" w:bidi="gu_IN"/>
-        </w:rPr>
-        <w:t>મુસા ઈઝરાયેલીઓ માટે ઘેટાંપાળક હતો તેણે તેમને આત્મિક રીતે તેમની યહોવાની આરાધનામાં માર્ગદર્શન આપ્યું અને તેમની કનાન સુધીની મુસાફરીમાં શારીરિક રીતે દોરવણી આપી.</w:t>
-      </w:r>
-    </w:p>
-    <w:p>
-      <w:pPr>
-        <w:pStyle w:val="ListBullet"/>
-        <w:spacing w:line="240" w:lineRule="auto"/>
-        <w:ind w:left="720"/>
-      </w:pPr>
-      <w:r>
-        <w:rPr>
-          <w:lang w:val="gu_IN" w:bidi="gu_IN"/>
-        </w:rPr>
-      </w:r>
-      <w:r>
-        <w:rPr>
-          <w:lang w:val="gu_IN" w:bidi="gu_IN"/>
-        </w:rPr>
-        <w:t>નવા કરારમાં, ઈસુએ પોતાને “ઉત્તમ ઘેટાંપાળક” કહ્યા.</w:t>
-        <w:br/>
-      </w:r>
-      <w:r>
-        <w:rPr>
-          <w:lang w:val="gu_IN" w:bidi="gu_IN"/>
-        </w:rPr>
-        <w:t>પાઉલ પ્રેરિતે પણ તેમનો ઉલ્લેખ મંડળીના “મહાન ઘેટાંપાળક” તરીકે કર્યો.</w:t>
-      </w:r>
-    </w:p>
-    <w:p>
-      <w:pPr>
-        <w:pStyle w:val="ListBullet"/>
-        <w:spacing w:line="240" w:lineRule="auto"/>
-        <w:ind w:left="720"/>
-      </w:pPr>
-      <w:r>
-        <w:rPr>
-          <w:lang w:val="gu_IN" w:bidi="gu_IN"/>
-        </w:rPr>
-      </w:r>
-      <w:r>
-        <w:rPr>
-          <w:lang w:val="gu_IN" w:bidi="gu_IN"/>
-        </w:rPr>
-        <w:t>નવા કરારમાં, એવી વ્યક્તિ જે બીજા વિશ્વાસીઓનો આત્મિક આગેવાન હતો તેનો ઉલ્લેખ કરવા માટે પણ “ઘેટાંપાળક” શબ્દનો ઉપયોગ કરવામાં આવ્યો હતો.</w:t>
-        <w:br/>
-      </w:r>
-      <w:r>
-        <w:rPr>
-          <w:lang w:val="gu_IN" w:bidi="gu_IN"/>
-        </w:rPr>
-        <w:t>જે શબ્દ પરથી “પાળક” શબ્દનો અનુવાદ થયો છે તે જ શબ્દ પરથી “ઘેટાંપાળક” શબ્દનો અનુવાદ થયો છે.</w:t>
-        <w:br/>
-      </w:r>
-      <w:r>
-        <w:rPr>
-          <w:lang w:val="gu_IN" w:bidi="gu_IN"/>
-        </w:rPr>
-        <w:t>વડીલો અને દેખરેખ રાખનારાઓ પણ ઘેટાંપાળક કહેવાતા.</w:t>
+        <w:t>“છેતરવું” શબ્દ કંઈક કે જે સાચું નથી તેને માનવા કોઈને પ્રેરવો, મોટાભાગે જુઠ્ઠું બોલીને. કોઈને છેતરવાના કાર્યને “જુઠ્ઠું બોલવું," "છેતરવું" અથવા "ભ્રમિત કરવું" કહેવામાં આવે છે.</w:t>
+      </w:r>
+    </w:p>
+    <w:p>
+      <w:pPr>
+        <w:pStyle w:val="ListBullet"/>
+        <w:spacing w:line="240" w:lineRule="auto"/>
+        <w:ind w:left="720"/>
+      </w:pPr>
+      <w:r>
+        <w:rPr>
+          <w:lang w:val="gu_IN" w:bidi="gu_IN"/>
+        </w:rPr>
+      </w:r>
+      <w:r>
+        <w:rPr>
+          <w:lang w:val="gu_IN" w:bidi="gu_IN"/>
+        </w:rPr>
+        <w:t>“છેતરનાર” એવી વ્યક્તિ છે જે બીજાઓને કંઈક ખોટું છે તે માનવા પ્રેરે છે. ઉદાહરણ તરીકે, શેતાનને “છેતરનાર” કહેવામાં આવ્યો છે. દુષ્ટ આત્માઓ કે જેનું તે નિયંત્રણ કરે છે તે પણ “છેતરનારા” (આત્માઓ) છે.</w:t>
+      </w:r>
+    </w:p>
+    <w:p>
+      <w:pPr>
+        <w:pStyle w:val="ListBullet"/>
+        <w:spacing w:line="240" w:lineRule="auto"/>
+        <w:ind w:left="720"/>
+      </w:pPr>
+      <w:r>
+        <w:rPr>
+          <w:lang w:val="gu_IN" w:bidi="gu_IN"/>
+        </w:rPr>
+      </w:r>
+      <w:r>
+        <w:rPr>
+          <w:lang w:val="gu_IN" w:bidi="gu_IN"/>
+        </w:rPr>
+        <w:t>"જુઠ્ઠું" બોલવું એટલે જે સત્ય નથી તેવું કાંઇક કહેવું.</w:t>
+      </w:r>
+    </w:p>
+    <w:p>
+      <w:pPr>
+        <w:pStyle w:val="ListBullet"/>
+        <w:spacing w:line="240" w:lineRule="auto"/>
+        <w:ind w:left="720"/>
+      </w:pPr>
+      <w:r>
+        <w:rPr>
+          <w:lang w:val="gu_IN" w:bidi="gu_IN"/>
+        </w:rPr>
+      </w:r>
+      <w:r>
+        <w:rPr>
+          <w:lang w:val="gu_IN" w:bidi="gu_IN"/>
+        </w:rPr>
+        <w:t>વ્યક્તિનું કાર્ય અથવા વાત (સંદેશા) જે સાચા નથી, તેને પણ “છેતરામણું” તરીકે વર્ણન કરી શકાય છે.</w:t>
+      </w:r>
+    </w:p>
+    <w:p>
+      <w:pPr>
+        <w:pStyle w:val="ListBullet"/>
+        <w:spacing w:line="240" w:lineRule="auto"/>
+        <w:ind w:left="720"/>
+      </w:pPr>
+      <w:r>
+        <w:rPr>
+          <w:lang w:val="gu_IN" w:bidi="gu_IN"/>
+        </w:rPr>
+      </w:r>
+      <w:r>
+        <w:rPr>
+          <w:lang w:val="gu_IN" w:bidi="gu_IN"/>
+        </w:rPr>
+        <w:t>“કપટ” અને “છેતરપિંડી” શબ્દોના સમાન અર્થ થાય છે, પણ તેમાં કેટલાક નાના તફાવતો જે રીતે તેઓનો ઉપયોગ થાય છે તેમાં રહેલા છે.</w:t>
+      </w:r>
+    </w:p>
+    <w:p>
+      <w:pPr>
+        <w:pStyle w:val="ListBullet"/>
+        <w:spacing w:line="240" w:lineRule="auto"/>
+        <w:ind w:left="720"/>
+      </w:pPr>
+      <w:r>
+        <w:rPr>
+          <w:lang w:val="gu_IN" w:bidi="gu_IN"/>
+        </w:rPr>
+      </w:r>
+      <w:r>
+        <w:rPr>
+          <w:lang w:val="gu_IN" w:bidi="gu_IN"/>
+        </w:rPr>
+        <w:t>“કપટી” અને “ભ્રામક” જેવા વર્ણનાત્મક શબ્દોના સમાન અર્થ રહેલા છે અને તેનો ઉપયોગ પણ સમાન સંદર્ભ કરવામાં આવે છે.</w:t>
       </w:r>
     </w:p>
     <w:p>
@@ -1750,115 +1670,97 @@
         <w:rPr>
           <w:lang w:val="gu_IN" w:bidi="gu_IN"/>
         </w:rPr>
-        <w:t>અનુવાદ માટેના સૂચનો</w:t>
-      </w:r>
-    </w:p>
-    <w:p>
-      <w:pPr>
-        <w:pStyle w:val="ListBullet"/>
-        <w:spacing w:line="240" w:lineRule="auto"/>
-        <w:ind w:left="720"/>
-      </w:pPr>
-      <w:r>
-        <w:rPr>
-          <w:lang w:val="gu_IN" w:bidi="gu_IN"/>
-        </w:rPr>
-      </w:r>
-      <w:r>
-        <w:rPr>
-          <w:lang w:val="gu_IN" w:bidi="gu_IN"/>
-        </w:rPr>
-        <w:t>જ્યારે શાબ્દિક રીતે કરવાનું હોય ત્યારે “ઘેટાંપાળક” ના કાર્યનું અનુવાદ “ઘેટાંની સંભાળ લેવી” અથવા “ઘેટાંનું ધ્યાન રાખવું” એમ કરી શકાય.</w:t>
-      </w:r>
-    </w:p>
-    <w:p>
-      <w:pPr>
-        <w:pStyle w:val="ListBullet"/>
-        <w:spacing w:line="240" w:lineRule="auto"/>
-        <w:ind w:left="720"/>
-      </w:pPr>
-      <w:r>
-        <w:rPr>
-          <w:lang w:val="gu_IN" w:bidi="gu_IN"/>
-        </w:rPr>
-      </w:r>
-      <w:r>
-        <w:rPr>
-          <w:lang w:val="gu_IN" w:bidi="gu_IN"/>
-        </w:rPr>
-        <w:t>“ઘેટાંપાળક” તરીકે વ્યક્તિનું અનુવાદ “વ્યક્તિ કે જે ઘેટાંની સંભાળ રાખે છે તે” અથવા “ઘેટાંને જોનાર” અથવા “ઘેટાંના પાલક” એમ કરી શકાય.</w:t>
-      </w:r>
-    </w:p>
-    <w:p>
-      <w:pPr>
-        <w:pStyle w:val="ListBullet"/>
-        <w:spacing w:line="240" w:lineRule="auto"/>
-        <w:ind w:left="720"/>
-      </w:pPr>
-      <w:r>
-        <w:rPr>
-          <w:lang w:val="gu_IN" w:bidi="gu_IN"/>
-        </w:rPr>
-      </w:r>
-      <w:r>
-        <w:rPr>
-          <w:lang w:val="gu_IN" w:bidi="gu_IN"/>
-        </w:rPr>
-        <w:t>જ્યારે રૂપકાત્મક રીતે વાપરવામાં આવે, ત્યારે આ શબ્દોનો “આત્મિક ઘેટાંપાળક” અથવા “આત્મિક આગેવાન” અથવા “વ્યક્તિ કે જે ઘેટાંપાળકસમાન છે” અથવા “વ્યક્તિ કે જે પોતાના ઘેટાંની સંભાળ રાખે છે તેમ પોતાના લોકોની સંભાળ રાખે છે” અથવા “વ્યક્તિ કે જે પોતાના લોકોને દોરે છે જેમ ઘેટાંપાળક પોતાના ઘેટાંને દોરે છે તેમ” અથવા “વ્યક્તિ કે જે ઈશ્વરના ઘેટાંની સંભાળ રાખે છે” એમ જુદી-જુદી રીતે અનુવાદ કરી સમાવિષ્ટ કરી શકાય.</w:t>
-      </w:r>
-    </w:p>
-    <w:p>
-      <w:pPr>
-        <w:pStyle w:val="ListBullet"/>
-        <w:spacing w:line="240" w:lineRule="auto"/>
-        <w:ind w:left="720"/>
-      </w:pPr>
-      <w:r>
-        <w:rPr>
-          <w:lang w:val="gu_IN" w:bidi="gu_IN"/>
-        </w:rPr>
-      </w:r>
-      <w:r>
-        <w:rPr>
-          <w:lang w:val="gu_IN" w:bidi="gu_IN"/>
-        </w:rPr>
-        <w:t>કેટલાંક સંદર્ભોમાં, “ઘેટાંપાળક” નું અનુવાદ “આગેવાન” અથવા “માર્ગદર્શક” અથવા “પાલક” એમ કરી શકાય.</w:t>
-      </w:r>
-    </w:p>
-    <w:p>
-      <w:pPr>
-        <w:pStyle w:val="ListBullet"/>
-        <w:spacing w:line="240" w:lineRule="auto"/>
-        <w:ind w:left="720"/>
-      </w:pPr>
-      <w:r>
-        <w:rPr>
-          <w:lang w:val="gu_IN" w:bidi="gu_IN"/>
-        </w:rPr>
-      </w:r>
-      <w:r>
-        <w:rPr>
-          <w:lang w:val="gu_IN" w:bidi="gu_IN"/>
-        </w:rPr>
-        <w:t>આત્મિક દ્રષ્ટિકોણથી “ઘેટાંપાળક” નું અનુવાદ “ની સંભાળ રાખનાર” અથવા “આત્મિક રીતે પોષવું” અથવા “માર્ગદર્શન આપવું અને શીખવવું” અથવા “દોરવણી આપવી અને સંભાળ લેવી (જેમ ઘેટાંપાળક ઘેટાં માટે કરે છે તેમ)” કરી શકાય.</w:t>
-      </w:r>
-    </w:p>
-    <w:p>
-      <w:pPr>
-        <w:pStyle w:val="ListBullet"/>
-        <w:spacing w:line="240" w:lineRule="auto"/>
-        <w:ind w:left="720"/>
-      </w:pPr>
-      <w:r>
-        <w:rPr>
-          <w:lang w:val="gu_IN" w:bidi="gu_IN"/>
-        </w:rPr>
-      </w:r>
-      <w:r>
-        <w:rPr>
-          <w:lang w:val="gu_IN" w:bidi="gu_IN"/>
-        </w:rPr>
-        <w:t>રૂપકાત્મક ઉપયોગમાં, “ઘેટાંપાળક” શબ્દના અનુવાદ માટેના શાબ્દિક શબ્દનો ઉપયોગ કરવો અને સમાવેશ કરવો તે શ્રેષ્ઠ છે.</w:t>
+        <w:t>ભાષાંતરના સૂચનો:</w:t>
+      </w:r>
+    </w:p>
+    <w:p>
+      <w:pPr>
+        <w:pStyle w:val="ListBullet"/>
+        <w:spacing w:line="240" w:lineRule="auto"/>
+        <w:ind w:left="720"/>
+      </w:pPr>
+      <w:r>
+        <w:rPr>
+          <w:lang w:val="gu_IN" w:bidi="gu_IN"/>
+        </w:rPr>
+      </w:r>
+      <w:r>
+        <w:rPr>
+          <w:lang w:val="gu_IN" w:bidi="gu_IN"/>
+        </w:rPr>
+        <w:t>“છેતરવું” શબ્દનું વિવિધ રીતે ભાષાંતર કરીએ તો, “જૂઠું બોલવું” અથવા “ખોટી માન્યતા માનવા પ્રેરવું” અથવા “કોઈકને કે જે સાચું નથી તે માનવા માટે કારણ બનવું” નો સમાવેશ કરી શકાય.</w:t>
+      </w:r>
+    </w:p>
+    <w:p>
+      <w:pPr>
+        <w:pStyle w:val="ListBullet"/>
+        <w:spacing w:line="240" w:lineRule="auto"/>
+        <w:ind w:left="720"/>
+      </w:pPr>
+      <w:r>
+        <w:rPr>
+          <w:lang w:val="gu_IN" w:bidi="gu_IN"/>
+        </w:rPr>
+      </w:r>
+      <w:r>
+        <w:rPr>
+          <w:lang w:val="gu_IN" w:bidi="gu_IN"/>
+        </w:rPr>
+        <w:t>“ઠગવું” શબ્દનું ભાષાંતર, “કંઈક ખોટું વિચારવા પ્રેરવું” અથવા “ખોટું બોલવું” અથવા “બનાવટ કરવી” અથવા “મૂર્ખ બનાવવું” અથવા “ગેરમાર્ગે દોરવું,” કરી શકાય.</w:t>
+      </w:r>
+    </w:p>
+    <w:p>
+      <w:pPr>
+        <w:pStyle w:val="ListBullet"/>
+        <w:spacing w:line="240" w:lineRule="auto"/>
+        <w:ind w:left="720"/>
+      </w:pPr>
+      <w:r>
+        <w:rPr>
+          <w:lang w:val="gu_IN" w:bidi="gu_IN"/>
+        </w:rPr>
+      </w:r>
+      <w:r>
+        <w:rPr>
+          <w:lang w:val="gu_IN" w:bidi="gu_IN"/>
+        </w:rPr>
+        <w:t>“છેતરનાર” શબ્દનું ભાષાંતર, “જૂઠો” અથવા “જે ગેરમાર્ગે દોરે છે તે” અથવા “કોઈક કે જે છેતરે છે,” કરી શકાય.</w:t>
+      </w:r>
+    </w:p>
+    <w:p>
+      <w:pPr>
+        <w:pStyle w:val="ListBullet"/>
+        <w:spacing w:line="240" w:lineRule="auto"/>
+        <w:ind w:left="720"/>
+      </w:pPr>
+      <w:r>
+        <w:rPr>
+          <w:lang w:val="gu_IN" w:bidi="gu_IN"/>
+        </w:rPr>
+      </w:r>
+      <w:r>
+        <w:rPr>
+          <w:lang w:val="gu_IN" w:bidi="gu_IN"/>
+        </w:rPr>
+        <w:t>સંદર્ભ પર આધાર રાખીને, “છેતરપિંડી” અથવા “ઠગાઈ” શબ્દોનું ભાષાંતર, એવા શબ્દ અથવા શબ્દસમૂહનો ઉપયોગ કરીને, જેનો અર્થ “જુઠાણું” અથવા “જુઠ્ઠાબોલું” અથવા “કપટ” અથવા “બેઈમાની” હોય તે દ્વારા કરી શકાય છે.</w:t>
+      </w:r>
+    </w:p>
+    <w:p>
+      <w:pPr>
+        <w:pStyle w:val="ListBullet"/>
+        <w:spacing w:line="240" w:lineRule="auto"/>
+        <w:ind w:left="720"/>
+      </w:pPr>
+      <w:r>
+        <w:rPr>
+          <w:lang w:val="gu_IN" w:bidi="gu_IN"/>
+        </w:rPr>
+      </w:r>
+      <w:r>
+        <w:rPr>
+          <w:lang w:val="gu_IN" w:bidi="gu_IN"/>
+        </w:rPr>
+        <w:t>“ભ્રામક” અથવા “કપટી” શબ્દોનું ભાષાંતર, “જૂઠું” અથવા “ગેરમાર્ગે દોરવું” અથવા “જુઠ્ઠાબોલું,” કરી શકાય, એ વ્યક્તિનું વર્ણન કરવા કે જે એ રીતે કહે છે અથવા વર્તે છે કે જેથી જે સાચું નથી તે બાબતો માનવા બીજાઓ દોરાય.</w:t>
       </w:r>
     </w:p>
     <w:p>
@@ -1878,79 +1780,7 @@
         <w:rPr>
           <w:lang w:val="gu_IN" w:bidi="gu_IN"/>
         </w:rPr>
-        <w:t>માનવું</w:t>
-      </w:r>
-      <w:r>
-        <w:rPr>
-          <w:lang w:val="gu_IN" w:bidi="gu_IN"/>
-        </w:rPr>
-        <w:t xml:space="preserve">, </w:t>
-      </w:r>
-      <w:r>
-        <w:rPr>
-          <w:lang w:val="gu_IN" w:bidi="gu_IN"/>
-        </w:rPr>
-        <w:t>કનાન</w:t>
-      </w:r>
-      <w:r>
-        <w:rPr>
-          <w:lang w:val="gu_IN" w:bidi="gu_IN"/>
-        </w:rPr>
-        <w:t xml:space="preserve">, </w:t>
-      </w:r>
-      <w:r>
-        <w:rPr>
-          <w:lang w:val="gu_IN" w:bidi="gu_IN"/>
-        </w:rPr>
-        <w:t>મંડળી</w:t>
-      </w:r>
-      <w:r>
-        <w:rPr>
-          <w:lang w:val="gu_IN" w:bidi="gu_IN"/>
-        </w:rPr>
-        <w:t xml:space="preserve">, </w:t>
-      </w:r>
-      <w:r>
-        <w:rPr>
-          <w:lang w:val="gu_IN" w:bidi="gu_IN"/>
-        </w:rPr>
-        <w:t>મુસા</w:t>
-      </w:r>
-      <w:r>
-        <w:rPr>
-          <w:lang w:val="gu_IN" w:bidi="gu_IN"/>
-        </w:rPr>
-        <w:t xml:space="preserve">, </w:t>
-      </w:r>
-      <w:r>
-        <w:rPr>
-          <w:lang w:val="gu_IN" w:bidi="gu_IN"/>
-        </w:rPr>
-        <w:t>પાળક</w:t>
-      </w:r>
-      <w:r>
-        <w:rPr>
-          <w:lang w:val="gu_IN" w:bidi="gu_IN"/>
-        </w:rPr>
-        <w:t xml:space="preserve">, </w:t>
-      </w:r>
-      <w:r>
-        <w:rPr>
-          <w:lang w:val="gu_IN" w:bidi="gu_IN"/>
-        </w:rPr>
-        <w:t>ઘેટાં</w:t>
-      </w:r>
-      <w:r>
-        <w:rPr>
-          <w:lang w:val="gu_IN" w:bidi="gu_IN"/>
-        </w:rPr>
-        <w:t xml:space="preserve">, </w:t>
-      </w:r>
-      <w:r>
-        <w:rPr>
-          <w:lang w:val="gu_IN" w:bidi="gu_IN"/>
-        </w:rPr>
-        <w:t>આત્મા</w:t>
+        <w:t>સાચું</w:t>
       </w:r>
       <w:r>
         <w:rPr>
@@ -1967,7 +1797,7 @@
         <w:rPr>
           <w:lang w:val="gu_IN" w:bidi="gu_IN"/>
         </w:rPr>
-        <w:t>બાઈબલના સંદર્ભો:</w:t>
+        <w:t>બાઈબલની કલમો:</w:t>
       </w:r>
     </w:p>
     <w:p>
@@ -1990,7 +1820,7 @@
             <w:color w:val="0000EE"/>
             <w:u w:val="single"/>
           </w:rPr>
-          <w:t>ઉત્પતિ 49:24</w:t>
+          <w:t>1 યોહાન 1:8–10</w:t>
         </w:r>
       </w:hyperlink>
     </w:p>
@@ -2005,7 +1835,7 @@
           <w:lang w:val="gu_IN" w:bidi="gu_IN"/>
         </w:rPr>
       </w:r>
-      <w:hyperlink r:id="rId29">
+      <w:hyperlink r:id="rId33">
         <w:r>
           <w:rPr>
             <w:lang w:val="gu_IN" w:bidi="gu_IN"/>
@@ -2014,7 +1844,7 @@
             <w:color w:val="0000EE"/>
             <w:u w:val="single"/>
           </w:rPr>
-          <w:t>લૂક 2:8–9</w:t>
+          <w:t>1 તિમોથી 2:13–15</w:t>
         </w:r>
       </w:hyperlink>
     </w:p>
@@ -2029,7 +1859,7 @@
           <w:lang w:val="gu_IN" w:bidi="gu_IN"/>
         </w:rPr>
       </w:r>
-      <w:hyperlink r:id="rId33">
+      <w:hyperlink r:id="rId34">
         <w:r>
           <w:rPr>
             <w:lang w:val="gu_IN" w:bidi="gu_IN"/>
@@ -2038,7 +1868,7 @@
             <w:color w:val="0000EE"/>
             <w:u w:val="single"/>
           </w:rPr>
-          <w:t>માર્ક 6:33–34</w:t>
+          <w:t>2 થેસ્સલોનિકી 2:3–4</w:t>
         </w:r>
       </w:hyperlink>
     </w:p>
@@ -2053,7 +1883,7 @@
           <w:lang w:val="gu_IN" w:bidi="gu_IN"/>
         </w:rPr>
       </w:r>
-      <w:hyperlink r:id="rId34">
+      <w:hyperlink r:id="rId35">
         <w:r>
           <w:rPr>
             <w:lang w:val="gu_IN" w:bidi="gu_IN"/>
@@ -2062,7 +1892,7 @@
             <w:color w:val="0000EE"/>
             <w:u w:val="single"/>
           </w:rPr>
-          <w:t>માર્ક 14:26–27</w:t>
+          <w:t>ઉત્પત્તિ 3:12–13</w:t>
         </w:r>
       </w:hyperlink>
     </w:p>
@@ -2077,7 +1907,7 @@
           <w:lang w:val="gu_IN" w:bidi="gu_IN"/>
         </w:rPr>
       </w:r>
-      <w:hyperlink r:id="rId35">
+      <w:hyperlink r:id="rId36">
         <w:r>
           <w:rPr>
             <w:lang w:val="gu_IN" w:bidi="gu_IN"/>
@@ -2086,7 +1916,7 @@
             <w:color w:val="0000EE"/>
             <w:u w:val="single"/>
           </w:rPr>
-          <w:t>માથ્થી 2:4–6</w:t>
+          <w:t>ઉત્પત્તિ 31:26–28</w:t>
         </w:r>
       </w:hyperlink>
     </w:p>
@@ -2101,7 +1931,7 @@
           <w:lang w:val="gu_IN" w:bidi="gu_IN"/>
         </w:rPr>
       </w:r>
-      <w:hyperlink r:id="rId36">
+      <w:hyperlink r:id="rId37">
         <w:r>
           <w:rPr>
             <w:lang w:val="gu_IN" w:bidi="gu_IN"/>
@@ -2110,7 +1940,7 @@
             <w:color w:val="0000EE"/>
             <w:u w:val="single"/>
           </w:rPr>
-          <w:t>માથ્થી 9:35–36</w:t>
+          <w:t>લેવીય 19:11–12</w:t>
         </w:r>
       </w:hyperlink>
     </w:p>
@@ -2125,7 +1955,7 @@
           <w:lang w:val="gu_IN" w:bidi="gu_IN"/>
         </w:rPr>
       </w:r>
-      <w:hyperlink r:id="rId37">
+      <w:hyperlink r:id="rId38">
         <w:r>
           <w:rPr>
             <w:lang w:val="gu_IN" w:bidi="gu_IN"/>
@@ -2134,7 +1964,7 @@
             <w:color w:val="0000EE"/>
             <w:u w:val="single"/>
           </w:rPr>
-          <w:t>માથ્થી 25:31–33</w:t>
+          <w:t>માથ્થી 27:62–64</w:t>
         </w:r>
       </w:hyperlink>
     </w:p>
@@ -2149,7 +1979,7 @@
           <w:lang w:val="gu_IN" w:bidi="gu_IN"/>
         </w:rPr>
       </w:r>
-      <w:hyperlink r:id="rId31">
+      <w:hyperlink r:id="rId39">
         <w:r>
           <w:rPr>
             <w:lang w:val="gu_IN" w:bidi="gu_IN"/>
@@ -2158,7 +1988,7 @@
             <w:color w:val="0000EE"/>
             <w:u w:val="single"/>
           </w:rPr>
-          <w:t>માથ્થી 26:30–32</w:t>
+          <w:t>મીખાહ 6:11–12</w:t>
         </w:r>
       </w:hyperlink>
     </w:p>
@@ -2170,204 +2000,159 @@
         <w:rPr>
           <w:lang w:val="gu_IN" w:bidi="gu_IN"/>
         </w:rPr>
-        <w:t>બાઈબલની વાર્તાઓમાંથી ઉદાહરણો:</w:t>
-      </w:r>
-    </w:p>
-    <w:p>
-      <w:pPr>
-        <w:pStyle w:val="ListBullet"/>
-        <w:spacing w:line="240" w:lineRule="auto"/>
-        <w:ind w:left="720"/>
-      </w:pPr>
-      <w:r>
-        <w:rPr>
-          <w:lang w:val="gu_IN" w:bidi="gu_IN"/>
-        </w:rPr>
-      </w:r>
-      <w:r>
-        <w:rPr>
-          <w:b/>
-          <w:lang w:val="gu_IN" w:bidi="gu_IN"/>
-        </w:rPr>
-        <w:t>9:11</w:t>
-      </w:r>
-      <w:r>
-        <w:rPr>
-          <w:lang w:val="gu_IN" w:bidi="gu_IN"/>
-        </w:rPr>
-        <w:t xml:space="preserve"> મુસા બન્યો </w:t>
-      </w:r>
-      <w:r>
-        <w:rPr>
-          <w:b/>
-          <w:lang w:val="gu_IN" w:bidi="gu_IN"/>
-        </w:rPr>
-        <w:t>ઘેટાંપાળક</w:t>
-      </w:r>
-      <w:r>
-        <w:rPr>
-          <w:lang w:val="gu_IN" w:bidi="gu_IN"/>
-        </w:rPr>
-        <w:t xml:space="preserve"> મીસરથી ઘણે દૂર રણમાં.</w:t>
-      </w:r>
-    </w:p>
-    <w:p>
-      <w:pPr>
-        <w:pStyle w:val="ListBullet"/>
-        <w:spacing w:line="240" w:lineRule="auto"/>
-        <w:ind w:left="720"/>
-      </w:pPr>
-      <w:r>
-        <w:rPr>
-          <w:lang w:val="gu_IN" w:bidi="gu_IN"/>
-        </w:rPr>
-      </w:r>
-      <w:r>
-        <w:rPr>
-          <w:b/>
-          <w:lang w:val="gu_IN" w:bidi="gu_IN"/>
-        </w:rPr>
-        <w:t>17:2</w:t>
-      </w:r>
-      <w:r>
-        <w:rPr>
-          <w:lang w:val="gu_IN" w:bidi="gu_IN"/>
-        </w:rPr>
-        <w:t xml:space="preserve"> દાઉદ હતો </w:t>
-      </w:r>
-      <w:r>
-        <w:rPr>
-          <w:b/>
-          <w:lang w:val="gu_IN" w:bidi="gu_IN"/>
-        </w:rPr>
-        <w:t>ઘેટાંપાળક</w:t>
-      </w:r>
-      <w:r>
-        <w:rPr>
-          <w:lang w:val="gu_IN" w:bidi="gu_IN"/>
-        </w:rPr>
-        <w:t xml:space="preserve"> બેથલેહેમ શહેરથી.</w:t>
+        <w:t>શબ્દ માહિતી:</w:t>
+      </w:r>
+    </w:p>
+    <w:p>
+      <w:pPr>
+        <w:pStyle w:val="ListBullet"/>
+        <w:spacing w:line="240" w:lineRule="auto"/>
+        <w:ind w:left="720"/>
+      </w:pPr>
+      <w:r>
+        <w:rPr>
+          <w:lang w:val="gu_IN" w:bidi="gu_IN"/>
+        </w:rPr>
+      </w:r>
+      <w:r>
+        <w:rPr>
+          <w:lang w:val="gu_IN" w:bidi="gu_IN"/>
+        </w:rPr>
+        <w:t>Strong's: H898, H2048, H3577, H3584, H4123, H4820, H4860, H5230, H5377, H6121, H6231, H6280, H6601, H7411, H7423, H7683, H7686, H7952, H8267, H8496, H8501, H8582, H8591, H8649, G538, G539, G1386, G1387, G1388, G1389, G1818, G3884, G4105, G4106, G4108, G5422, G5423</w:t>
+      </w:r>
+      <w:r>
+        <w:rPr>
+          <w:lang w:val="gu_IN" w:bidi="gu_IN"/>
+        </w:rPr>
+      </w:r>
+      <w:r>
+        <w:rPr>
+          <w:lang w:val="gu_IN" w:bidi="gu_IN"/>
+        </w:rPr>
+      </w:r>
+    </w:p>
+    <w:p>
+      <w:pPr/>
+      <w:r>
+        <w:rPr>
+          <w:lang w:val="gu_IN" w:bidi="gu_IN"/>
+        </w:rPr>
+      </w:r>
+    </w:p>
+    <w:p>
+      <w:pPr>
+        <w:pStyle w:val="Heading2"/>
+      </w:pPr>
+      <w:r>
+        <w:rPr>
+          <w:lang w:val="gu_IN" w:bidi="gu_IN"/>
+        </w:rPr>
+        <w:t>છોડ, રોપે છે, રોપ્યું, રોપી રહ્યા છે, પ્રત્યારોપણ, ફરીથી રોપવું, એક જગ્યાએથી ઉખાડીને બીજે રોપવું, વાવવું, વાવે છે, વાવ્યું, વાવેતર, વાવણી</w:t>
+      </w:r>
+      <w:r>
+        <w:rPr>
+          <w:lang w:val="gu_IN" w:bidi="gu_IN"/>
+        </w:rPr>
+      </w:r>
+    </w:p>
+    <w:p>
+      <w:pPr>
+        <w:pStyle w:val="Heading3"/>
+      </w:pPr>
+      <w:r>
+        <w:rPr>
+          <w:lang w:val="gu_IN" w:bidi="gu_IN"/>
+        </w:rPr>
+        <w:t>વ્યાખ્યા:</w:t>
+      </w:r>
+    </w:p>
+    <w:p>
+      <w:pPr/>
+      <w:r>
+        <w:rPr>
+          <w:lang w:val="gu_IN" w:bidi="gu_IN"/>
+        </w:rPr>
+      </w:r>
+      <w:r>
+        <w:rPr>
+          <w:lang w:val="gu_IN" w:bidi="gu_IN"/>
+        </w:rPr>
+        <w:t>“છોડ” સંન્ય રીતે એવું કંઇક કે જે ઉગે છે અને જમીન સાથે જોડાયેલું હોય છે.</w:t>
         <w:br/>
       </w:r>
       <w:r>
         <w:rPr>
           <w:lang w:val="gu_IN" w:bidi="gu_IN"/>
         </w:rPr>
-        <w:t>જુદા-જુદા સમયે જ્યારે તે તેના પિતાના ઘેટાંની સંભાળ રાખતો હતો, ત્યારે દાઉદે સિંહ અને રીંછ બંને કે જેઓએ ઘેટાં પર હુમલો કર્યો હતો તેમને મારી નાંખ્યા.</w:t>
-      </w:r>
-    </w:p>
-    <w:p>
-      <w:pPr>
-        <w:pStyle w:val="ListBullet"/>
-        <w:spacing w:line="240" w:lineRule="auto"/>
-        <w:ind w:left="720"/>
-      </w:pPr>
-      <w:r>
-        <w:rPr>
-          <w:lang w:val="gu_IN" w:bidi="gu_IN"/>
-        </w:rPr>
-      </w:r>
-      <w:r>
-        <w:rPr>
-          <w:b/>
-          <w:lang w:val="gu_IN" w:bidi="gu_IN"/>
-        </w:rPr>
-        <w:t>23:6</w:t>
-      </w:r>
-      <w:r>
-        <w:rPr>
-          <w:lang w:val="gu_IN" w:bidi="gu_IN"/>
-        </w:rPr>
-        <w:t xml:space="preserve"> એ રાતે, ત્યાં કેટલાંક </w:t>
-      </w:r>
-      <w:r>
-        <w:rPr>
-          <w:b/>
-          <w:lang w:val="gu_IN" w:bidi="gu_IN"/>
-        </w:rPr>
-        <w:t>ઘેટાંપાળકો હતાં</w:t>
-      </w:r>
-      <w:r>
-        <w:rPr>
-          <w:lang w:val="gu_IN" w:bidi="gu_IN"/>
-        </w:rPr>
-        <w:t xml:space="preserve"> નજીકન ખેતરમાં તેમના ઘેટાંઓનું રક્ષણ કરતાં હતાં.</w:t>
-      </w:r>
-    </w:p>
-    <w:p>
-      <w:pPr>
-        <w:pStyle w:val="ListBullet"/>
-        <w:spacing w:line="240" w:lineRule="auto"/>
-        <w:ind w:left="720"/>
-      </w:pPr>
-      <w:r>
-        <w:rPr>
-          <w:lang w:val="gu_IN" w:bidi="gu_IN"/>
-        </w:rPr>
-      </w:r>
-      <w:r>
-        <w:rPr>
-          <w:b/>
-          <w:lang w:val="gu_IN" w:bidi="gu_IN"/>
-        </w:rPr>
-        <w:t>23:8</w:t>
-      </w:r>
-      <w:r>
-        <w:rPr>
-          <w:lang w:val="gu_IN" w:bidi="gu_IN"/>
-        </w:rPr>
-        <w:t xml:space="preserve"> આ </w:t>
-      </w:r>
-      <w:r>
-        <w:rPr>
-          <w:b/>
-          <w:lang w:val="gu_IN" w:bidi="gu_IN"/>
-        </w:rPr>
-        <w:t>ઘેટાંપાળકો</w:t>
-      </w:r>
-      <w:r>
-        <w:rPr>
-          <w:lang w:val="gu_IN" w:bidi="gu_IN"/>
-        </w:rPr>
-        <w:t xml:space="preserve"> ઈસુ જ્યાં હતા એ જગાએ જલદીથી આવી પહોંચ્યા અને તેઓએ ગભાણમાં તેમને જોયા, જેમ દૂતોએ તેમને કહ્યું હતું તેમ.</w:t>
-      </w:r>
-    </w:p>
-    <w:p>
-      <w:pPr>
-        <w:pStyle w:val="ListBullet"/>
-        <w:spacing w:line="240" w:lineRule="auto"/>
-        <w:ind w:left="720"/>
-      </w:pPr>
-      <w:r>
-        <w:rPr>
-          <w:lang w:val="gu_IN" w:bidi="gu_IN"/>
-        </w:rPr>
-      </w:r>
-      <w:r>
-        <w:rPr>
-          <w:b/>
-          <w:lang w:val="gu_IN" w:bidi="gu_IN"/>
-        </w:rPr>
-        <w:t>30:3</w:t>
-      </w:r>
-      <w:r>
-        <w:rPr>
-          <w:lang w:val="gu_IN" w:bidi="gu_IN"/>
-        </w:rPr>
-        <w:t xml:space="preserve"> ઈસુ માટે, આ લોકો ઘેટાં હતાં </w:t>
-      </w:r>
-      <w:r>
-        <w:rPr>
-          <w:b/>
-          <w:lang w:val="gu_IN" w:bidi="gu_IN"/>
-        </w:rPr>
-        <w:t>ઘેટાંપાળક વિનાના</w:t>
-      </w:r>
-      <w:r>
-        <w:rPr>
-          <w:lang w:val="gu_IN" w:bidi="gu_IN"/>
-        </w:rPr>
-        <w:t>.</w:t>
+        <w:t>“વાવવું” એટલે જમીનમાં બીજ મુકવા કે જેથી છોડ ઉગે.</w:t>
+        <w:br/>
+      </w:r>
+      <w:r>
+        <w:rPr>
+          <w:lang w:val="gu_IN" w:bidi="gu_IN"/>
+        </w:rPr>
+        <w:t>“વાવનાર” એ વ્યક્તિ છે કે જે બીજ વાવે છે.</w:t>
+      </w:r>
+    </w:p>
+    <w:p>
+      <w:pPr>
+        <w:pStyle w:val="ListBullet"/>
+        <w:spacing w:line="240" w:lineRule="auto"/>
+        <w:ind w:left="720"/>
+      </w:pPr>
+      <w:r>
+        <w:rPr>
+          <w:lang w:val="gu_IN" w:bidi="gu_IN"/>
+        </w:rPr>
+      </w:r>
+      <w:r>
+        <w:rPr>
+          <w:lang w:val="gu_IN" w:bidi="gu_IN"/>
+        </w:rPr>
+        <w:t>વાવવાની અને રોપવાની રીત અલગ હોઈ શકે, પરંતુ એક રીત એ છે કે મુઠ્ઠીભર બીજ લેવા અને જમીનમાં તેઓને પાથરવા.</w:t>
+      </w:r>
+    </w:p>
+    <w:p>
+      <w:pPr>
+        <w:pStyle w:val="ListBullet"/>
+        <w:spacing w:line="240" w:lineRule="auto"/>
+        <w:ind w:left="720"/>
+      </w:pPr>
+      <w:r>
+        <w:rPr>
+          <w:lang w:val="gu_IN" w:bidi="gu_IN"/>
+        </w:rPr>
+      </w:r>
+      <w:r>
+        <w:rPr>
+          <w:lang w:val="gu_IN" w:bidi="gu_IN"/>
+        </w:rPr>
+        <w:t>બીજી રીત બીજ રોપવાની એ જમીનમાં કાણાં પાળવા અને દરેક કાણાંમાં બીજ મુકવા.</w:t>
+      </w:r>
+    </w:p>
+    <w:p>
+      <w:pPr>
+        <w:pStyle w:val="ListBullet"/>
+        <w:spacing w:line="240" w:lineRule="auto"/>
+        <w:ind w:left="720"/>
+      </w:pPr>
+      <w:r>
+        <w:rPr>
+          <w:lang w:val="gu_IN" w:bidi="gu_IN"/>
+        </w:rPr>
+      </w:r>
+      <w:r>
+        <w:rPr>
+          <w:lang w:val="gu_IN" w:bidi="gu_IN"/>
+        </w:rPr>
+        <w:t>“વાવવું” શબ્દ રૂપકાત્મક રીતે ઉપયોગમાં લઇ શકાય, જેમ કે “વ્યક્તિ જે વાવે છે તે જ લણે છે.”</w:t>
+        <w:br/>
+      </w:r>
+      <w:r>
+        <w:rPr>
+          <w:lang w:val="gu_IN" w:bidi="gu_IN"/>
+        </w:rPr>
+        <w:t>એનો અર્થ કે જો વ્યક્તિ કંઇક દુષ્ટ કરે તો, તે નકારાત્મક પરિણામ મેળવશે, અને જો વ્યક્તિ સારું કરે તો, તે હકારાત્મક પરિણામ ભોગવશે.</w:t>
       </w:r>
     </w:p>
     <w:p>
@@ -2378,35 +2163,93 @@
         <w:rPr>
           <w:lang w:val="gu_IN" w:bidi="gu_IN"/>
         </w:rPr>
-        <w:t>શબ્દ માહિતી:</w:t>
-      </w:r>
-    </w:p>
-    <w:p>
-      <w:pPr>
-        <w:pStyle w:val="ListBullet"/>
-        <w:spacing w:line="240" w:lineRule="auto"/>
-        <w:ind w:left="720"/>
-      </w:pPr>
-      <w:r>
-        <w:rPr>
-          <w:lang w:val="gu_IN" w:bidi="gu_IN"/>
-        </w:rPr>
-      </w:r>
-      <w:r>
-        <w:rPr>
-          <w:lang w:val="gu_IN" w:bidi="gu_IN"/>
-        </w:rPr>
-        <w:t>Strong's: H6629, H7462, H7469, H7473, G750, G4165, G4166</w:t>
-      </w:r>
-      <w:r>
-        <w:rPr>
-          <w:lang w:val="gu_IN" w:bidi="gu_IN"/>
-        </w:rPr>
-      </w:r>
-      <w:r>
-        <w:rPr>
-          <w:lang w:val="gu_IN" w:bidi="gu_IN"/>
-        </w:rPr>
+        <w:t>અનુવાદ માટેના સૂચનો</w:t>
+      </w:r>
+    </w:p>
+    <w:p>
+      <w:pPr>
+        <w:pStyle w:val="ListBullet"/>
+        <w:spacing w:line="240" w:lineRule="auto"/>
+        <w:ind w:left="720"/>
+      </w:pPr>
+      <w:r>
+        <w:rPr>
+          <w:lang w:val="gu_IN" w:bidi="gu_IN"/>
+        </w:rPr>
+      </w:r>
+      <w:r>
+        <w:rPr>
+          <w:lang w:val="gu_IN" w:bidi="gu_IN"/>
+        </w:rPr>
+        <w:t>“વાવવું” શબ્દનો અનુવાદ “રોપવું” પણ કરી શકાય.</w:t>
+        <w:br/>
+      </w:r>
+      <w:r>
+        <w:rPr>
+          <w:lang w:val="gu_IN" w:bidi="gu_IN"/>
+        </w:rPr>
+        <w:t>એ ધ્યાનમાં રાખો કે તેને માટે જે શબ્દનો અનુવાદ કર્યો હોય તે બીજ રોપવાને સમાવેશ કરતો હોય.</w:t>
+      </w:r>
+    </w:p>
+    <w:p>
+      <w:pPr>
+        <w:pStyle w:val="ListBullet"/>
+        <w:spacing w:line="240" w:lineRule="auto"/>
+        <w:ind w:left="720"/>
+      </w:pPr>
+      <w:r>
+        <w:rPr>
+          <w:lang w:val="gu_IN" w:bidi="gu_IN"/>
+        </w:rPr>
+      </w:r>
+      <w:r>
+        <w:rPr>
+          <w:lang w:val="gu_IN" w:bidi="gu_IN"/>
+        </w:rPr>
+        <w:t>“વાવનાર” ને અનુવાદ કરવાની બીજી રીતોમાં “રોપનાર” અથવા “ખેડૂત” અથવા “વ્યક્તિ કે જે બીજ વાવે છે” તેનો સમવેશ કરી શકાય.</w:t>
+      </w:r>
+    </w:p>
+    <w:p>
+      <w:pPr>
+        <w:pStyle w:val="ListBullet"/>
+        <w:spacing w:line="240" w:lineRule="auto"/>
+        <w:ind w:left="720"/>
+      </w:pPr>
+      <w:r>
+        <w:rPr>
+          <w:lang w:val="gu_IN" w:bidi="gu_IN"/>
+        </w:rPr>
+      </w:r>
+      <w:r>
+        <w:rPr>
+          <w:lang w:val="gu_IN" w:bidi="gu_IN"/>
+        </w:rPr>
+        <w:t>અંગ્રેજીમાં, “વાવવું” એ માત્ર બીજ વાવવા વપરાય છે, પરંતુ અંગેજી શબ્દ “છોડ/રોપવું” બીજ અને મોટી બાબતો, જેમ કે ઝાડ રોપવા વાપરી શકાય છે.</w:t>
+        <w:br/>
+      </w:r>
+      <w:r>
+        <w:rPr>
+          <w:lang w:val="gu_IN" w:bidi="gu_IN"/>
+        </w:rPr>
+        <w:t>બીજી ભાષાઓઅલગ શબ્દો વાપરી શકે, શું રોપવામાં આવે છે તેના આધારે.</w:t>
+      </w:r>
+    </w:p>
+    <w:p>
+      <w:pPr>
+        <w:pStyle w:val="ListBullet"/>
+        <w:spacing w:line="240" w:lineRule="auto"/>
+        <w:ind w:left="720"/>
+      </w:pPr>
+      <w:r>
+        <w:rPr>
+          <w:lang w:val="gu_IN" w:bidi="gu_IN"/>
+        </w:rPr>
+      </w:r>
+      <w:r>
+        <w:rPr>
+          <w:lang w:val="gu_IN" w:bidi="gu_IN"/>
+        </w:rPr>
+        <w:t>“વ્યક્તિ જે વાવે છે તે લણે છે” અભિવ્યક્તિનુ અનુવાદ આમ કારી શકાય “જેમ ચોક્કસ પ્રકારના બીજ ચોક્કસ પ્રકારના છોડ ઉત્પન્ન કરે, તેમ જ વ્યક્તિના સારા કૃત્યો સારું પરિણામ લાવશે અને વ્યક્તિના દુષ્ટ કૃત્યો દુષ્ટ પરિણામ લાવશે.”</w:t>
       </w:r>
     </w:p>
     <w:p>
@@ -2416,21 +2259,47 @@
           <w:lang w:val="gu_IN" w:bidi="gu_IN"/>
         </w:rPr>
       </w:r>
-    </w:p>
-    <w:p>
-      <w:pPr>
-        <w:pStyle w:val="Heading2"/>
-      </w:pPr>
-      <w:r>
-        <w:rPr>
-          <w:lang w:val="gu_IN" w:bidi="gu_IN"/>
-        </w:rPr>
-        <w:t>ઘેટી, ઘેટીઓ, ખરીવાળો ઘેટો, ખરીવાળા ઘેટાંઓ, ઘેટાં, ઘેટાંનો વાળો, ઉન કાતનારાઓ, ઘેટાંનું ચામડું</w:t>
-      </w:r>
-      <w:r>
-        <w:rPr>
-          <w:lang w:val="gu_IN" w:bidi="gu_IN"/>
-        </w:rPr>
+      <w:r>
+        <w:rPr>
+          <w:lang w:val="gu_IN" w:bidi="gu_IN"/>
+        </w:rPr>
+        <w:t xml:space="preserve">(આ પણ જુઓ: </w:t>
+      </w:r>
+      <w:r>
+        <w:rPr>
+          <w:lang w:val="gu_IN" w:bidi="gu_IN"/>
+        </w:rPr>
+        <w:t>દુષ્ટ</w:t>
+      </w:r>
+      <w:r>
+        <w:rPr>
+          <w:lang w:val="gu_IN" w:bidi="gu_IN"/>
+        </w:rPr>
+        <w:t xml:space="preserve">, </w:t>
+      </w:r>
+      <w:r>
+        <w:rPr>
+          <w:lang w:val="gu_IN" w:bidi="gu_IN"/>
+        </w:rPr>
+        <w:t>સારું</w:t>
+      </w:r>
+      <w:r>
+        <w:rPr>
+          <w:lang w:val="gu_IN" w:bidi="gu_IN"/>
+        </w:rPr>
+        <w:t xml:space="preserve">, </w:t>
+      </w:r>
+      <w:r>
+        <w:rPr>
+          <w:lang w:val="gu_IN" w:bidi="gu_IN"/>
+        </w:rPr>
+        <w:t>પાક ભેગો કરવો</w:t>
+      </w:r>
+      <w:r>
+        <w:rPr>
+          <w:lang w:val="gu_IN" w:bidi="gu_IN"/>
+        </w:rPr>
+        <w:t>)</w:t>
       </w:r>
     </w:p>
     <w:p>
@@ -2441,238 +2310,6 @@
         <w:rPr>
           <w:lang w:val="gu_IN" w:bidi="gu_IN"/>
         </w:rPr>
-        <w:t>વ્યાખ્યા:</w:t>
-      </w:r>
-    </w:p>
-    <w:p>
-      <w:pPr/>
-      <w:r>
-        <w:rPr>
-          <w:lang w:val="gu_IN" w:bidi="gu_IN"/>
-        </w:rPr>
-      </w:r>
-      <w:r>
-        <w:rPr>
-          <w:lang w:val="gu_IN" w:bidi="gu_IN"/>
-        </w:rPr>
-        <w:t>“ઘેટાં” એક મધ્યમ કદના પ્રાણી છે જેના ચાર પગ હોય છે અને તેના તમામ શરીર પર ઉન હોય છે.</w:t>
-        <w:br/>
-      </w:r>
-      <w:r>
-        <w:rPr>
-          <w:lang w:val="gu_IN" w:bidi="gu_IN"/>
-        </w:rPr>
-        <w:t>નર ઘેટાંને “ખરીવાળો ઘેટો” કહેવાય છે.</w:t>
-        <w:br/>
-      </w:r>
-      <w:r>
-        <w:rPr>
-          <w:lang w:val="gu_IN" w:bidi="gu_IN"/>
-        </w:rPr>
-        <w:t>નારી ઘેટાંને “ઘેટી” કહેવાય છે.</w:t>
-        <w:br/>
-      </w:r>
-      <w:r>
-        <w:rPr>
-          <w:lang w:val="gu_IN" w:bidi="gu_IN"/>
-        </w:rPr>
-        <w:t>“ઘેટાં” નું બહુવચન “ઘેટાંઓ” પણ થાય છે.</w:t>
-      </w:r>
-    </w:p>
-    <w:p>
-      <w:pPr>
-        <w:pStyle w:val="ListBullet"/>
-        <w:spacing w:line="240" w:lineRule="auto"/>
-        <w:ind w:left="720"/>
-      </w:pPr>
-      <w:r>
-        <w:rPr>
-          <w:lang w:val="gu_IN" w:bidi="gu_IN"/>
-        </w:rPr>
-      </w:r>
-      <w:r>
-        <w:rPr>
-          <w:lang w:val="gu_IN" w:bidi="gu_IN"/>
-        </w:rPr>
-        <w:t>ઘેટાંના બચ્ચાને “હલવાન” કહેવામાં આવે છે.</w:t>
-      </w:r>
-    </w:p>
-    <w:p>
-      <w:pPr>
-        <w:pStyle w:val="ListBullet"/>
-        <w:spacing w:line="240" w:lineRule="auto"/>
-        <w:ind w:left="720"/>
-      </w:pPr>
-      <w:r>
-        <w:rPr>
-          <w:lang w:val="gu_IN" w:bidi="gu_IN"/>
-        </w:rPr>
-      </w:r>
-      <w:r>
-        <w:rPr>
-          <w:lang w:val="gu_IN" w:bidi="gu_IN"/>
-        </w:rPr>
-        <w:t>ઈઝરાયેલીઓ વારંવાર બલિદાનને માટે ઘેટાંઓનો ઉપયોગ કરતાં હતાં, ખાસ કરીને નર અને જુવાન ઘેટાંનો.</w:t>
-      </w:r>
-    </w:p>
-    <w:p>
-      <w:pPr>
-        <w:pStyle w:val="ListBullet"/>
-        <w:spacing w:line="240" w:lineRule="auto"/>
-        <w:ind w:left="720"/>
-      </w:pPr>
-      <w:r>
-        <w:rPr>
-          <w:lang w:val="gu_IN" w:bidi="gu_IN"/>
-        </w:rPr>
-      </w:r>
-      <w:r>
-        <w:rPr>
-          <w:lang w:val="gu_IN" w:bidi="gu_IN"/>
-        </w:rPr>
-        <w:t>લોકો ઘેટાંમાંથી માંસ ખાય છે અને તેના ઊનનો ઉપયોગ કપડાં અને અન્ય વસ્તુઓ બનાવવા માટે કરે છે.</w:t>
-      </w:r>
-    </w:p>
-    <w:p>
-      <w:pPr>
-        <w:pStyle w:val="ListBullet"/>
-        <w:spacing w:line="240" w:lineRule="auto"/>
-        <w:ind w:left="720"/>
-      </w:pPr>
-      <w:r>
-        <w:rPr>
-          <w:lang w:val="gu_IN" w:bidi="gu_IN"/>
-        </w:rPr>
-      </w:r>
-      <w:r>
-        <w:rPr>
-          <w:lang w:val="gu_IN" w:bidi="gu_IN"/>
-        </w:rPr>
-        <w:t>ઘેટાં ખૂબ જ વિશ્વાસુ, નબળા અને ડરપોક હોય છે.</w:t>
-        <w:br/>
-      </w:r>
-      <w:r>
-        <w:rPr>
-          <w:lang w:val="gu_IN" w:bidi="gu_IN"/>
-        </w:rPr>
-        <w:t>તેઓ સરળતાથી દૂર ભટકવું પ્રભાવિત થઈ જાય છે.</w:t>
-        <w:br/>
-      </w:r>
-      <w:r>
-        <w:rPr>
-          <w:lang w:val="gu_IN" w:bidi="gu_IN"/>
-        </w:rPr>
-        <w:t>તેઓને એક ઘેટાંપાળક જે તેમને દોરી જાય, તેમનું રક્ષણ કરે તેમને ખોરાક, પાણી અને આશ્રય પૂરો પાડે તેની જરૂર હોય છે.</w:t>
-      </w:r>
-    </w:p>
-    <w:p>
-      <w:pPr>
-        <w:pStyle w:val="ListBullet"/>
-        <w:spacing w:line="240" w:lineRule="auto"/>
-        <w:ind w:left="720"/>
-      </w:pPr>
-      <w:r>
-        <w:rPr>
-          <w:lang w:val="gu_IN" w:bidi="gu_IN"/>
-        </w:rPr>
-      </w:r>
-      <w:r>
-        <w:rPr>
-          <w:lang w:val="gu_IN" w:bidi="gu_IN"/>
-        </w:rPr>
-        <w:t>બાઇબલમાં, જે લોકોને ઈશ્વર તેમના ઘેટાંપાળક તરીકે છે તેઓની સરખામણી ઘેટાં સાથે કરવામાં આવી છે.</w:t>
-      </w:r>
-    </w:p>
-    <w:p>
-      <w:pPr/>
-      <w:r>
-        <w:rPr>
-          <w:lang w:val="gu_IN" w:bidi="gu_IN"/>
-        </w:rPr>
-      </w:r>
-      <w:r>
-        <w:rPr>
-          <w:lang w:val="gu_IN" w:bidi="gu_IN"/>
-        </w:rPr>
-        <w:t xml:space="preserve">(અનુવાદ માટેના સૂચનો: </w:t>
-      </w:r>
-      <w:r>
-        <w:rPr>
-          <w:lang w:val="gu_IN" w:bidi="gu_IN"/>
-        </w:rPr>
-        <w:t>અજ્ઞાતનો કેવી રીતે અનુવાદ કરવો</w:t>
-      </w:r>
-    </w:p>
-    <w:p>
-      <w:pPr/>
-      <w:r>
-        <w:rPr>
-          <w:lang w:val="gu_IN" w:bidi="gu_IN"/>
-        </w:rPr>
-      </w:r>
-      <w:r>
-        <w:rPr>
-          <w:lang w:val="gu_IN" w:bidi="gu_IN"/>
-        </w:rPr>
-        <w:t xml:space="preserve">(આ પણ જુઓ: </w:t>
-      </w:r>
-      <w:r>
-        <w:rPr>
-          <w:lang w:val="gu_IN" w:bidi="gu_IN"/>
-        </w:rPr>
-        <w:t>ઈઝરાયેલ</w:t>
-      </w:r>
-      <w:r>
-        <w:rPr>
-          <w:lang w:val="gu_IN" w:bidi="gu_IN"/>
-        </w:rPr>
-        <w:t xml:space="preserve">, </w:t>
-      </w:r>
-      <w:r>
-        <w:rPr>
-          <w:lang w:val="gu_IN" w:bidi="gu_IN"/>
-        </w:rPr>
-        <w:t>હલવાન</w:t>
-      </w:r>
-      <w:r>
-        <w:rPr>
-          <w:lang w:val="gu_IN" w:bidi="gu_IN"/>
-        </w:rPr>
-        <w:t xml:space="preserve">, </w:t>
-      </w:r>
-      <w:r>
-        <w:rPr>
-          <w:lang w:val="gu_IN" w:bidi="gu_IN"/>
-        </w:rPr>
-        <w:t>બલિદાન</w:t>
-      </w:r>
-      <w:r>
-        <w:rPr>
-          <w:lang w:val="gu_IN" w:bidi="gu_IN"/>
-        </w:rPr>
-        <w:t xml:space="preserve">, </w:t>
-      </w:r>
-      <w:r>
-        <w:rPr>
-          <w:lang w:val="gu_IN" w:bidi="gu_IN"/>
-        </w:rPr>
-        <w:t>ઘેટાંપાળક</w:t>
-      </w:r>
-      <w:r>
-        <w:rPr>
-          <w:lang w:val="gu_IN" w:bidi="gu_IN"/>
-        </w:rPr>
-        <w:t>)</w:t>
-      </w:r>
-    </w:p>
-    <w:p>
-      <w:pPr>
-        <w:pStyle w:val="Heading3"/>
-      </w:pPr>
-      <w:r>
-        <w:rPr>
-          <w:lang w:val="gu_IN" w:bidi="gu_IN"/>
-        </w:rPr>
         <w:t>બાઈબલના સંદર્ભો:</w:t>
       </w:r>
     </w:p>
@@ -2687,7 +2324,7 @@
           <w:lang w:val="gu_IN" w:bidi="gu_IN"/>
         </w:rPr>
       </w:r>
-      <w:hyperlink r:id="rId38">
+      <w:hyperlink r:id="rId40">
         <w:r>
           <w:rPr>
             <w:lang w:val="gu_IN" w:bidi="gu_IN"/>
@@ -2696,7 +2333,7 @@
             <w:color w:val="0000EE"/>
             <w:u w:val="single"/>
           </w:rPr>
-          <w:t>પ્રેરિતોના કૃત્યો 8:32–33</w:t>
+          <w:t>ગલાતીઓ 6:6–8</w:t>
         </w:r>
       </w:hyperlink>
     </w:p>
@@ -2711,7 +2348,7 @@
           <w:lang w:val="gu_IN" w:bidi="gu_IN"/>
         </w:rPr>
       </w:r>
-      <w:hyperlink r:id="rId39">
+      <w:hyperlink r:id="rId41">
         <w:r>
           <w:rPr>
             <w:lang w:val="gu_IN" w:bidi="gu_IN"/>
@@ -2720,7 +2357,7 @@
             <w:color w:val="0000EE"/>
             <w:u w:val="single"/>
           </w:rPr>
-          <w:t>ઉત્પતિ 30:31–32</w:t>
+          <w:t>લૂક 8:4–6</w:t>
         </w:r>
       </w:hyperlink>
     </w:p>
@@ -2735,7 +2372,7 @@
           <w:lang w:val="gu_IN" w:bidi="gu_IN"/>
         </w:rPr>
       </w:r>
-      <w:hyperlink r:id="rId40">
+      <w:hyperlink r:id="rId42">
         <w:r>
           <w:rPr>
             <w:lang w:val="gu_IN" w:bidi="gu_IN"/>
@@ -2744,7 +2381,7 @@
             <w:color w:val="0000EE"/>
             <w:u w:val="single"/>
           </w:rPr>
-          <w:t>યોહાન 2:13–14</w:t>
+          <w:t>માથ્થી 6:25–26</w:t>
         </w:r>
       </w:hyperlink>
     </w:p>
@@ -2759,7 +2396,7 @@
           <w:lang w:val="gu_IN" w:bidi="gu_IN"/>
         </w:rPr>
       </w:r>
-      <w:hyperlink r:id="rId41">
+      <w:hyperlink r:id="rId43">
         <w:r>
           <w:rPr>
             <w:lang w:val="gu_IN" w:bidi="gu_IN"/>
@@ -2768,7 +2405,7 @@
             <w:color w:val="0000EE"/>
             <w:u w:val="single"/>
           </w:rPr>
-          <w:t>લૂક 15:3–5</w:t>
+          <w:t>માથ્થી 13:3–6</w:t>
         </w:r>
       </w:hyperlink>
     </w:p>
@@ -2783,7 +2420,7 @@
           <w:lang w:val="gu_IN" w:bidi="gu_IN"/>
         </w:rPr>
       </w:r>
-      <w:hyperlink r:id="rId33">
+      <w:hyperlink r:id="rId44">
         <w:r>
           <w:rPr>
             <w:lang w:val="gu_IN" w:bidi="gu_IN"/>
@@ -2792,7 +2429,7 @@
             <w:color w:val="0000EE"/>
             <w:u w:val="single"/>
           </w:rPr>
-          <w:t>માર્ક 6:33–34</w:t>
+          <w:t>માથ્થી 13:18–19</w:t>
         </w:r>
       </w:hyperlink>
     </w:p>
@@ -2807,7 +2444,7 @@
           <w:lang w:val="gu_IN" w:bidi="gu_IN"/>
         </w:rPr>
       </w:r>
-      <w:hyperlink r:id="rId36">
+      <w:hyperlink r:id="rId45">
         <w:r>
           <w:rPr>
             <w:lang w:val="gu_IN" w:bidi="gu_IN"/>
@@ -2816,22 +2453,324 @@
             <w:color w:val="0000EE"/>
             <w:u w:val="single"/>
           </w:rPr>
-          <w:t>માથ્થી 9:35–36</w:t>
+          <w:t>માથ્થી 25:24–25</w:t>
         </w:r>
       </w:hyperlink>
     </w:p>
     <w:p>
       <w:pPr>
-        <w:pStyle w:val="ListBullet"/>
-        <w:spacing w:line="240" w:lineRule="auto"/>
-        <w:ind w:left="720"/>
-      </w:pPr>
-      <w:r>
-        <w:rPr>
-          <w:lang w:val="gu_IN" w:bidi="gu_IN"/>
-        </w:rPr>
-      </w:r>
-      <w:hyperlink r:id="rId24">
+        <w:pStyle w:val="Heading3"/>
+      </w:pPr>
+      <w:r>
+        <w:rPr>
+          <w:lang w:val="gu_IN" w:bidi="gu_IN"/>
+        </w:rPr>
+        <w:t>શબ્દ માહિતી:</w:t>
+      </w:r>
+    </w:p>
+    <w:p>
+      <w:pPr>
+        <w:pStyle w:val="ListBullet"/>
+        <w:spacing w:line="240" w:lineRule="auto"/>
+        <w:ind w:left="720"/>
+      </w:pPr>
+      <w:r>
+        <w:rPr>
+          <w:lang w:val="gu_IN" w:bidi="gu_IN"/>
+        </w:rPr>
+      </w:r>
+      <w:r>
+        <w:rPr>
+          <w:lang w:val="gu_IN" w:bidi="gu_IN"/>
+        </w:rPr>
+        <w:t>Strong's: H2221, H2232, H2233, H2236, H4218, H4302, H5193, H7971, H8362, G4687, G4703, G5300, G5452 , G6037</w:t>
+      </w:r>
+      <w:r>
+        <w:rPr>
+          <w:lang w:val="gu_IN" w:bidi="gu_IN"/>
+        </w:rPr>
+      </w:r>
+      <w:r>
+        <w:rPr>
+          <w:lang w:val="gu_IN" w:bidi="gu_IN"/>
+        </w:rPr>
+      </w:r>
+    </w:p>
+    <w:p>
+      <w:pPr/>
+      <w:r>
+        <w:rPr>
+          <w:lang w:val="gu_IN" w:bidi="gu_IN"/>
+        </w:rPr>
+      </w:r>
+    </w:p>
+    <w:p>
+      <w:pPr>
+        <w:pStyle w:val="Heading2"/>
+      </w:pPr>
+      <w:r>
+        <w:rPr>
+          <w:lang w:val="gu_IN" w:bidi="gu_IN"/>
+        </w:rPr>
+        <w:t>છોડાવવું, બચાવવું, છોડાવ્યું, છોડાવનાર, છુટકારો</w:t>
+      </w:r>
+      <w:r>
+        <w:rPr>
+          <w:lang w:val="gu_IN" w:bidi="gu_IN"/>
+        </w:rPr>
+      </w:r>
+    </w:p>
+    <w:p>
+      <w:pPr>
+        <w:pStyle w:val="Heading3"/>
+      </w:pPr>
+      <w:r>
+        <w:rPr>
+          <w:lang w:val="gu_IN" w:bidi="gu_IN"/>
+        </w:rPr>
+        <w:t>વ્યાખ્યા:</w:t>
+      </w:r>
+    </w:p>
+    <w:p>
+      <w:pPr/>
+      <w:r>
+        <w:rPr>
+          <w:lang w:val="gu_IN" w:bidi="gu_IN"/>
+        </w:rPr>
+      </w:r>
+      <w:r>
+        <w:rPr>
+          <w:lang w:val="gu_IN" w:bidi="gu_IN"/>
+        </w:rPr>
+        <w:t>કોઈને “છોડાવવું (તારવું)” તેનો અર્થ, તે વ્યક્તિને બચાવવી.</w:t>
+      </w:r>
+    </w:p>
+    <w:p>
+      <w:pPr/>
+      <w:r>
+        <w:rPr>
+          <w:lang w:val="gu_IN" w:bidi="gu_IN"/>
+        </w:rPr>
+      </w:r>
+      <w:r>
+        <w:rPr>
+          <w:lang w:val="gu_IN" w:bidi="gu_IN"/>
+        </w:rPr>
+        <w:t>“છોડાવનાર” શબ્દ કોઈ વ્યક્તિ કે જે લોકોને ગુલામી, જુલમ અથવા અન્ય જોખમોથી બચાવે અથવા મુક્ત કરે, તે દર્શાવે છે.</w:t>
+        <w:br/>
+      </w:r>
+      <w:r>
+        <w:rPr>
+          <w:lang w:val="gu_IN" w:bidi="gu_IN"/>
+        </w:rPr>
+        <w:t>“છુટકારો” શબ્દ જયારે કોઈ ગુલામી, જુલમ અથવા અન્ય જોખમોથી લોકોને બચાવે અથવા મુક્ત કરે ત્યારે જે થાય છે, તેને દર્શાવે છે.</w:t>
+      </w:r>
+    </w:p>
+    <w:p>
+      <w:pPr>
+        <w:pStyle w:val="ListBullet"/>
+        <w:spacing w:line="240" w:lineRule="auto"/>
+        <w:ind w:left="720"/>
+      </w:pPr>
+      <w:r>
+        <w:rPr>
+          <w:lang w:val="gu_IN" w:bidi="gu_IN"/>
+        </w:rPr>
+      </w:r>
+      <w:r>
+        <w:rPr>
+          <w:lang w:val="gu_IN" w:bidi="gu_IN"/>
+        </w:rPr>
+        <w:t>જૂના કરારમાં દેવે બીજા લોકોના જૂથોની વિરુદ્ધ કે જેઓ ઈઝરાએલીઓ પર હુમલો કરવા માટે આવતા, તેઓ પર યુધ્ધમાં દોરીને રક્ષણ આપવા દેવે છોડાવનારાઓની નિમણૂક કરી.</w:t>
+      </w:r>
+    </w:p>
+    <w:p>
+      <w:pPr>
+        <w:pStyle w:val="ListBullet"/>
+        <w:spacing w:line="240" w:lineRule="auto"/>
+        <w:ind w:left="720"/>
+      </w:pPr>
+      <w:r>
+        <w:rPr>
+          <w:lang w:val="gu_IN" w:bidi="gu_IN"/>
+        </w:rPr>
+      </w:r>
+      <w:r>
+        <w:rPr>
+          <w:lang w:val="gu_IN" w:bidi="gu_IN"/>
+        </w:rPr>
+        <w:t>આ છોડાવનારાઓને “ન્યાયાધીશો” પણ કહેવામાં આવતા હતા, અને જયારે આ ન્યાયાધીશો સંચાલન કરતા હતા ત્યારે ઇતિહાસના સમયમાં તેને જૂના કરારના ન્યાયાધીશોના પુસ્તક નોંધવામાં આવ્યા છે.</w:t>
+      </w:r>
+    </w:p>
+    <w:p>
+      <w:pPr>
+        <w:pStyle w:val="ListBullet"/>
+        <w:spacing w:line="240" w:lineRule="auto"/>
+        <w:ind w:left="720"/>
+      </w:pPr>
+      <w:r>
+        <w:rPr>
+          <w:lang w:val="gu_IN" w:bidi="gu_IN"/>
+        </w:rPr>
+      </w:r>
+      <w:r>
+        <w:rPr>
+          <w:lang w:val="gu_IN" w:bidi="gu_IN"/>
+        </w:rPr>
+        <w:t>દેવને પણ “છોડાવનાર” કહેવામાં આવે છે.</w:t>
+        <w:br/>
+      </w:r>
+      <w:r>
+        <w:rPr>
+          <w:lang w:val="gu_IN" w:bidi="gu_IN"/>
+        </w:rPr>
+        <w:t>ઈઝરાએલના સમગ્ર ઈતિહાસમાં, તેણે તેના લોકોને તેઓના શત્રુઓથી છોડાવ્યા અથવા બચાવ્યા છે.</w:t>
+      </w:r>
+    </w:p>
+    <w:p>
+      <w:pPr>
+        <w:pStyle w:val="ListBullet"/>
+        <w:spacing w:line="240" w:lineRule="auto"/>
+        <w:ind w:left="720"/>
+      </w:pPr>
+      <w:r>
+        <w:rPr>
+          <w:lang w:val="gu_IN" w:bidi="gu_IN"/>
+        </w:rPr>
+      </w:r>
+      <w:r>
+        <w:rPr>
+          <w:lang w:val="gu_IN" w:bidi="gu_IN"/>
+        </w:rPr>
+        <w:t>“સોંપી દેવું” અથવા “છેક આપી દેવા” શબ્દનો અલગ અર્થ થાય છે, જેમકે કોઈ વ્યક્તિને તેના શત્રુના હાથમાં સોંપી દેવો, જેમકે યહૂદા ઇસ્કારીયાતે ઈસુને યહૂદી આગેવાનોને સોંપી દીધો.</w:t>
+      </w:r>
+    </w:p>
+    <w:p>
+      <w:pPr>
+        <w:pStyle w:val="Heading3"/>
+      </w:pPr>
+      <w:r>
+        <w:rPr>
+          <w:lang w:val="gu_IN" w:bidi="gu_IN"/>
+        </w:rPr>
+        <w:t>ભાષાંતરના સૂચનો:</w:t>
+      </w:r>
+    </w:p>
+    <w:p>
+      <w:pPr>
+        <w:pStyle w:val="ListBullet"/>
+        <w:spacing w:line="240" w:lineRule="auto"/>
+        <w:ind w:left="720"/>
+      </w:pPr>
+      <w:r>
+        <w:rPr>
+          <w:lang w:val="gu_IN" w:bidi="gu_IN"/>
+        </w:rPr>
+      </w:r>
+      <w:r>
+        <w:rPr>
+          <w:lang w:val="gu_IN" w:bidi="gu_IN"/>
+        </w:rPr>
+        <w:t>લોકોને તેઓના શત્રુઓથી ભાગી જવા મદદ કરવાના સંદર્ભમાં, “તારવું” શબ્દનું ભાષાંતર, “છોડાવવું” અથવા “મુક્ત કરવું” અથવા “બચાવવું” થઇ શકે છે.</w:t>
+      </w:r>
+    </w:p>
+    <w:p>
+      <w:pPr>
+        <w:pStyle w:val="ListBullet"/>
+        <w:spacing w:line="240" w:lineRule="auto"/>
+        <w:ind w:left="720"/>
+      </w:pPr>
+      <w:r>
+        <w:rPr>
+          <w:lang w:val="gu_IN" w:bidi="gu_IN"/>
+        </w:rPr>
+      </w:r>
+      <w:r>
+        <w:rPr>
+          <w:lang w:val="gu_IN" w:bidi="gu_IN"/>
+        </w:rPr>
+        <w:t>જયારે તેનો અર્થ શત્રુઓને “સોંપી દેવું” એવો કરવામાં આવે છે ત્યારે તેનું ભાષાંતર, “પરસ્વાધીન કરવો” અથવા “સોંપી દેવો” અથવા “સુપ્રત કરી દેવા” એવું થઇ શકે છે.</w:t>
+      </w:r>
+    </w:p>
+    <w:p>
+      <w:pPr>
+        <w:pStyle w:val="ListBullet"/>
+        <w:spacing w:line="240" w:lineRule="auto"/>
+        <w:ind w:left="720"/>
+      </w:pPr>
+      <w:r>
+        <w:rPr>
+          <w:lang w:val="gu_IN" w:bidi="gu_IN"/>
+        </w:rPr>
+      </w:r>
+      <w:r>
+        <w:rPr>
+          <w:lang w:val="gu_IN" w:bidi="gu_IN"/>
+        </w:rPr>
+        <w:t>“છોડાવનાર” (મસીહા) શબ્દનું ભાષાંતર, “બચાવનાર” અથવા “મુક્તિદાતા” પણ કરી શકાય છે. જયારે “છોડાવનાર” શબ્દ ન્યાયાધીશો માટે કે જેઓએ ઈઝરાએલને દોરવાણી આપી તેને માટે વપરાય, ત્યારે તેનું ભાષાંતર “રાજ્યપાલ” અથવા “ન્યાયાધીશ” અથવા “આગેવાન” તરીકે પણ કરી શકાય છે.</w:t>
+      </w:r>
+    </w:p>
+    <w:p>
+      <w:pPr/>
+      <w:r>
+        <w:rPr>
+          <w:lang w:val="gu_IN" w:bidi="gu_IN"/>
+        </w:rPr>
+      </w:r>
+      <w:r>
+        <w:rPr>
+          <w:lang w:val="gu_IN" w:bidi="gu_IN"/>
+        </w:rPr>
+        <w:t xml:space="preserve">(આ પણ જુઓ: </w:t>
+      </w:r>
+      <w:r>
+        <w:rPr>
+          <w:lang w:val="gu_IN" w:bidi="gu_IN"/>
+        </w:rPr>
+        <w:t>ન્યાયાધીશ</w:t>
+      </w:r>
+      <w:r>
+        <w:rPr>
+          <w:lang w:val="gu_IN" w:bidi="gu_IN"/>
+        </w:rPr>
+        <w:t xml:space="preserve">, </w:t>
+      </w:r>
+      <w:r>
+        <w:rPr>
+          <w:lang w:val="gu_IN" w:bidi="gu_IN"/>
+        </w:rPr>
+        <w:t>બચાવવું</w:t>
+      </w:r>
+      <w:r>
+        <w:rPr>
+          <w:lang w:val="gu_IN" w:bidi="gu_IN"/>
+        </w:rPr>
+        <w:t>)</w:t>
+      </w:r>
+    </w:p>
+    <w:p>
+      <w:pPr>
+        <w:pStyle w:val="Heading3"/>
+      </w:pPr>
+      <w:r>
+        <w:rPr>
+          <w:lang w:val="gu_IN" w:bidi="gu_IN"/>
+        </w:rPr>
+        <w:t>બાઈબલની કલમો:</w:t>
+      </w:r>
+    </w:p>
+    <w:p>
+      <w:pPr>
+        <w:pStyle w:val="ListBullet"/>
+        <w:spacing w:line="240" w:lineRule="auto"/>
+        <w:ind w:left="720"/>
+      </w:pPr>
+      <w:r>
+        <w:rPr>
+          <w:lang w:val="gu_IN" w:bidi="gu_IN"/>
+        </w:rPr>
+      </w:r>
+      <w:hyperlink r:id="rId46">
         <w:r>
           <w:rPr>
             <w:lang w:val="gu_IN" w:bidi="gu_IN"/>
@@ -2840,7 +2779,7 @@
             <w:color w:val="0000EE"/>
             <w:u w:val="single"/>
           </w:rPr>
-          <w:t>માથ્થી 10:5–7</w:t>
+          <w:t>2 કરિંથી 1:8–10</w:t>
         </w:r>
       </w:hyperlink>
     </w:p>
@@ -2855,7 +2794,7 @@
           <w:lang w:val="gu_IN" w:bidi="gu_IN"/>
         </w:rPr>
       </w:r>
-      <w:hyperlink r:id="rId42">
+      <w:hyperlink r:id="rId47">
         <w:r>
           <w:rPr>
             <w:lang w:val="gu_IN" w:bidi="gu_IN"/>
@@ -2864,7 +2803,7 @@
             <w:color w:val="0000EE"/>
             <w:u w:val="single"/>
           </w:rPr>
-          <w:t>માથ્થી 12:11–12</w:t>
+          <w:t>પ્રેરિતો 7:35–37</w:t>
         </w:r>
       </w:hyperlink>
     </w:p>
@@ -2879,7 +2818,7 @@
           <w:lang w:val="gu_IN" w:bidi="gu_IN"/>
         </w:rPr>
       </w:r>
-      <w:hyperlink r:id="rId37">
+      <w:hyperlink r:id="rId48">
         <w:r>
           <w:rPr>
             <w:lang w:val="gu_IN" w:bidi="gu_IN"/>
@@ -2888,541 +2827,22 @@
             <w:color w:val="0000EE"/>
             <w:u w:val="single"/>
           </w:rPr>
-          <w:t>માથ્થી 25:31–33</w:t>
+          <w:t>ગલાતી 1:3–5</w:t>
         </w:r>
       </w:hyperlink>
     </w:p>
     <w:p>
       <w:pPr>
-        <w:pStyle w:val="Heading3"/>
-      </w:pPr>
-      <w:r>
-        <w:rPr>
-          <w:lang w:val="gu_IN" w:bidi="gu_IN"/>
-        </w:rPr>
-        <w:t>બાઈબલની વાર્તાઓમાંથી ઉદાહરણો:</w:t>
-      </w:r>
-    </w:p>
-    <w:p>
-      <w:pPr>
-        <w:pStyle w:val="ListBullet"/>
-        <w:spacing w:line="240" w:lineRule="auto"/>
-        <w:ind w:left="720"/>
-      </w:pPr>
-      <w:r>
-        <w:rPr>
-          <w:lang w:val="gu_IN" w:bidi="gu_IN"/>
-        </w:rPr>
-      </w:r>
-      <w:r>
-        <w:rPr>
-          <w:b/>
-          <w:lang w:val="gu_IN" w:bidi="gu_IN"/>
-        </w:rPr>
-        <w:t>9:12</w:t>
-      </w:r>
-      <w:r>
-        <w:rPr>
-          <w:lang w:val="gu_IN" w:bidi="gu_IN"/>
-        </w:rPr>
-        <w:t xml:space="preserve"> એક દિવસ જ્યારે મુસા સંભાળ રાખી રહ્યો હતો તેના </w:t>
-      </w:r>
-      <w:r>
-        <w:rPr>
-          <w:b/>
-          <w:lang w:val="gu_IN" w:bidi="gu_IN"/>
-        </w:rPr>
-        <w:t>ઘેટાંની</w:t>
-      </w:r>
-      <w:r>
-        <w:rPr>
-          <w:lang w:val="gu_IN" w:bidi="gu_IN"/>
-        </w:rPr>
-        <w:t>, તેણે બળતું ઝાડવું જોયું.</w:t>
-      </w:r>
-    </w:p>
-    <w:p>
-      <w:pPr>
-        <w:pStyle w:val="ListBullet"/>
-        <w:spacing w:line="240" w:lineRule="auto"/>
-        <w:ind w:left="720"/>
-      </w:pPr>
-      <w:r>
-        <w:rPr>
-          <w:lang w:val="gu_IN" w:bidi="gu_IN"/>
-        </w:rPr>
-      </w:r>
-      <w:r>
-        <w:rPr>
-          <w:b/>
-          <w:lang w:val="gu_IN" w:bidi="gu_IN"/>
-        </w:rPr>
-        <w:t>17:2</w:t>
-      </w:r>
-      <w:r>
-        <w:rPr>
-          <w:lang w:val="gu_IN" w:bidi="gu_IN"/>
-        </w:rPr>
-        <w:t xml:space="preserve"> દાઉદ બેથલેહેમ શહેરથી એક ભરવાડ હતો.</w:t>
-        <w:br/>
-      </w:r>
-      <w:r>
-        <w:rPr>
-          <w:lang w:val="gu_IN" w:bidi="gu_IN"/>
-        </w:rPr>
-        <w:t xml:space="preserve">જુદા-જુદા સમયે જ્યારે તે સંભાળ રાખતો હતો તેના પિતાના </w:t>
-      </w:r>
-      <w:r>
-        <w:rPr>
-          <w:b/>
-          <w:lang w:val="gu_IN" w:bidi="gu_IN"/>
-        </w:rPr>
-        <w:t>ઘેટાંની</w:t>
-      </w:r>
-      <w:r>
-        <w:rPr>
-          <w:lang w:val="gu_IN" w:bidi="gu_IN"/>
-        </w:rPr>
-        <w:t xml:space="preserve">, દાઉદે સિંહ અને રીંછ બંનેને મારી નાંખ્યા હતાં કે જેમણે હુમલો કર્યો હતો </w:t>
-      </w:r>
-      <w:r>
-        <w:rPr>
-          <w:b/>
-          <w:lang w:val="gu_IN" w:bidi="gu_IN"/>
-        </w:rPr>
-        <w:t>ઘેટાં પર</w:t>
-      </w:r>
-      <w:r>
-        <w:rPr>
-          <w:lang w:val="gu_IN" w:bidi="gu_IN"/>
-        </w:rPr>
-        <w:t>.</w:t>
-      </w:r>
-    </w:p>
-    <w:p>
-      <w:pPr>
-        <w:pStyle w:val="ListBullet"/>
-        <w:spacing w:line="240" w:lineRule="auto"/>
-        <w:ind w:left="720"/>
-      </w:pPr>
-      <w:r>
-        <w:rPr>
-          <w:lang w:val="gu_IN" w:bidi="gu_IN"/>
-        </w:rPr>
-      </w:r>
-      <w:r>
-        <w:rPr>
-          <w:b/>
-          <w:lang w:val="gu_IN" w:bidi="gu_IN"/>
-        </w:rPr>
-        <w:t>30:3</w:t>
-      </w:r>
-      <w:r>
-        <w:rPr>
-          <w:lang w:val="gu_IN" w:bidi="gu_IN"/>
-        </w:rPr>
-        <w:t xml:space="preserve"> ઈસુ માટે, આ લોકો </w:t>
-      </w:r>
-      <w:r>
-        <w:rPr>
-          <w:b/>
-          <w:lang w:val="gu_IN" w:bidi="gu_IN"/>
-        </w:rPr>
-        <w:t>ઘેટાંના જેવા છે</w:t>
-      </w:r>
-      <w:r>
-        <w:rPr>
-          <w:lang w:val="gu_IN" w:bidi="gu_IN"/>
-        </w:rPr>
-        <w:t xml:space="preserve"> ઘેટાંપાળક વિનાના.</w:t>
-      </w:r>
-    </w:p>
-    <w:p>
-      <w:pPr>
-        <w:pStyle w:val="ListBullet"/>
-        <w:spacing w:line="240" w:lineRule="auto"/>
-        <w:ind w:left="720"/>
-      </w:pPr>
-      <w:r>
-        <w:rPr>
-          <w:lang w:val="gu_IN" w:bidi="gu_IN"/>
-        </w:rPr>
-      </w:r>
-      <w:r>
-        <w:rPr>
-          <w:b/>
-          <w:lang w:val="gu_IN" w:bidi="gu_IN"/>
-        </w:rPr>
-        <w:t>38:8</w:t>
-      </w:r>
-      <w:r>
-        <w:rPr>
-          <w:lang w:val="gu_IN" w:bidi="gu_IN"/>
-        </w:rPr>
-        <w:t xml:space="preserve"> ઈસુએ કહ્યું, “આજે રાતે તમે સહુ મને છોડી દેશો.</w:t>
-        <w:br/>
-      </w:r>
-      <w:r>
-        <w:rPr>
-          <w:lang w:val="gu_IN" w:bidi="gu_IN"/>
-        </w:rPr>
-        <w:t xml:space="preserve">એ લખવામાં આવ્યું છે કે, ‘હું ઘેટાંપાળકને મારી નાખીશ અને બધા </w:t>
-      </w:r>
-      <w:r>
-        <w:rPr>
-          <w:b/>
-          <w:lang w:val="gu_IN" w:bidi="gu_IN"/>
-        </w:rPr>
-        <w:t>ઘેટાંઓ</w:t>
-      </w:r>
-      <w:r>
-        <w:rPr>
-          <w:lang w:val="gu_IN" w:bidi="gu_IN"/>
-        </w:rPr>
-        <w:t xml:space="preserve"> વેર-વિખેર થઈ જશે.'"</w:t>
-      </w:r>
-    </w:p>
-    <w:p>
-      <w:pPr>
-        <w:pStyle w:val="Heading3"/>
-      </w:pPr>
-      <w:r>
-        <w:rPr>
-          <w:lang w:val="gu_IN" w:bidi="gu_IN"/>
-        </w:rPr>
-        <w:t>શબ્દ માહિતી:</w:t>
-      </w:r>
-    </w:p>
-    <w:p>
-      <w:pPr>
-        <w:pStyle w:val="ListBullet"/>
-        <w:spacing w:line="240" w:lineRule="auto"/>
-        <w:ind w:left="720"/>
-      </w:pPr>
-      <w:r>
-        <w:rPr>
-          <w:lang w:val="gu_IN" w:bidi="gu_IN"/>
-        </w:rPr>
-      </w:r>
-      <w:r>
-        <w:rPr>
-          <w:lang w:val="gu_IN" w:bidi="gu_IN"/>
-        </w:rPr>
-        <w:t>Strong's: H352, H1494, H1798, H2169, H3104, H3532, H3535, H3733, H3775, H5739, H5763, H6260, H6629, H6792, H7353, H7462, H7716, G4165, G4262, G4263</w:t>
-      </w:r>
-      <w:r>
-        <w:rPr>
-          <w:lang w:val="gu_IN" w:bidi="gu_IN"/>
-        </w:rPr>
-      </w:r>
-      <w:r>
-        <w:rPr>
-          <w:lang w:val="gu_IN" w:bidi="gu_IN"/>
-        </w:rPr>
-      </w:r>
-    </w:p>
-    <w:p>
-      <w:pPr/>
-      <w:r>
-        <w:rPr>
-          <w:lang w:val="gu_IN" w:bidi="gu_IN"/>
-        </w:rPr>
-      </w:r>
-    </w:p>
-    <w:p>
-      <w:pPr>
-        <w:pStyle w:val="Heading2"/>
-      </w:pPr>
-      <w:r>
-        <w:rPr>
-          <w:lang w:val="gu_IN" w:bidi="gu_IN"/>
-        </w:rPr>
-        <w:t>ઘેટું, ઈશ્વરનું હલવાન</w:t>
-      </w:r>
-      <w:r>
-        <w:rPr>
-          <w:lang w:val="gu_IN" w:bidi="gu_IN"/>
-        </w:rPr>
-      </w:r>
-    </w:p>
-    <w:p>
-      <w:pPr>
-        <w:pStyle w:val="Heading3"/>
-      </w:pPr>
-      <w:r>
-        <w:rPr>
-          <w:lang w:val="gu_IN" w:bidi="gu_IN"/>
-        </w:rPr>
-        <w:t>વ્યાખ્યા:</w:t>
-      </w:r>
-    </w:p>
-    <w:p>
-      <w:pPr/>
-      <w:r>
-        <w:rPr>
-          <w:lang w:val="gu_IN" w:bidi="gu_IN"/>
-        </w:rPr>
-      </w:r>
-      <w:r>
-        <w:rPr>
-          <w:lang w:val="gu_IN" w:bidi="gu_IN"/>
-        </w:rPr>
-        <w:t>"ઘેટું" શબ્દ યુવાન ઘેટાંનો ઉલ્લેખ કરે છે.</w:t>
-        <w:br/>
-      </w:r>
-      <w:r>
-        <w:rPr>
-          <w:lang w:val="gu_IN" w:bidi="gu_IN"/>
-        </w:rPr>
-        <w:t>ઘેટાં ચાર પગવાળા, જાડા ઊનવાળા વાળ સાથેના પ્રાણીઓ છે, જેનો ઈશ્વરને બલિદાન કરવામાં ઉપયોગ કરવામાં આવતો.</w:t>
-        <w:br/>
-      </w:r>
-      <w:r>
-        <w:rPr>
-          <w:lang w:val="gu_IN" w:bidi="gu_IN"/>
-        </w:rPr>
-        <w:t>ઈસુને "ઈશ્વરના હલવાન" કહેવામાં આવ્યા કારણ કે લોકોના પાપોની કિંમત ચૂકવવા તેઓ બલિદાન થયા હતા.</w:t>
-      </w:r>
-    </w:p>
-    <w:p>
-      <w:pPr>
-        <w:pStyle w:val="ListBullet"/>
-        <w:spacing w:line="240" w:lineRule="auto"/>
-        <w:ind w:left="720"/>
-      </w:pPr>
-      <w:r>
-        <w:rPr>
-          <w:lang w:val="gu_IN" w:bidi="gu_IN"/>
-        </w:rPr>
-      </w:r>
-      <w:r>
-        <w:rPr>
-          <w:lang w:val="gu_IN" w:bidi="gu_IN"/>
-        </w:rPr>
-        <w:t>આ પ્રાણીઓ સરળતાથી અવડે માર્ગે દોરવાઈ જાય અને તેમને રક્ષણની જરૂર હોય છે.</w:t>
-        <w:br/>
-      </w:r>
-      <w:r>
-        <w:rPr>
-          <w:lang w:val="gu_IN" w:bidi="gu_IN"/>
-        </w:rPr>
-        <w:t>ઈશ્વર માણસજાતને ઘેટાં સાથે સરખાવે છે.</w:t>
-      </w:r>
-    </w:p>
-    <w:p>
-      <w:pPr>
-        <w:pStyle w:val="ListBullet"/>
-        <w:spacing w:line="240" w:lineRule="auto"/>
-        <w:ind w:left="720"/>
-      </w:pPr>
-      <w:r>
-        <w:rPr>
-          <w:lang w:val="gu_IN" w:bidi="gu_IN"/>
-        </w:rPr>
-      </w:r>
-      <w:r>
-        <w:rPr>
-          <w:lang w:val="gu_IN" w:bidi="gu_IN"/>
-        </w:rPr>
-        <w:t>ઈશ્વરે તેમના લોકોને સૂચિત કર્યું હતું કે તેમને બલિદાન આપવા માટે શારીરિક રીતે સંપૂર્ણ ઘેટાંઓ અને હલવાનો અર્પવા.</w:t>
-      </w:r>
-    </w:p>
-    <w:p>
-      <w:pPr>
-        <w:pStyle w:val="ListBullet"/>
-        <w:spacing w:line="240" w:lineRule="auto"/>
-        <w:ind w:left="720"/>
-      </w:pPr>
-      <w:r>
-        <w:rPr>
-          <w:lang w:val="gu_IN" w:bidi="gu_IN"/>
-        </w:rPr>
-      </w:r>
-      <w:r>
-        <w:rPr>
-          <w:lang w:val="gu_IN" w:bidi="gu_IN"/>
-        </w:rPr>
-        <w:t>ઈસુને "ઈશ્વરના હલવાન" કહેવામાં આવ્યા જેઓ લોકોના પાપોની કિંમત ચૂકવવા બલિદાન થયા હતા.</w:t>
-        <w:br/>
-      </w:r>
-      <w:r>
-        <w:rPr>
-          <w:lang w:val="gu_IN" w:bidi="gu_IN"/>
-        </w:rPr>
-        <w:t>તેઓ સંપૂર્ણ, દોષરહિત બલિદાન હતા કારણ કે તેઓ સંપૂર્ણપણે પાપ વિનાના હતા.</w:t>
-      </w:r>
-    </w:p>
-    <w:p>
-      <w:pPr>
-        <w:pStyle w:val="Heading3"/>
-      </w:pPr>
-      <w:r>
-        <w:rPr>
-          <w:lang w:val="gu_IN" w:bidi="gu_IN"/>
-        </w:rPr>
-        <w:t>અનુવાદ માટેના સૂચનો:</w:t>
-      </w:r>
-    </w:p>
-    <w:p>
-      <w:pPr>
-        <w:pStyle w:val="ListBullet"/>
-        <w:spacing w:line="240" w:lineRule="auto"/>
-        <w:ind w:left="720"/>
-      </w:pPr>
-      <w:r>
-        <w:rPr>
-          <w:lang w:val="gu_IN" w:bidi="gu_IN"/>
-        </w:rPr>
-      </w:r>
-      <w:r>
-        <w:rPr>
-          <w:lang w:val="gu_IN" w:bidi="gu_IN"/>
-        </w:rPr>
-        <w:t>જો ભાષાકીય વિસ્તારમાં ઘેટાં જાણીતા છે તો, "ઘેટું" અથવા "ઈશ્વરનું હલવાન" શબ્દોનો અનુવાદ કરવા માટે તેના યુવાન ઘેટાં માટેનું નામ વપરાવું જોઈએ.</w:t>
-      </w:r>
-    </w:p>
-    <w:p>
-      <w:pPr>
-        <w:pStyle w:val="ListBullet"/>
-        <w:spacing w:line="240" w:lineRule="auto"/>
-        <w:ind w:left="720"/>
-      </w:pPr>
-      <w:r>
-        <w:rPr>
-          <w:lang w:val="gu_IN" w:bidi="gu_IN"/>
-        </w:rPr>
-      </w:r>
-      <w:r>
-        <w:rPr>
-          <w:lang w:val="gu_IN" w:bidi="gu_IN"/>
-        </w:rPr>
-        <w:t>"ઈશ્વરનું હલવાન" નું અનુવાદ "ઈશ્વરનું (બલિદાનયુક્ત) હલવાન" અથવા "હલવાન કે જે ઈશ્વરને બલિદાન કરવામાં આવ્યું" અથવા "ઈશ્વર તરફથી (બલિદાનયુક્ત) હલવાન" એમ કરી શકાય.</w:t>
-      </w:r>
-    </w:p>
-    <w:p>
-      <w:pPr>
-        <w:pStyle w:val="ListBullet"/>
-        <w:spacing w:line="240" w:lineRule="auto"/>
-        <w:ind w:left="720"/>
-      </w:pPr>
-      <w:r>
-        <w:rPr>
-          <w:lang w:val="gu_IN" w:bidi="gu_IN"/>
-        </w:rPr>
-      </w:r>
-      <w:r>
-        <w:rPr>
-          <w:lang w:val="gu_IN" w:bidi="gu_IN"/>
-        </w:rPr>
-        <w:t>જી ઘેટાં વિષે જાણકારી ન હોય તો, આ શબ્દનો અનુવાદ આમ કરી શકાય "યુવાન ઘેટું" એ નોંધ સાથે જે ઘેટાં કેવા છે તેનું વર્ણન કરતું હોય.</w:t>
-        <w:br/>
-      </w:r>
-      <w:r>
-        <w:rPr>
-          <w:lang w:val="gu_IN" w:bidi="gu_IN"/>
-        </w:rPr>
-        <w:t>નોંધ ઘેટાં અને હલવાનને તે વિસ્તારના પ્રાણીઓ સાથે સરખાવી શકે જેઓ ટોળામાં રહેતા હોય, જે ડરપોક અને રક્ષણ કરવા અસમર્થ હોય, અને વારંવાર ભટકી જતાં હોય.</w:t>
-      </w:r>
-    </w:p>
-    <w:p>
-      <w:pPr>
-        <w:pStyle w:val="ListBullet"/>
-        <w:spacing w:line="240" w:lineRule="auto"/>
-        <w:ind w:left="720"/>
-      </w:pPr>
-      <w:r>
-        <w:rPr>
-          <w:lang w:val="gu_IN" w:bidi="gu_IN"/>
-        </w:rPr>
-      </w:r>
-      <w:r>
-        <w:rPr>
-          <w:lang w:val="gu_IN" w:bidi="gu_IN"/>
-        </w:rPr>
-        <w:t>એ પણ ધ્યાન રાખો કે આ શબ્દનું નજીકના સ્થાનિક કે રાષ્ટ્રીય ભાષાના બાઇબલ અનુવાદમાં કેવી રીતે અનુવાદ થયો છે.</w:t>
-      </w:r>
-    </w:p>
-    <w:p>
-      <w:pPr/>
-      <w:r>
-        <w:rPr>
-          <w:lang w:val="gu_IN" w:bidi="gu_IN"/>
-        </w:rPr>
-      </w:r>
-      <w:r>
-        <w:rPr>
-          <w:lang w:val="gu_IN" w:bidi="gu_IN"/>
-        </w:rPr>
-        <w:t xml:space="preserve">(જુઓ: </w:t>
-      </w:r>
-      <w:r>
-        <w:rPr>
-          <w:lang w:val="gu_IN" w:bidi="gu_IN"/>
-        </w:rPr>
-        <w:t>અજ્ઞાતનું અનુવાદ કેવી રીતે કરવું</w:t>
-      </w:r>
-    </w:p>
-    <w:p>
-      <w:pPr/>
-      <w:r>
-        <w:rPr>
-          <w:lang w:val="gu_IN" w:bidi="gu_IN"/>
-        </w:rPr>
-      </w:r>
-      <w:r>
-        <w:rPr>
-          <w:lang w:val="gu_IN" w:bidi="gu_IN"/>
-        </w:rPr>
-        <w:t xml:space="preserve">(આ પણ જુઓ: </w:t>
-      </w:r>
-      <w:r>
-        <w:rPr>
-          <w:lang w:val="gu_IN" w:bidi="gu_IN"/>
-        </w:rPr>
-        <w:t>ઘેટાં</w:t>
-      </w:r>
-      <w:r>
-        <w:rPr>
-          <w:lang w:val="gu_IN" w:bidi="gu_IN"/>
-        </w:rPr>
-        <w:t xml:space="preserve">, </w:t>
-      </w:r>
-      <w:r>
-        <w:rPr>
-          <w:lang w:val="gu_IN" w:bidi="gu_IN"/>
-        </w:rPr>
-        <w:t>ઘેટાંપાળક</w:t>
-      </w:r>
-      <w:r>
-        <w:rPr>
-          <w:lang w:val="gu_IN" w:bidi="gu_IN"/>
-        </w:rPr>
-        <w:t>)</w:t>
-      </w:r>
-    </w:p>
-    <w:p>
-      <w:pPr>
-        <w:pStyle w:val="Heading3"/>
-      </w:pPr>
-      <w:r>
-        <w:rPr>
-          <w:lang w:val="gu_IN" w:bidi="gu_IN"/>
-        </w:rPr>
-        <w:t>બાઈબલના સંદર્ભો:</w:t>
-      </w:r>
-    </w:p>
-    <w:p>
-      <w:pPr>
-        <w:pStyle w:val="ListBullet"/>
-        <w:spacing w:line="240" w:lineRule="auto"/>
-        <w:ind w:left="720"/>
-      </w:pPr>
-      <w:r>
-        <w:rPr>
-          <w:lang w:val="gu_IN" w:bidi="gu_IN"/>
-        </w:rPr>
-      </w:r>
-      <w:hyperlink r:id="rId43">
+        <w:pStyle w:val="ListBullet"/>
+        <w:spacing w:line="240" w:lineRule="auto"/>
+        <w:ind w:left="720"/>
+      </w:pPr>
+      <w:r>
+        <w:rPr>
+          <w:lang w:val="gu_IN" w:bidi="gu_IN"/>
+        </w:rPr>
+      </w:r>
+      <w:hyperlink r:id="rId49">
         <w:r>
           <w:rPr>
             <w:lang w:val="gu_IN" w:bidi="gu_IN"/>
@@ -3431,235 +2851,19 @@
             <w:color w:val="0000EE"/>
             <w:u w:val="single"/>
           </w:rPr>
-          <w:t>2 શમુએલ 12:1–3</w:t>
+          <w:t>ન્યાયાધીશો 10:10–12</w:t>
         </w:r>
       </w:hyperlink>
     </w:p>
     <w:p>
       <w:pPr>
-        <w:pStyle w:val="ListBullet"/>
-        <w:spacing w:line="240" w:lineRule="auto"/>
-        <w:ind w:left="720"/>
-      </w:pPr>
-      <w:r>
-        <w:rPr>
-          <w:lang w:val="gu_IN" w:bidi="gu_IN"/>
-        </w:rPr>
-      </w:r>
-      <w:hyperlink r:id="rId44">
-        <w:r>
-          <w:rPr>
-            <w:lang w:val="gu_IN" w:bidi="gu_IN"/>
-          </w:rPr>
-          <w:rPr>
-            <w:color w:val="0000EE"/>
-            <w:u w:val="single"/>
-          </w:rPr>
-          <w:t>એઝરા 8:35–36</w:t>
-        </w:r>
-      </w:hyperlink>
-    </w:p>
-    <w:p>
-      <w:pPr>
-        <w:pStyle w:val="ListBullet"/>
-        <w:spacing w:line="240" w:lineRule="auto"/>
-        <w:ind w:left="720"/>
-      </w:pPr>
-      <w:r>
-        <w:rPr>
-          <w:lang w:val="gu_IN" w:bidi="gu_IN"/>
-        </w:rPr>
-      </w:r>
-      <w:hyperlink r:id="rId45">
-        <w:r>
-          <w:rPr>
-            <w:lang w:val="gu_IN" w:bidi="gu_IN"/>
-          </w:rPr>
-          <w:rPr>
-            <w:color w:val="0000EE"/>
-            <w:u w:val="single"/>
-          </w:rPr>
-          <w:t>યશાયા 66:3</w:t>
-        </w:r>
-      </w:hyperlink>
-    </w:p>
-    <w:p>
-      <w:pPr>
-        <w:pStyle w:val="ListBullet"/>
-        <w:spacing w:line="240" w:lineRule="auto"/>
-        <w:ind w:left="720"/>
-      </w:pPr>
-      <w:r>
-        <w:rPr>
-          <w:lang w:val="gu_IN" w:bidi="gu_IN"/>
-        </w:rPr>
-      </w:r>
-      <w:hyperlink r:id="rId46">
-        <w:r>
-          <w:rPr>
-            <w:lang w:val="gu_IN" w:bidi="gu_IN"/>
-          </w:rPr>
-          <w:rPr>
-            <w:color w:val="0000EE"/>
-            <w:u w:val="single"/>
-          </w:rPr>
-          <w:t>યર્મિયા 11:18–20</w:t>
-        </w:r>
-      </w:hyperlink>
-    </w:p>
-    <w:p>
-      <w:pPr>
-        <w:pStyle w:val="ListBullet"/>
-        <w:spacing w:line="240" w:lineRule="auto"/>
-        <w:ind w:left="720"/>
-      </w:pPr>
-      <w:r>
-        <w:rPr>
-          <w:lang w:val="gu_IN" w:bidi="gu_IN"/>
-        </w:rPr>
-      </w:r>
-      <w:hyperlink r:id="rId47">
-        <w:r>
-          <w:rPr>
-            <w:lang w:val="gu_IN" w:bidi="gu_IN"/>
-          </w:rPr>
-          <w:rPr>
-            <w:color w:val="0000EE"/>
-            <w:u w:val="single"/>
-          </w:rPr>
-          <w:t>યોહાન 1:29–31</w:t>
-        </w:r>
-      </w:hyperlink>
-    </w:p>
-    <w:p>
-      <w:pPr>
-        <w:pStyle w:val="ListBullet"/>
-        <w:spacing w:line="240" w:lineRule="auto"/>
-        <w:ind w:left="720"/>
-      </w:pPr>
-      <w:r>
-        <w:rPr>
-          <w:lang w:val="gu_IN" w:bidi="gu_IN"/>
-        </w:rPr>
-      </w:r>
-      <w:hyperlink r:id="rId48">
-        <w:r>
-          <w:rPr>
-            <w:lang w:val="gu_IN" w:bidi="gu_IN"/>
-          </w:rPr>
-          <w:rPr>
-            <w:color w:val="0000EE"/>
-            <w:u w:val="single"/>
-          </w:rPr>
-          <w:t>યોહાન 1:35–36</w:t>
-        </w:r>
-      </w:hyperlink>
-    </w:p>
-    <w:p>
-      <w:pPr>
-        <w:pStyle w:val="ListBullet"/>
-        <w:spacing w:line="240" w:lineRule="auto"/>
-        <w:ind w:left="720"/>
-      </w:pPr>
-      <w:r>
-        <w:rPr>
-          <w:lang w:val="gu_IN" w:bidi="gu_IN"/>
-        </w:rPr>
-      </w:r>
-      <w:hyperlink r:id="rId49">
-        <w:r>
-          <w:rPr>
-            <w:lang w:val="gu_IN" w:bidi="gu_IN"/>
-          </w:rPr>
-          <w:rPr>
-            <w:color w:val="0000EE"/>
-            <w:u w:val="single"/>
-          </w:rPr>
-          <w:t>લેવીય 14:21–23</w:t>
-        </w:r>
-      </w:hyperlink>
-    </w:p>
-    <w:p>
-      <w:pPr>
-        <w:pStyle w:val="ListBullet"/>
-        <w:spacing w:line="240" w:lineRule="auto"/>
-        <w:ind w:left="720"/>
-      </w:pPr>
-      <w:r>
-        <w:rPr>
-          <w:lang w:val="gu_IN" w:bidi="gu_IN"/>
-        </w:rPr>
-      </w:r>
-      <w:hyperlink r:id="rId50">
-        <w:r>
-          <w:rPr>
-            <w:lang w:val="gu_IN" w:bidi="gu_IN"/>
-          </w:rPr>
-          <w:rPr>
-            <w:color w:val="0000EE"/>
-            <w:u w:val="single"/>
-          </w:rPr>
-          <w:t>લેવીય 17:1–4</w:t>
-        </w:r>
-      </w:hyperlink>
-    </w:p>
-    <w:p>
-      <w:pPr>
-        <w:pStyle w:val="ListBullet"/>
-        <w:spacing w:line="240" w:lineRule="auto"/>
-        <w:ind w:left="720"/>
-      </w:pPr>
-      <w:r>
-        <w:rPr>
-          <w:lang w:val="gu_IN" w:bidi="gu_IN"/>
-        </w:rPr>
-      </w:r>
-      <w:hyperlink r:id="rId51">
-        <w:r>
-          <w:rPr>
-            <w:lang w:val="gu_IN" w:bidi="gu_IN"/>
-          </w:rPr>
-          <w:rPr>
-            <w:color w:val="0000EE"/>
-            <w:u w:val="single"/>
-          </w:rPr>
-          <w:t>લૂક 10:3–4</w:t>
-        </w:r>
-      </w:hyperlink>
-    </w:p>
-    <w:p>
-      <w:pPr>
-        <w:pStyle w:val="ListBullet"/>
-        <w:spacing w:line="240" w:lineRule="auto"/>
-        <w:ind w:left="720"/>
-      </w:pPr>
-      <w:r>
-        <w:rPr>
-          <w:lang w:val="gu_IN" w:bidi="gu_IN"/>
-        </w:rPr>
-      </w:r>
-      <w:hyperlink r:id="rId52">
-        <w:r>
-          <w:rPr>
-            <w:lang w:val="gu_IN" w:bidi="gu_IN"/>
-          </w:rPr>
-          <w:rPr>
-            <w:color w:val="0000EE"/>
-            <w:u w:val="single"/>
-          </w:rPr>
-          <w:t>પ્રકટીકરણ 15:3–4</w:t>
-        </w:r>
-      </w:hyperlink>
-    </w:p>
-    <w:p>
-      <w:pPr>
         <w:pStyle w:val="Heading3"/>
       </w:pPr>
       <w:r>
         <w:rPr>
           <w:lang w:val="gu_IN" w:bidi="gu_IN"/>
         </w:rPr>
-        <w:t>બાઈબલની વાર્તાઓ પરથી ઉદાહરણો:</w:t>
+        <w:t>બાઈબલની વાર્તાઓમાંથી ઉદાહરણો:</w:t>
       </w:r>
     </w:p>
     <w:p>
@@ -3678,26 +2882,26 @@
           <w:b/>
           <w:lang w:val="gu_IN" w:bidi="gu_IN"/>
         </w:rPr>
-        <w:t>5:7</w:t>
-      </w:r>
-      <w:r>
-        <w:rPr>
-          <w:lang w:val="gu_IN" w:bidi="gu_IN"/>
-        </w:rPr>
-        <w:t xml:space="preserve"> જ્યારે ઈબ્રાહિમ અને ઈસહાક દહનાર્પણની જગા તરફ જય રહ્યા હતા ત્યારે ઈસહાકે પૂછ્યું, “પિતા, આપની પાસે દહનાર્પણ માટે લાકડાં છે પરંતુ ક્યાં છે </w:t>
+        <w:t>16:3</w:t>
+      </w:r>
+      <w:r>
+        <w:rPr>
+          <w:lang w:val="gu_IN" w:bidi="gu_IN"/>
+        </w:rPr>
+        <w:t xml:space="preserve"> પછી દેવે તેમને </w:t>
       </w:r>
       <w:r>
         <w:rPr>
           <w:b/>
           <w:lang w:val="gu_IN" w:bidi="gu_IN"/>
         </w:rPr>
-        <w:t>હલવાન</w:t>
-      </w:r>
-      <w:r>
-        <w:rPr>
-          <w:lang w:val="gu_IN" w:bidi="gu_IN"/>
-        </w:rPr>
-        <w:t>?”</w:t>
+        <w:t>છોડાવનાર</w:t>
+      </w:r>
+      <w:r>
+        <w:rPr>
+          <w:lang w:val="gu_IN" w:bidi="gu_IN"/>
+        </w:rPr>
+        <w:t xml:space="preserve"> પુરા પાડ્યા કે જેથી તે તેઓને તેમના શત્રુઓથી બચાવે અને દેશમાં શાંતિ લાવે.</w:t>
       </w:r>
     </w:p>
     <w:p>
@@ -3716,33 +2920,26 @@
           <w:b/>
           <w:lang w:val="gu_IN" w:bidi="gu_IN"/>
         </w:rPr>
-        <w:t>11:2</w:t>
-      </w:r>
-      <w:r>
-        <w:rPr>
-          <w:lang w:val="gu_IN" w:bidi="gu_IN"/>
-        </w:rPr>
-        <w:t xml:space="preserve"> જે કોઈપણ ઈશ્વર પર વિશ્વાસ કરે તેના પ્રથમજનિતને બચાવવાનો રસ્તો ઈશ્વરે કરી આપ્યો.</w:t>
-        <w:br/>
-      </w:r>
-      <w:r>
-        <w:rPr>
-          <w:lang w:val="gu_IN" w:bidi="gu_IN"/>
-        </w:rPr>
-        <w:t xml:space="preserve">દરેક કુટુંબે સંપૂર્ણ પસંદ કરવું </w:t>
+        <w:t>16:16</w:t>
+      </w:r>
+      <w:r>
+        <w:rPr>
+          <w:lang w:val="gu_IN" w:bidi="gu_IN"/>
+        </w:rPr>
+        <w:t xml:space="preserve"> તેઓએ (ઈઝરાએલ) છેવટે ફરીથી મદદ માટે દેવને માંગણી કરી, અને દેવે અન્ય </w:t>
       </w:r>
       <w:r>
         <w:rPr>
           <w:b/>
           <w:lang w:val="gu_IN" w:bidi="gu_IN"/>
         </w:rPr>
-        <w:t>હલવાન</w:t>
-      </w:r>
-      <w:r>
-        <w:rPr>
-          <w:lang w:val="gu_IN" w:bidi="gu_IN"/>
-        </w:rPr>
-        <w:t xml:space="preserve"> અથવા બકરું અને તેની હત્યા કરવી.</w:t>
+        <w:t>છોડાવનારને</w:t>
+      </w:r>
+      <w:r>
+        <w:rPr>
+          <w:lang w:val="gu_IN" w:bidi="gu_IN"/>
+        </w:rPr>
+        <w:t xml:space="preserve"> મોકલ્યા.</w:t>
       </w:r>
     </w:p>
     <w:p>
@@ -3761,194 +2958,26 @@
           <w:b/>
           <w:lang w:val="gu_IN" w:bidi="gu_IN"/>
         </w:rPr>
-        <w:t>24:6</w:t>
-      </w:r>
-      <w:r>
-        <w:rPr>
-          <w:lang w:val="gu_IN" w:bidi="gu_IN"/>
-        </w:rPr>
-        <w:t xml:space="preserve"> પછીના દિવસે, ઈસુ યોહાન દ્વારા બાપ્તિસ્મા પામવા આવ્યા.</w:t>
-        <w:br/>
-      </w:r>
-      <w:r>
-        <w:rPr>
-          <w:lang w:val="gu_IN" w:bidi="gu_IN"/>
-        </w:rPr>
-        <w:t>જ્યારે યોહાને તેમને જોયા ત્યારે, તેણે કહ્યું, “જુઓ!</w:t>
-        <w:br/>
-      </w:r>
-      <w:r>
-        <w:rPr>
-          <w:lang w:val="gu_IN" w:bidi="gu_IN"/>
-        </w:rPr>
-        <w:t xml:space="preserve">અહીંયા </w:t>
+        <w:t>16:17</w:t>
+      </w:r>
+      <w:r>
+        <w:rPr>
+          <w:lang w:val="gu_IN" w:bidi="gu_IN"/>
+        </w:rPr>
+        <w:t xml:space="preserve"> ઘણા વર્ષો સુધી, દેવે ઘણા </w:t>
       </w:r>
       <w:r>
         <w:rPr>
           <w:b/>
           <w:lang w:val="gu_IN" w:bidi="gu_IN"/>
         </w:rPr>
-        <w:t>ઈશ્વરનું હલવાન છે</w:t>
-      </w:r>
-      <w:r>
-        <w:rPr>
-          <w:lang w:val="gu_IN" w:bidi="gu_IN"/>
-        </w:rPr>
-        <w:t xml:space="preserve"> જે જગતના પાપ લઈ લેશે."</w:t>
-      </w:r>
-    </w:p>
-    <w:p>
-      <w:pPr>
-        <w:pStyle w:val="ListBullet"/>
-        <w:spacing w:line="240" w:lineRule="auto"/>
-        <w:ind w:left="720"/>
-      </w:pPr>
-      <w:r>
-        <w:rPr>
-          <w:lang w:val="gu_IN" w:bidi="gu_IN"/>
-        </w:rPr>
-      </w:r>
-      <w:r>
-        <w:rPr>
-          <w:b/>
-          <w:lang w:val="gu_IN" w:bidi="gu_IN"/>
-        </w:rPr>
-        <w:t>45:8</w:t>
-      </w:r>
-      <w:r>
-        <w:rPr>
-          <w:lang w:val="gu_IN" w:bidi="gu_IN"/>
-        </w:rPr>
-        <w:t xml:space="preserve"> તેમણે વાંચ્યું, “તેઓ તેમને દોરી ગયા </w:t>
-      </w:r>
-      <w:r>
-        <w:rPr>
-          <w:b/>
-          <w:lang w:val="gu_IN" w:bidi="gu_IN"/>
-        </w:rPr>
-        <w:t>હલવાનની જેમ</w:t>
-      </w:r>
-      <w:r>
-        <w:rPr>
-          <w:lang w:val="gu_IN" w:bidi="gu_IN"/>
-        </w:rPr>
-        <w:t xml:space="preserve"> મારી નાંખવા માટે, અને ત્યારે </w:t>
-      </w:r>
-      <w:r>
-        <w:rPr>
-          <w:b/>
-          <w:lang w:val="gu_IN" w:bidi="gu_IN"/>
-        </w:rPr>
-        <w:t>હલવાન</w:t>
-      </w:r>
-      <w:r>
-        <w:rPr>
-          <w:lang w:val="gu_IN" w:bidi="gu_IN"/>
-        </w:rPr>
-        <w:t xml:space="preserve"> શાંત છે, તેમણે એકપણ શબ્દ કહ્યો નહીં.</w:t>
-      </w:r>
-    </w:p>
-    <w:p>
-      <w:pPr>
-        <w:pStyle w:val="ListBullet"/>
-        <w:spacing w:line="240" w:lineRule="auto"/>
-        <w:ind w:left="720"/>
-      </w:pPr>
-      <w:r>
-        <w:rPr>
-          <w:lang w:val="gu_IN" w:bidi="gu_IN"/>
-        </w:rPr>
-      </w:r>
-      <w:r>
-        <w:rPr>
-          <w:b/>
-          <w:lang w:val="gu_IN" w:bidi="gu_IN"/>
-        </w:rPr>
-        <w:t>48:8</w:t>
-      </w:r>
-      <w:r>
-        <w:rPr>
-          <w:lang w:val="gu_IN" w:bidi="gu_IN"/>
-        </w:rPr>
-        <w:t xml:space="preserve"> જ્યારે ઈશ્વરે ઈબ્રાહિમને તેના દીકરા, ઈસહાકને, દહનાર્પણ તરીકે, આપવાનું કહ્યું ત્યારે, ઈશ્વરે પૂરું પાડ્યું </w:t>
-      </w:r>
-      <w:r>
-        <w:rPr>
-          <w:b/>
-          <w:lang w:val="gu_IN" w:bidi="gu_IN"/>
-        </w:rPr>
-        <w:t>હલવાન</w:t>
-      </w:r>
-      <w:r>
-        <w:rPr>
-          <w:lang w:val="gu_IN" w:bidi="gu_IN"/>
-        </w:rPr>
-        <w:t xml:space="preserve"> તેના દીકરા, ઈસહાકના બદલામાં દહનાર્પણને માટે.</w:t>
-        <w:br/>
-      </w:r>
-      <w:r>
-        <w:rPr>
-          <w:lang w:val="gu_IN" w:bidi="gu_IN"/>
-        </w:rPr>
-        <w:t>આપણે સર્વ આપણાં પાપોને માટે મરણને લાયક હતા!</w:t>
-        <w:br/>
-      </w:r>
-      <w:r>
-        <w:rPr>
-          <w:lang w:val="gu_IN" w:bidi="gu_IN"/>
-        </w:rPr>
-        <w:t xml:space="preserve">પરંતુ ઈશ્વરે ઈસુ પૂરા પાડ્યા </w:t>
-      </w:r>
-      <w:r>
-        <w:rPr>
-          <w:b/>
-          <w:lang w:val="gu_IN" w:bidi="gu_IN"/>
-        </w:rPr>
-        <w:t>હલવાન</w:t>
-      </w:r>
-      <w:r>
-        <w:rPr>
-          <w:lang w:val="gu_IN" w:bidi="gu_IN"/>
-        </w:rPr>
-        <w:t xml:space="preserve"> ઈશ્વરના, આપણાં સ્થાને બલિદાન તરીકે મરવાને માટે.</w:t>
-      </w:r>
-    </w:p>
-    <w:p>
-      <w:pPr>
-        <w:pStyle w:val="ListBullet"/>
-        <w:spacing w:line="240" w:lineRule="auto"/>
-        <w:ind w:left="720"/>
-      </w:pPr>
-      <w:r>
-        <w:rPr>
-          <w:lang w:val="gu_IN" w:bidi="gu_IN"/>
-        </w:rPr>
-      </w:r>
-      <w:r>
-        <w:rPr>
-          <w:b/>
-          <w:lang w:val="gu_IN" w:bidi="gu_IN"/>
-        </w:rPr>
-        <w:t>48:9</w:t>
-      </w:r>
-      <w:r>
-        <w:rPr>
-          <w:lang w:val="gu_IN" w:bidi="gu_IN"/>
-        </w:rPr>
-        <w:t xml:space="preserve"> જ્યારે ઈશ્વરે મિસર પર છેલ્લી મરકી મોકલી ત્યારે, તેમણે દરેક ઈઝરાયેલી કુટુંબોને મારવા માટે કહ્યું સંપૂર્ણ </w:t>
-      </w:r>
-      <w:r>
-        <w:rPr>
-          <w:b/>
-          <w:lang w:val="gu_IN" w:bidi="gu_IN"/>
-        </w:rPr>
-        <w:t>હલવાન</w:t>
-      </w:r>
-      <w:r>
-        <w:rPr>
-          <w:lang w:val="gu_IN" w:bidi="gu_IN"/>
-        </w:rPr>
-        <w:t xml:space="preserve"> અને તેનું રક્ત તેમના દરવાજાની બારસાખો તથા ઓતરંગ પર છાંટવું.</w:t>
+        <w:t>છોડાવનારાઓને</w:t>
+      </w:r>
+      <w:r>
+        <w:rPr>
+          <w:lang w:val="gu_IN" w:bidi="gu_IN"/>
+        </w:rPr>
+        <w:t xml:space="preserve"> મોકલ્યા કે જેઓએ ઈઝરાએલને તેઓના શત્રુઓથી બચાવ્યા.</w:t>
       </w:r>
     </w:p>
     <w:p>
@@ -3977,948 +3006,7 @@
         <w:rPr>
           <w:lang w:val="gu_IN" w:bidi="gu_IN"/>
         </w:rPr>
-        <w:t>Strong's: H7716, G721, G2316</w:t>
-      </w:r>
-      <w:r>
-        <w:rPr>
-          <w:lang w:val="gu_IN" w:bidi="gu_IN"/>
-        </w:rPr>
-      </w:r>
-      <w:r>
-        <w:rPr>
-          <w:lang w:val="gu_IN" w:bidi="gu_IN"/>
-        </w:rPr>
-      </w:r>
-    </w:p>
-    <w:p>
-      <w:pPr/>
-      <w:r>
-        <w:rPr>
-          <w:lang w:val="gu_IN" w:bidi="gu_IN"/>
-        </w:rPr>
-      </w:r>
-    </w:p>
-    <w:p>
-      <w:pPr>
-        <w:pStyle w:val="Heading2"/>
-      </w:pPr>
-      <w:r>
-        <w:rPr>
-          <w:lang w:val="gu_IN" w:bidi="gu_IN"/>
-        </w:rPr>
-        <w:t>ઘેરો, ઘેરી લેવું, ઘેરાયેલાં, ઘેરો ઘાલનાર, ઘેરી રહ્યા છે, હંગામી કિલ્લો</w:t>
-      </w:r>
-      <w:r>
-        <w:rPr>
-          <w:lang w:val="gu_IN" w:bidi="gu_IN"/>
-        </w:rPr>
-      </w:r>
-    </w:p>
-    <w:p>
-      <w:pPr>
-        <w:pStyle w:val="Heading3"/>
-      </w:pPr>
-      <w:r>
-        <w:rPr>
-          <w:lang w:val="gu_IN" w:bidi="gu_IN"/>
-        </w:rPr>
-        <w:t>વ્યાખ્યા:</w:t>
-      </w:r>
-    </w:p>
-    <w:p>
-      <w:pPr/>
-      <w:r>
-        <w:rPr>
-          <w:lang w:val="gu_IN" w:bidi="gu_IN"/>
-        </w:rPr>
-      </w:r>
-      <w:r>
-        <w:rPr>
-          <w:lang w:val="gu_IN" w:bidi="gu_IN"/>
-        </w:rPr>
-        <w:t>"ઘેરો" ત્યારે થાય છે જ્યારે એક આક્રમણકારી લશ્કર શહેરની આસપાસ આવે છે અને તેને ખોરાક અને પાણીની કોઈ પણ ચીજ પ્રાપ્ત કરવાથી રોકી રાખે છે.</w:t>
-        <w:br/>
-      </w:r>
-      <w:r>
-        <w:rPr>
-          <w:lang w:val="gu_IN" w:bidi="gu_IN"/>
-        </w:rPr>
-        <w:t>શહેરને "ઘેરી લેવું" અથવા તેને "ઘોષણા હેઠળ" મૂકવું તેનો અર્થ એ છે કે ઘેરાબંધી દ્વારા તેના પર હુમલો કરવો.</w:t>
-      </w:r>
-    </w:p>
-    <w:p>
-      <w:pPr>
-        <w:pStyle w:val="ListBullet"/>
-        <w:spacing w:line="240" w:lineRule="auto"/>
-        <w:ind w:left="720"/>
-      </w:pPr>
-      <w:r>
-        <w:rPr>
-          <w:lang w:val="gu_IN" w:bidi="gu_IN"/>
-        </w:rPr>
-      </w:r>
-      <w:r>
-        <w:rPr>
-          <w:lang w:val="gu_IN" w:bidi="gu_IN"/>
-        </w:rPr>
-        <w:t>જ્યારે બાબિલીઓ ઈઝરાયેલ પર હુમલો કરવા આવ્યા, ત્યારે તેઓએ શહેરની અંદર લોકોને નબળા બનાવવા યરૂશાલેમ સામે ઘેરો ઘાલ્યો હતો.</w:t>
-      </w:r>
-    </w:p>
-    <w:p>
-      <w:pPr>
-        <w:pStyle w:val="ListBullet"/>
-        <w:spacing w:line="240" w:lineRule="auto"/>
-        <w:ind w:left="720"/>
-      </w:pPr>
-      <w:r>
-        <w:rPr>
-          <w:lang w:val="gu_IN" w:bidi="gu_IN"/>
-        </w:rPr>
-      </w:r>
-      <w:r>
-        <w:rPr>
-          <w:lang w:val="gu_IN" w:bidi="gu_IN"/>
-        </w:rPr>
-        <w:t>મોટેભાગે ઘેરાબંધી દરમિયાન, શહેરની દિવાલો પાર કરવા અને શહેર પર આક્રમણ કરવા માટે હુમલાખોર સૈન્યને શક્તિમાન કરવા માટે ધૂળની ઢોળાવવાળો માર્ગ ધીમે ધીમે નિર્માણ કરવામાં આવે છે.</w:t>
-      </w:r>
-    </w:p>
-    <w:p>
-      <w:pPr>
-        <w:pStyle w:val="ListBullet"/>
-        <w:spacing w:line="240" w:lineRule="auto"/>
-        <w:ind w:left="720"/>
-      </w:pPr>
-      <w:r>
-        <w:rPr>
-          <w:lang w:val="gu_IN" w:bidi="gu_IN"/>
-        </w:rPr>
-      </w:r>
-      <w:r>
-        <w:rPr>
-          <w:lang w:val="gu_IN" w:bidi="gu_IN"/>
-        </w:rPr>
-        <w:t>શહેરને “ઘેરી લેવું” તેને “ઘેરો ઘાલવો” અથવા તેના પર “ઘેરો કરવો” તરીકે વ્યક્ત કરી શકાય.</w:t>
-      </w:r>
-    </w:p>
-    <w:p>
-      <w:pPr>
-        <w:pStyle w:val="ListBullet"/>
-        <w:spacing w:line="240" w:lineRule="auto"/>
-        <w:ind w:left="720"/>
-      </w:pPr>
-      <w:r>
-        <w:rPr>
-          <w:lang w:val="gu_IN" w:bidi="gu_IN"/>
-        </w:rPr>
-      </w:r>
-      <w:r>
-        <w:rPr>
-          <w:lang w:val="gu_IN" w:bidi="gu_IN"/>
-        </w:rPr>
-        <w:t>“ઘેરી લેવું” શબ્દનો સમાન શબ્દપ્રયોગ “ઘેરાબંધી હેઠળ” તરીકે થાય છે.</w:t>
-        <w:br/>
-      </w:r>
-      <w:r>
-        <w:rPr>
-          <w:lang w:val="gu_IN" w:bidi="gu_IN"/>
-        </w:rPr>
-        <w:t>બંને અભિવ્યક્તિઓ એવું શહેર કે જેને દુશ્મનના સૈન્યએ ઘેરી લીધા છે તે વર્ણવે છે.</w:t>
-      </w:r>
-    </w:p>
-    <w:p>
-      <w:pPr>
-        <w:pStyle w:val="Heading3"/>
-      </w:pPr>
-      <w:r>
-        <w:rPr>
-          <w:lang w:val="gu_IN" w:bidi="gu_IN"/>
-        </w:rPr>
-        <w:t>બાઈબલના સંદર્ભો:</w:t>
-      </w:r>
-    </w:p>
-    <w:p>
-      <w:pPr>
-        <w:pStyle w:val="ListBullet"/>
-        <w:spacing w:line="240" w:lineRule="auto"/>
-        <w:ind w:left="720"/>
-      </w:pPr>
-      <w:r>
-        <w:rPr>
-          <w:lang w:val="gu_IN" w:bidi="gu_IN"/>
-        </w:rPr>
-      </w:r>
-      <w:hyperlink r:id="rId53">
-        <w:r>
-          <w:rPr>
-            <w:lang w:val="gu_IN" w:bidi="gu_IN"/>
-          </w:rPr>
-          <w:rPr>
-            <w:color w:val="0000EE"/>
-            <w:u w:val="single"/>
-          </w:rPr>
-          <w:t>1 કાળુવૃતાંત 20:1</w:t>
-        </w:r>
-      </w:hyperlink>
-    </w:p>
-    <w:p>
-      <w:pPr>
-        <w:pStyle w:val="ListBullet"/>
-        <w:spacing w:line="240" w:lineRule="auto"/>
-        <w:ind w:left="720"/>
-      </w:pPr>
-      <w:r>
-        <w:rPr>
-          <w:lang w:val="gu_IN" w:bidi="gu_IN"/>
-        </w:rPr>
-      </w:r>
-      <w:hyperlink r:id="rId54">
-        <w:r>
-          <w:rPr>
-            <w:lang w:val="gu_IN" w:bidi="gu_IN"/>
-          </w:rPr>
-          <w:rPr>
-            <w:color w:val="0000EE"/>
-            <w:u w:val="single"/>
-          </w:rPr>
-          <w:t>1 રાજાઓ 20:1–3</w:t>
-        </w:r>
-      </w:hyperlink>
-    </w:p>
-    <w:p>
-      <w:pPr>
-        <w:pStyle w:val="ListBullet"/>
-        <w:spacing w:line="240" w:lineRule="auto"/>
-        <w:ind w:left="720"/>
-      </w:pPr>
-      <w:r>
-        <w:rPr>
-          <w:lang w:val="gu_IN" w:bidi="gu_IN"/>
-        </w:rPr>
-      </w:r>
-      <w:hyperlink r:id="rId55">
-        <w:r>
-          <w:rPr>
-            <w:lang w:val="gu_IN" w:bidi="gu_IN"/>
-          </w:rPr>
-          <w:rPr>
-            <w:color w:val="0000EE"/>
-            <w:u w:val="single"/>
-          </w:rPr>
-          <w:t>1 શમુએલ 11:1–2</w:t>
-        </w:r>
-      </w:hyperlink>
-    </w:p>
-    <w:p>
-      <w:pPr>
-        <w:pStyle w:val="ListBullet"/>
-        <w:spacing w:line="240" w:lineRule="auto"/>
-        <w:ind w:left="720"/>
-      </w:pPr>
-      <w:r>
-        <w:rPr>
-          <w:lang w:val="gu_IN" w:bidi="gu_IN"/>
-        </w:rPr>
-      </w:r>
-      <w:hyperlink r:id="rId56">
-        <w:r>
-          <w:rPr>
-            <w:lang w:val="gu_IN" w:bidi="gu_IN"/>
-          </w:rPr>
-          <w:rPr>
-            <w:color w:val="0000EE"/>
-            <w:u w:val="single"/>
-          </w:rPr>
-          <w:t>યર્મિયા 33:4–5</w:t>
-        </w:r>
-      </w:hyperlink>
-    </w:p>
-    <w:p>
-      <w:pPr>
-        <w:pStyle w:val="Heading3"/>
-      </w:pPr>
-      <w:r>
-        <w:rPr>
-          <w:lang w:val="gu_IN" w:bidi="gu_IN"/>
-        </w:rPr>
-        <w:t>શબ્દ માહિતી:</w:t>
-      </w:r>
-    </w:p>
-    <w:p>
-      <w:pPr>
-        <w:pStyle w:val="ListBullet"/>
-        <w:spacing w:line="240" w:lineRule="auto"/>
-        <w:ind w:left="720"/>
-      </w:pPr>
-      <w:r>
-        <w:rPr>
-          <w:lang w:val="gu_IN" w:bidi="gu_IN"/>
-        </w:rPr>
-      </w:r>
-      <w:r>
-        <w:rPr>
-          <w:lang w:val="gu_IN" w:bidi="gu_IN"/>
-        </w:rPr>
-        <w:t>Strong's: H4692, H4693, H5341, H5437, H5564, H6693, H6696, H6887</w:t>
-      </w:r>
-      <w:r>
-        <w:rPr>
-          <w:lang w:val="gu_IN" w:bidi="gu_IN"/>
-        </w:rPr>
-      </w:r>
-      <w:r>
-        <w:rPr>
-          <w:lang w:val="gu_IN" w:bidi="gu_IN"/>
-        </w:rPr>
-      </w:r>
-    </w:p>
-    <w:p>
-      <w:pPr/>
-      <w:r>
-        <w:rPr>
-          <w:lang w:val="gu_IN" w:bidi="gu_IN"/>
-        </w:rPr>
-      </w:r>
-    </w:p>
-    <w:p>
-      <w:pPr>
-        <w:pStyle w:val="Heading2"/>
-      </w:pPr>
-      <w:r>
-        <w:rPr>
-          <w:lang w:val="gu_IN" w:bidi="gu_IN"/>
-        </w:rPr>
-        <w:t>ઘોડેસવાર, ઘોડેસવારો</w:t>
-      </w:r>
-      <w:r>
-        <w:rPr>
-          <w:lang w:val="gu_IN" w:bidi="gu_IN"/>
-        </w:rPr>
-      </w:r>
-    </w:p>
-    <w:p>
-      <w:pPr/>
-      <w:r>
-        <w:rPr>
-          <w:lang w:val="gu_IN" w:bidi="gu_IN"/>
-        </w:rPr>
-      </w:r>
-      <w:r>
-        <w:rPr>
-          <w:lang w:val="gu_IN" w:bidi="gu_IN"/>
-        </w:rPr>
-        <w:t>#ઘોડેસવાર, ઘોડેસવારો #</w:t>
-      </w:r>
-    </w:p>
-    <w:p>
-      <w:pPr>
-        <w:pStyle w:val="Heading3"/>
-      </w:pPr>
-      <w:r>
-        <w:rPr>
-          <w:lang w:val="gu_IN" w:bidi="gu_IN"/>
-        </w:rPr>
-        <w:t>વ્યાખ્યા:</w:t>
-      </w:r>
-    </w:p>
-    <w:p>
-      <w:pPr/>
-      <w:r>
-        <w:rPr>
-          <w:lang w:val="gu_IN" w:bidi="gu_IN"/>
-        </w:rPr>
-      </w:r>
-      <w:r>
-        <w:rPr>
-          <w:lang w:val="gu_IN" w:bidi="gu_IN"/>
-        </w:rPr>
-        <w:t>બાઈબલના સમયમાં, “ઘોડેસવારો” શબ્દ માણસો કે જેઓ યુદ્ધમાં ઘોડા ચલાવતા તે દર્શાવે છે.</w:t>
-      </w:r>
-    </w:p>
-    <w:p>
-      <w:pPr>
-        <w:pStyle w:val="ListBullet"/>
-        <w:spacing w:line="240" w:lineRule="auto"/>
-        <w:ind w:left="720"/>
-      </w:pPr>
-      <w:r>
-        <w:rPr>
-          <w:lang w:val="gu_IN" w:bidi="gu_IN"/>
-        </w:rPr>
-      </w:r>
-      <w:r>
-        <w:rPr>
-          <w:lang w:val="gu_IN" w:bidi="gu_IN"/>
-        </w:rPr>
-        <w:t>યોદ્ધાઓ કે જેઓ ઘોડા ખેંચવાના રથોને ચલાવતા, તેઓને પણ કદાચ “ઘોડેસવારો” કહેવામાં આવતા હતા, સામાન્ય રીતે જો કે આ શબ્દ માણસો કે જેઓ ખરેખર ઘોડાઓ ઉપર સવારી કરતા હતા તેઓને દર્શાવે છે.</w:t>
-      </w:r>
-    </w:p>
-    <w:p>
-      <w:pPr>
-        <w:pStyle w:val="ListBullet"/>
-        <w:spacing w:line="240" w:lineRule="auto"/>
-        <w:ind w:left="720"/>
-      </w:pPr>
-      <w:r>
-        <w:rPr>
-          <w:lang w:val="gu_IN" w:bidi="gu_IN"/>
-        </w:rPr>
-      </w:r>
-      <w:r>
-        <w:rPr>
-          <w:lang w:val="gu_IN" w:bidi="gu_IN"/>
-        </w:rPr>
-        <w:t>ઈઝરાએલીઓ માનતા હતા કે યુધ્ધમાં ઘોડાને વાપરવો તેનો અર્થ કે તેઓ યહોવાને બદલે પોતાની તાકાત પર વધુ ભાર મૂકે છે, જેથી તેઓ પાસે ઘણા ઘોડેસવારો ન હતા.</w:t>
-      </w:r>
-    </w:p>
-    <w:p>
-      <w:pPr>
-        <w:pStyle w:val="ListBullet"/>
-        <w:spacing w:line="240" w:lineRule="auto"/>
-        <w:ind w:left="720"/>
-      </w:pPr>
-      <w:r>
-        <w:rPr>
-          <w:lang w:val="gu_IN" w:bidi="gu_IN"/>
-        </w:rPr>
-      </w:r>
-      <w:r>
-        <w:rPr>
-          <w:lang w:val="gu_IN" w:bidi="gu_IN"/>
-        </w:rPr>
-        <w:t>આ શબ્દને “ઘોડા ચલાવનારા” અથવા “ઘોડા ઉપરના માણસો” તરીકે પણ ભાષાંતર કરી શકાય છે.</w:t>
-      </w:r>
-    </w:p>
-    <w:p>
-      <w:pPr/>
-      <w:r>
-        <w:rPr>
-          <w:lang w:val="gu_IN" w:bidi="gu_IN"/>
-        </w:rPr>
-      </w:r>
-      <w:r>
-        <w:rPr>
-          <w:lang w:val="gu_IN" w:bidi="gu_IN"/>
-        </w:rPr>
-        <w:t xml:space="preserve">(આ પણ જુઓ: </w:t>
-      </w:r>
-      <w:r>
-        <w:rPr>
-          <w:lang w:val="gu_IN" w:bidi="gu_IN"/>
-        </w:rPr>
-        <w:t>રથ</w:t>
-      </w:r>
-      <w:r>
-        <w:rPr>
-          <w:lang w:val="gu_IN" w:bidi="gu_IN"/>
-        </w:rPr>
-        <w:t xml:space="preserve">, </w:t>
-      </w:r>
-      <w:r>
-        <w:rPr>
-          <w:lang w:val="gu_IN" w:bidi="gu_IN"/>
-        </w:rPr>
-        <w:t>ઘોડો</w:t>
-      </w:r>
-      <w:r>
-        <w:rPr>
-          <w:lang w:val="gu_IN" w:bidi="gu_IN"/>
-        </w:rPr>
-        <w:t>)</w:t>
-      </w:r>
-    </w:p>
-    <w:p>
-      <w:pPr>
-        <w:pStyle w:val="Heading3"/>
-      </w:pPr>
-      <w:r>
-        <w:rPr>
-          <w:lang w:val="gu_IN" w:bidi="gu_IN"/>
-        </w:rPr>
-        <w:t>બાઈબલની કલમો:</w:t>
-      </w:r>
-    </w:p>
-    <w:p>
-      <w:pPr>
-        <w:pStyle w:val="ListBullet"/>
-        <w:spacing w:line="240" w:lineRule="auto"/>
-        <w:ind w:left="720"/>
-      </w:pPr>
-      <w:r>
-        <w:rPr>
-          <w:lang w:val="gu_IN" w:bidi="gu_IN"/>
-        </w:rPr>
-      </w:r>
-      <w:hyperlink r:id="rId57">
-        <w:r>
-          <w:rPr>
-            <w:lang w:val="gu_IN" w:bidi="gu_IN"/>
-          </w:rPr>
-          <w:rPr>
-            <w:color w:val="0000EE"/>
-            <w:u w:val="single"/>
-          </w:rPr>
-          <w:t>1 રાજા 1:5–6</w:t>
-        </w:r>
-      </w:hyperlink>
-    </w:p>
-    <w:p>
-      <w:pPr>
-        <w:pStyle w:val="ListBullet"/>
-        <w:spacing w:line="240" w:lineRule="auto"/>
-        <w:ind w:left="720"/>
-      </w:pPr>
-      <w:r>
-        <w:rPr>
-          <w:lang w:val="gu_IN" w:bidi="gu_IN"/>
-        </w:rPr>
-      </w:r>
-      <w:hyperlink r:id="rId58">
-        <w:r>
-          <w:rPr>
-            <w:lang w:val="gu_IN" w:bidi="gu_IN"/>
-          </w:rPr>
-          <w:rPr>
-            <w:color w:val="0000EE"/>
-            <w:u w:val="single"/>
-          </w:rPr>
-          <w:t>દાનિયેલ 11:40–41</w:t>
-        </w:r>
-      </w:hyperlink>
-    </w:p>
-    <w:p>
-      <w:pPr>
-        <w:pStyle w:val="ListBullet"/>
-        <w:spacing w:line="240" w:lineRule="auto"/>
-        <w:ind w:left="720"/>
-      </w:pPr>
-      <w:r>
-        <w:rPr>
-          <w:lang w:val="gu_IN" w:bidi="gu_IN"/>
-        </w:rPr>
-      </w:r>
-      <w:hyperlink r:id="rId59">
-        <w:r>
-          <w:rPr>
-            <w:lang w:val="gu_IN" w:bidi="gu_IN"/>
-          </w:rPr>
-          <w:rPr>
-            <w:color w:val="0000EE"/>
-            <w:u w:val="single"/>
-          </w:rPr>
-          <w:t>નિર્ગમન 14:23–25</w:t>
-        </w:r>
-      </w:hyperlink>
-    </w:p>
-    <w:p>
-      <w:pPr>
-        <w:pStyle w:val="ListBullet"/>
-        <w:spacing w:line="240" w:lineRule="auto"/>
-        <w:ind w:left="720"/>
-      </w:pPr>
-      <w:r>
-        <w:rPr>
-          <w:lang w:val="gu_IN" w:bidi="gu_IN"/>
-        </w:rPr>
-      </w:r>
-      <w:hyperlink r:id="rId60">
-        <w:r>
-          <w:rPr>
-            <w:lang w:val="gu_IN" w:bidi="gu_IN"/>
-          </w:rPr>
-          <w:rPr>
-            <w:color w:val="0000EE"/>
-            <w:u w:val="single"/>
-          </w:rPr>
-          <w:t>ઉત્પત્તિ 50:7–9</w:t>
-        </w:r>
-      </w:hyperlink>
-    </w:p>
-    <w:p>
-      <w:pPr>
-        <w:pStyle w:val="Heading3"/>
-      </w:pPr>
-      <w:r>
-        <w:rPr>
-          <w:lang w:val="gu_IN" w:bidi="gu_IN"/>
-        </w:rPr>
-        <w:t>શબ્દ માહિતી:</w:t>
-      </w:r>
-    </w:p>
-    <w:p>
-      <w:pPr>
-        <w:pStyle w:val="ListBullet"/>
-        <w:spacing w:line="240" w:lineRule="auto"/>
-        <w:ind w:left="720"/>
-      </w:pPr>
-      <w:r>
-        <w:rPr>
-          <w:lang w:val="gu_IN" w:bidi="gu_IN"/>
-        </w:rPr>
-      </w:r>
-      <w:r>
-        <w:rPr>
-          <w:lang w:val="gu_IN" w:bidi="gu_IN"/>
-        </w:rPr>
-        <w:t>Strong's: H6571, H7395, G2460</w:t>
-      </w:r>
-      <w:r>
-        <w:rPr>
-          <w:lang w:val="gu_IN" w:bidi="gu_IN"/>
-        </w:rPr>
-      </w:r>
-      <w:r>
-        <w:rPr>
-          <w:lang w:val="gu_IN" w:bidi="gu_IN"/>
-        </w:rPr>
-      </w:r>
-    </w:p>
-    <w:p>
-      <w:pPr/>
-      <w:r>
-        <w:rPr>
-          <w:lang w:val="gu_IN" w:bidi="gu_IN"/>
-        </w:rPr>
-      </w:r>
-    </w:p>
-    <w:p>
-      <w:pPr>
-        <w:pStyle w:val="Heading2"/>
-      </w:pPr>
-      <w:r>
-        <w:rPr>
-          <w:lang w:val="gu_IN" w:bidi="gu_IN"/>
-        </w:rPr>
-        <w:t>ઘોડો, ઘોડા, યુદ્ધ ઘોડો, યુદ્ધ ઘોડા, ઘોડા પર</w:t>
-      </w:r>
-      <w:r>
-        <w:rPr>
-          <w:lang w:val="gu_IN" w:bidi="gu_IN"/>
-        </w:rPr>
-      </w:r>
-    </w:p>
-    <w:p>
-      <w:pPr>
-        <w:pStyle w:val="Heading3"/>
-      </w:pPr>
-      <w:r>
-        <w:rPr>
-          <w:lang w:val="gu_IN" w:bidi="gu_IN"/>
-        </w:rPr>
-        <w:t>વ્યાખ્યા:</w:t>
-      </w:r>
-    </w:p>
-    <w:p>
-      <w:pPr/>
-      <w:r>
-        <w:rPr>
-          <w:lang w:val="gu_IN" w:bidi="gu_IN"/>
-        </w:rPr>
-      </w:r>
-      <w:r>
-        <w:rPr>
-          <w:lang w:val="gu_IN" w:bidi="gu_IN"/>
-        </w:rPr>
-        <w:t>ઘોડો એક મોટું, ચાર પગવાળું પ્રાણી છે કે જે મોટેભાગે બાઈબલના સમયમાં ખેતી કામ માટે અને લોકોના વાહનવ્યવહાર (મુસાફરી) માટે વાપરવામાં આવતા હતા.</w:t>
-      </w:r>
-    </w:p>
-    <w:p>
-      <w:pPr>
-        <w:pStyle w:val="ListBullet"/>
-        <w:spacing w:line="240" w:lineRule="auto"/>
-        <w:ind w:left="720"/>
-      </w:pPr>
-      <w:r>
-        <w:rPr>
-          <w:lang w:val="gu_IN" w:bidi="gu_IN"/>
-        </w:rPr>
-      </w:r>
-      <w:r>
-        <w:rPr>
-          <w:lang w:val="gu_IN" w:bidi="gu_IN"/>
-        </w:rPr>
-        <w:t>ક્યારેક ઘોડાને ગાડા અથવા રથોને ખેંચવા માટે વાપરવામાં આવતા હતા, જયારે બીજા તેને વ્યક્તિગત સવારી કરીને જવા માટે વાપરવામાં આવતા હતા.</w:t>
-      </w:r>
-    </w:p>
-    <w:p>
-      <w:pPr>
-        <w:pStyle w:val="ListBullet"/>
-        <w:spacing w:line="240" w:lineRule="auto"/>
-        <w:ind w:left="720"/>
-      </w:pPr>
-      <w:r>
-        <w:rPr>
-          <w:lang w:val="gu_IN" w:bidi="gu_IN"/>
-        </w:rPr>
-      </w:r>
-      <w:r>
-        <w:rPr>
-          <w:lang w:val="gu_IN" w:bidi="gu_IN"/>
-        </w:rPr>
-        <w:t>મોટેભાગે ઘોડાઓ તેઓના માથા ઉપર લગામનું ચોકડું અને રાશ પહેરતા જેથી તેઓ માર્ગદર્શન કરી શકે.</w:t>
-      </w:r>
-    </w:p>
-    <w:p>
-      <w:pPr>
-        <w:pStyle w:val="ListBullet"/>
-        <w:spacing w:line="240" w:lineRule="auto"/>
-        <w:ind w:left="720"/>
-      </w:pPr>
-      <w:r>
-        <w:rPr>
-          <w:lang w:val="gu_IN" w:bidi="gu_IN"/>
-        </w:rPr>
-      </w:r>
-      <w:r>
-        <w:rPr>
-          <w:lang w:val="gu_IN" w:bidi="gu_IN"/>
-        </w:rPr>
-        <w:t>બાઈબલમાં, ઘોડાઓને મૂલ્યવાન સંપત્તિ માનવામાં આવતા હતા અને સંપત્તિમાં ગણવામાં આવતા, કારણકે મુખ્યત્વે યુદ્ધમાં તેઓનો ઉપયોગ થતો હતો.</w:t>
-      </w:r>
-    </w:p>
-    <w:p>
-      <w:pPr>
-        <w:pStyle w:val="ListBullet"/>
-        <w:spacing w:line="240" w:lineRule="auto"/>
-        <w:ind w:left="720"/>
-      </w:pPr>
-      <w:r>
-        <w:rPr>
-          <w:lang w:val="gu_IN" w:bidi="gu_IN"/>
-        </w:rPr>
-      </w:r>
-      <w:r>
-        <w:rPr>
-          <w:lang w:val="gu_IN" w:bidi="gu_IN"/>
-        </w:rPr>
-        <w:t>ઉદાહરણ તરીકે, સુલેમાન રાજા કે જેની પાસે હજારો ઘોડા અને રથો હતા કે જે તેની સંપત્તિના મહાન ભાગરૂપ હતા.</w:t>
-      </w:r>
-    </w:p>
-    <w:p>
-      <w:pPr>
-        <w:pStyle w:val="ListBullet"/>
-        <w:spacing w:line="240" w:lineRule="auto"/>
-        <w:ind w:left="720"/>
-      </w:pPr>
-      <w:r>
-        <w:rPr>
-          <w:lang w:val="gu_IN" w:bidi="gu_IN"/>
-        </w:rPr>
-      </w:r>
-      <w:r>
-        <w:rPr>
-          <w:lang w:val="gu_IN" w:bidi="gu_IN"/>
-        </w:rPr>
-        <w:t>પ્રાણીઓ કે જે ગધેડો અને ખચ્ચર જે ઘોડા સમાન છે.</w:t>
-      </w:r>
-    </w:p>
-    <w:p>
-      <w:pPr/>
-      <w:r>
-        <w:rPr>
-          <w:lang w:val="gu_IN" w:bidi="gu_IN"/>
-        </w:rPr>
-      </w:r>
-      <w:r>
-        <w:rPr>
-          <w:lang w:val="gu_IN" w:bidi="gu_IN"/>
-        </w:rPr>
-        <w:t xml:space="preserve">(આ પણ જુઓ: </w:t>
-      </w:r>
-      <w:r>
-        <w:rPr>
-          <w:lang w:val="gu_IN" w:bidi="gu_IN"/>
-        </w:rPr>
-        <w:t>રથ</w:t>
-      </w:r>
-      <w:r>
-        <w:rPr>
-          <w:lang w:val="gu_IN" w:bidi="gu_IN"/>
-        </w:rPr>
-        <w:t xml:space="preserve">, , </w:t>
-      </w:r>
-      <w:r>
-        <w:rPr>
-          <w:lang w:val="gu_IN" w:bidi="gu_IN"/>
-        </w:rPr>
-        <w:t>ગધેડો</w:t>
-      </w:r>
-      <w:r>
-        <w:rPr>
-          <w:lang w:val="gu_IN" w:bidi="gu_IN"/>
-        </w:rPr>
-        <w:t xml:space="preserve">, </w:t>
-      </w:r>
-      <w:r>
-        <w:rPr>
-          <w:lang w:val="gu_IN" w:bidi="gu_IN"/>
-        </w:rPr>
-        <w:t>સુલેમાન</w:t>
-      </w:r>
-      <w:r>
-        <w:rPr>
-          <w:lang w:val="gu_IN" w:bidi="gu_IN"/>
-        </w:rPr>
-        <w:t>)</w:t>
-      </w:r>
-    </w:p>
-    <w:p>
-      <w:pPr>
-        <w:pStyle w:val="Heading3"/>
-      </w:pPr>
-      <w:r>
-        <w:rPr>
-          <w:lang w:val="gu_IN" w:bidi="gu_IN"/>
-        </w:rPr>
-        <w:t>બાઈબલની કલમો:</w:t>
-      </w:r>
-    </w:p>
-    <w:p>
-      <w:pPr>
-        <w:pStyle w:val="ListBullet"/>
-        <w:spacing w:line="240" w:lineRule="auto"/>
-        <w:ind w:left="720"/>
-      </w:pPr>
-      <w:r>
-        <w:rPr>
-          <w:lang w:val="gu_IN" w:bidi="gu_IN"/>
-        </w:rPr>
-      </w:r>
-      <w:hyperlink r:id="rId61">
-        <w:r>
-          <w:rPr>
-            <w:lang w:val="gu_IN" w:bidi="gu_IN"/>
-          </w:rPr>
-          <w:rPr>
-            <w:color w:val="0000EE"/>
-            <w:u w:val="single"/>
-          </w:rPr>
-          <w:t>1 કાળવૃતાંત 18:3–4</w:t>
-        </w:r>
-      </w:hyperlink>
-    </w:p>
-    <w:p>
-      <w:pPr>
-        <w:pStyle w:val="ListBullet"/>
-        <w:spacing w:line="240" w:lineRule="auto"/>
-        <w:ind w:left="720"/>
-      </w:pPr>
-      <w:r>
-        <w:rPr>
-          <w:lang w:val="gu_IN" w:bidi="gu_IN"/>
-        </w:rPr>
-      </w:r>
-      <w:hyperlink r:id="rId62">
-        <w:r>
-          <w:rPr>
-            <w:lang w:val="gu_IN" w:bidi="gu_IN"/>
-          </w:rPr>
-          <w:rPr>
-            <w:color w:val="0000EE"/>
-            <w:u w:val="single"/>
-          </w:rPr>
-          <w:t>2 રાજા 2:11–12</w:t>
-        </w:r>
-      </w:hyperlink>
-    </w:p>
-    <w:p>
-      <w:pPr>
-        <w:pStyle w:val="ListBullet"/>
-        <w:spacing w:line="240" w:lineRule="auto"/>
-        <w:ind w:left="720"/>
-      </w:pPr>
-      <w:r>
-        <w:rPr>
-          <w:lang w:val="gu_IN" w:bidi="gu_IN"/>
-        </w:rPr>
-      </w:r>
-      <w:hyperlink r:id="rId59">
-        <w:r>
-          <w:rPr>
-            <w:lang w:val="gu_IN" w:bidi="gu_IN"/>
-          </w:rPr>
-          <w:rPr>
-            <w:color w:val="0000EE"/>
-            <w:u w:val="single"/>
-          </w:rPr>
-          <w:t>નિર્ગમન 14:23–25</w:t>
-        </w:r>
-      </w:hyperlink>
-    </w:p>
-    <w:p>
-      <w:pPr>
-        <w:pStyle w:val="ListBullet"/>
-        <w:spacing w:line="240" w:lineRule="auto"/>
-        <w:ind w:left="720"/>
-      </w:pPr>
-      <w:r>
-        <w:rPr>
-          <w:lang w:val="gu_IN" w:bidi="gu_IN"/>
-        </w:rPr>
-      </w:r>
-      <w:hyperlink r:id="rId63">
-        <w:r>
-          <w:rPr>
-            <w:lang w:val="gu_IN" w:bidi="gu_IN"/>
-          </w:rPr>
-          <w:rPr>
-            <w:color w:val="0000EE"/>
-            <w:u w:val="single"/>
-          </w:rPr>
-          <w:t>હઝકિએલ 23:5–7</w:t>
-        </w:r>
-      </w:hyperlink>
-    </w:p>
-    <w:p>
-      <w:pPr>
-        <w:pStyle w:val="ListBullet"/>
-        <w:spacing w:line="240" w:lineRule="auto"/>
-        <w:ind w:left="720"/>
-      </w:pPr>
-      <w:r>
-        <w:rPr>
-          <w:lang w:val="gu_IN" w:bidi="gu_IN"/>
-        </w:rPr>
-      </w:r>
-      <w:hyperlink r:id="rId64">
-        <w:r>
-          <w:rPr>
-            <w:lang w:val="gu_IN" w:bidi="gu_IN"/>
-          </w:rPr>
-          <w:rPr>
-            <w:color w:val="0000EE"/>
-            <w:u w:val="single"/>
-          </w:rPr>
-          <w:t>ઝખાર્યા 6:7–8</w:t>
-        </w:r>
-      </w:hyperlink>
-    </w:p>
-    <w:p>
-      <w:pPr>
-        <w:pStyle w:val="Heading3"/>
-      </w:pPr>
-      <w:r>
-        <w:rPr>
-          <w:lang w:val="gu_IN" w:bidi="gu_IN"/>
-        </w:rPr>
-        <w:t>શબ્દ માહિતી:</w:t>
-      </w:r>
-    </w:p>
-    <w:p>
-      <w:pPr>
-        <w:pStyle w:val="ListBullet"/>
-        <w:spacing w:line="240" w:lineRule="auto"/>
-        <w:ind w:left="720"/>
-      </w:pPr>
-      <w:r>
-        <w:rPr>
-          <w:lang w:val="gu_IN" w:bidi="gu_IN"/>
-        </w:rPr>
-      </w:r>
-      <w:r>
-        <w:rPr>
-          <w:lang w:val="gu_IN" w:bidi="gu_IN"/>
-        </w:rPr>
-        <w:t>Strong's: H47, H5483, H5484, H6571, H7409, G2462</w:t>
+        <w:t>Strong's: H579, H1350, H2020, H2502, H3052, H3205, H3444, H3467, H4042, H4422, H4560, H4672, H5337, H5338, H5414, H5462, H6299, H6308, H6403, H6405, H6413, H6475, H6487, H6561, H7725, H7804, H8000, H8199, H8668, G325, G525, G629, G859, G1080, G1325, G1560, G1659, G1807, G1929, G2673, G3086, G3860, G4506, G4991, G5088, G5483</w:t>
       </w:r>
       <w:r>
         <w:rPr>
